--- a/bab 5/BAB V.docx
+++ b/bab 5/BAB V.docx
@@ -212,7 +212,7 @@
         <w:ind w:firstLine="720"/>
         <w:jc w:val="both"/>
         <w:sectPr>
-          <w:headerReference w:type="first" r:id="rId4"/>
+          <w:headerReference w:type="first" r:id="rId7"/>
           <w:pgSz w:w="11909" w:h="16834"/>
           <w:pgMar w:top="2275" w:right="1699" w:bottom="1699" w:left="2275" w:header="720" w:footer="720" w:gutter="0"/>
           <w:cols w:space="720"/>
@@ -253,70 +253,452 @@
         <w:lastRenderedPageBreak/>
         <w:t>REFERENSI</w:t>
       </w:r>
+      <w:bookmarkStart w:id="3" w:name="_heading=h.2jxsxqh" w:colFirst="0" w:colLast="0"/>
+      <w:bookmarkEnd w:id="3"/>
     </w:p>
     <w:p>
       <w:pPr>
-        <w:widowControl w:val="0"/>
-        <w:spacing w:line="240" w:lineRule="auto"/>
-        <w:ind w:left="640" w:hanging="640"/>
         <w:jc w:val="both"/>
+        <w:rPr>
+          <w:lang w:val="en-ID"/>
+        </w:rPr>
       </w:pPr>
-      <w:bookmarkStart w:id="3" w:name="_heading=h.2jxsxqh" w:colFirst="0" w:colLast="0"/>
-      <w:bookmarkEnd w:id="3"/>
-      <w:r>
-        <w:t>[1]</w:t>
-      </w:r>
-      <w:r>
-        <w:tab/>
-        <w:t>D. . Bloom, B.S. (Ed.). Engelhart, M.D., Furst, E.J., Hill, W.H., Krathwohl, “Taxonomy of Educational Objectives,” 1956.</w:t>
+      <w:r>
+        <w:rPr>
+          <w:lang w:val="en-ID"/>
+        </w:rPr>
+        <w:t xml:space="preserve">Burges, C. J. C. (2010). </w:t>
+      </w:r>
+      <w:r>
+        <w:rPr>
+          <w:i/>
+          <w:iCs/>
+          <w:lang w:val="en-ID"/>
+        </w:rPr>
+        <w:t>From RankNet to LambdaRank to LambdaMART: An Overview</w:t>
+      </w:r>
+      <w:r>
+        <w:rPr>
+          <w:lang w:val="en-ID"/>
+        </w:rPr>
+        <w:t>. Microsoft Research Technical Report.</w:t>
       </w:r>
     </w:p>
     <w:p>
       <w:pPr>
-        <w:widowControl w:val="0"/>
-        <w:spacing w:line="240" w:lineRule="auto"/>
-        <w:ind w:left="640" w:hanging="640"/>
         <w:jc w:val="both"/>
+        <w:rPr>
+          <w:lang w:val="en-ID"/>
+        </w:rPr>
       </w:pPr>
       <w:r>
-        <w:t>[2]</w:t>
-      </w:r>
-      <w:r>
-        <w:tab/>
-        <w:t xml:space="preserve">A. Yudhana, S. Sunardi, and A. Djalil, “Implementation of Pattern Matching Algorithm for Portable Document Format,” </w:t>
+        <w:rPr>
+          <w:lang w:val="en-ID"/>
+        </w:rPr>
+        <w:t xml:space="preserve">Cao, Z., Qin, T., Liu, T. Y., Tsai, M. F., &amp; Li, H. (2007). </w:t>
       </w:r>
       <w:r>
         <w:rPr>
           <w:i/>
-        </w:rPr>
-        <w:t>Int. J. Adv. Comput. Sci. Appl.</w:t>
-      </w:r>
-      <w:r>
-        <w:t>, vol. 8, no. 11, pp. 509–512, 2017, doi: 10.14569/ijacsa.2017.081162.</w:t>
+          <w:iCs/>
+          <w:lang w:val="en-ID"/>
+        </w:rPr>
+        <w:t>Learning to Rank: From Pairwise Approach to Listwise Approach</w:t>
+      </w:r>
+      <w:r>
+        <w:rPr>
+          <w:lang w:val="en-ID"/>
+        </w:rPr>
+        <w:t>. Proceedings of the International Conference on Machine Learning (ICML). ACM.</w:t>
       </w:r>
     </w:p>
     <w:p>
       <w:pPr>
-        <w:widowControl w:val="0"/>
-        <w:spacing w:line="240" w:lineRule="auto"/>
-        <w:ind w:left="640" w:hanging="640"/>
         <w:jc w:val="both"/>
+        <w:rPr>
+          <w:color w:val="000000"/>
+          <w:lang w:val="en-ID"/>
+        </w:rPr>
       </w:pPr>
-      <w:r>
-        <w:t>[3]</w:t>
-      </w:r>
-      <w:r>
+      <w:sdt>
+        <w:sdtPr>
+          <w:rPr>
+            <w:color w:val="000000"/>
+            <w:lang w:val="en-ID"/>
+          </w:rPr>
+          <w:tag w:val="MENDELEY_CITATION_v3_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"/>
+          <w:id w:val="385067572"/>
+          <w:placeholder>
+            <w:docPart w:val="DefaultPlaceholder_-1854013440"/>
+          </w:placeholder>
+        </w:sdtPr>
+        <w:sdtContent>
+          <w:r>
+            <w:rPr>
+              <w:color w:val="000000"/>
+              <w:lang w:val="en-ID"/>
+            </w:rPr>
+            <w:t>[1]</w:t>
+          </w:r>
+          <w:r>
+            <w:rPr>
+              <w:color w:val="000000"/>
+              <w:lang w:val="en-ID"/>
+            </w:rPr>
+            <w:tab/>
+          </w:r>
+          <w:r>
+            <w:rPr>
+              <w:lang w:val="en-ID"/>
+            </w:rPr>
+            <w:t>Irawan, R. D. (2024). Application of Deep Learning Algorithm to Detect</w:t>
+          </w:r>
+          <w:r>
+            <w:rPr>
+              <w:lang w:val="en-ID"/>
+            </w:rPr>
+            <w:tab/>
+          </w:r>
+          <w:r>
+            <w:rPr>
+              <w:lang w:val="en-ID"/>
+            </w:rPr>
+            <w:t xml:space="preserve">Fraud in Online Financial Transactions. </w:t>
+          </w:r>
+          <w:r>
+            <w:rPr>
+              <w:i/>
+              <w:iCs/>
+              <w:lang w:val="en-ID"/>
+            </w:rPr>
+            <w:t>Journal of Technology and</w:t>
+          </w:r>
+          <w:r>
+            <w:rPr>
+              <w:i/>
+              <w:iCs/>
+              <w:lang w:val="en-ID"/>
+            </w:rPr>
+            <w:tab/>
+          </w:r>
+          <w:r>
+            <w:rPr>
+              <w:i/>
+              <w:iCs/>
+              <w:lang w:val="en-ID"/>
+            </w:rPr>
+            <w:t>Information Systems</w:t>
+          </w:r>
+          <w:r>
+            <w:rPr>
+              <w:lang w:val="en-ID"/>
+            </w:rPr>
+            <w:t>.</w:t>
+          </w:r>
+        </w:sdtContent>
+      </w:sdt>
+      <w:r>
+        <w:rPr>
+          <w:color w:val="000000"/>
+          <w:lang w:val="en-ID"/>
+        </w:rPr>
         <w:tab/>
-        <w:t xml:space="preserve">Z. Peng, F. Yan, and X. Li, “Comparison of the different sampling techniques for imbalanced classification problems in machine learning,” </w:t>
+      </w:r>
+    </w:p>
+    <w:p>
+      <w:pPr>
+        <w:jc w:val="both"/>
+        <w:rPr>
+          <w:lang w:val="en-ID"/>
+        </w:rPr>
+      </w:pPr>
+    </w:p>
+    <w:p>
+      <w:pPr>
+        <w:jc w:val="both"/>
+        <w:rPr>
+          <w:lang w:val="en-ID"/>
+        </w:rPr>
+      </w:pPr>
+      <w:sdt>
+        <w:sdtPr>
+          <w:rPr>
+            <w:color w:val="000000"/>
+            <w:lang w:val="en-ID"/>
+          </w:rPr>
+          <w:tag w:val="MENDELEY_CITATION_v3_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"/>
+          <w:id w:val="-571195958"/>
+          <w:placeholder>
+            <w:docPart w:val="DefaultPlaceholder_-1854013440"/>
+          </w:placeholder>
+        </w:sdtPr>
+        <w:sdtContent>
+          <w:r>
+            <w:rPr>
+              <w:color w:val="000000"/>
+              <w:lang w:val="en-ID"/>
+            </w:rPr>
+            <w:t>[2]</w:t>
+          </w:r>
+          <w:r>
+            <w:rPr>
+              <w:color w:val="000000"/>
+              <w:lang w:val="en-ID"/>
+            </w:rPr>
+            <w:tab/>
+          </w:r>
+          <w:r>
+            <w:rPr>
+              <w:lang w:val="en-ID"/>
+            </w:rPr>
+            <w:t>Riyanto Tri Wijaya J, Dien Niviany Rahmatika, Eliada Herwiyanti</w:t>
+          </w:r>
+          <w:r>
+            <w:rPr>
+              <w:lang w:val="en-ID"/>
+            </w:rPr>
+            <w:t>. (</w:t>
+          </w:r>
+          <w:r>
+            <w:rPr>
+              <w:lang w:val="en-ID"/>
+            </w:rPr>
+            <w:t>2026</w:t>
+          </w:r>
+          <w:r>
+            <w:rPr>
+              <w:lang w:val="en-ID"/>
+            </w:rPr>
+            <w:t>).</w:t>
+          </w:r>
+          <w:r>
+            <w:rPr>
+              <w:lang w:val="en-ID"/>
+            </w:rPr>
+            <w:tab/>
+            <w:t>MACHINE LEARNING TECHNIQUES IN DETECTING FRAUD: A</w:t>
+          </w:r>
+          <w:r>
+            <w:rPr>
+              <w:lang w:val="en-ID"/>
+            </w:rPr>
+            <w:tab/>
+            <w:t>STATE OF THE ART REVIEW IN THE SCOPUS DATABASE</w:t>
+          </w:r>
+          <w:r>
+            <w:rPr>
+              <w:lang w:val="en-ID"/>
+            </w:rPr>
+            <w:t xml:space="preserve">. </w:t>
+          </w:r>
+          <w:r>
+            <w:rPr>
+              <w:i/>
+              <w:iCs/>
+              <w:lang w:val="en-ID"/>
+            </w:rPr>
+            <w:t>Junal</w:t>
+          </w:r>
+          <w:r>
+            <w:rPr>
+              <w:i/>
+              <w:iCs/>
+              <w:lang w:val="en-ID"/>
+            </w:rPr>
+            <w:tab/>
+            <w:t>Bina Akutansi</w:t>
+          </w:r>
+          <w:r>
+            <w:rPr>
+              <w:lang w:val="en-ID"/>
+            </w:rPr>
+            <w:t>.</w:t>
+          </w:r>
+        </w:sdtContent>
+      </w:sdt>
+      <w:r>
+        <w:rPr>
+          <w:color w:val="000000"/>
+          <w:lang w:val="en-ID"/>
+        </w:rPr>
+        <w:tab/>
+      </w:r>
+    </w:p>
+    <w:p>
+      <w:pPr>
+        <w:jc w:val="both"/>
+        <w:rPr>
+          <w:lang w:val="en-ID"/>
+        </w:rPr>
+      </w:pPr>
+    </w:p>
+    <w:p>
+      <w:pPr>
+        <w:jc w:val="both"/>
+        <w:rPr>
+          <w:lang w:val="en-ID"/>
+        </w:rPr>
+      </w:pPr>
+      <w:r>
+        <w:rPr>
+          <w:lang w:val="en-ID"/>
+        </w:rPr>
+        <w:t>Kurniawati, T. O., Tarjo, &amp; Haryadi, B. (2024). Machine Learning in Detecting Fraud: Literature Review.</w:t>
+      </w:r>
+    </w:p>
+    <w:p>
+      <w:pPr>
+        <w:jc w:val="both"/>
+        <w:rPr>
+          <w:lang w:val="en-ID"/>
+        </w:rPr>
+      </w:pPr>
+      <w:r>
+        <w:rPr>
+          <w:lang w:val="en-ID"/>
+        </w:rPr>
+        <w:t>Majumder, R. Q. (2025). Data-driven Machine Learning-based Fraud Detection for Financial Transactions.</w:t>
+      </w:r>
+    </w:p>
+    <w:p>
+      <w:pPr>
+        <w:jc w:val="both"/>
+        <w:rPr>
+          <w:lang w:val="en-ID"/>
+        </w:rPr>
+      </w:pPr>
+    </w:p>
+    <w:p>
+      <w:pPr>
+        <w:ind w:left="720" w:hanging="720"/>
+        <w:jc w:val="both"/>
+        <w:rPr>
+          <w:lang w:val="en-ID"/>
+        </w:rPr>
+      </w:pPr>
+      <w:sdt>
+        <w:sdtPr>
+          <w:rPr>
+            <w:color w:val="000000"/>
+            <w:lang w:val="en-ID"/>
+          </w:rPr>
+          <w:tag w:val="MENDELEY_CITATION_v3_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"/>
+          <w:id w:val="-2002885643"/>
+          <w:placeholder>
+            <w:docPart w:val="DefaultPlaceholder_-1854013440"/>
+          </w:placeholder>
+        </w:sdtPr>
+        <w:sdtContent>
+          <w:r>
+            <w:rPr>
+              <w:color w:val="000000"/>
+              <w:lang w:val="en-ID"/>
+            </w:rPr>
+            <w:t>[3]</w:t>
+          </w:r>
+          <w:r>
+            <w:rPr>
+              <w:color w:val="000000"/>
+              <w:lang w:val="en-ID"/>
+            </w:rPr>
+            <w:tab/>
+          </w:r>
+          <w:r>
+            <w:rPr>
+              <w:color w:val="000000"/>
+            </w:rPr>
+            <w:t>Mustika, N. I. (2021). Machine Learning Algorithms in Fraud Detection</w:t>
+          </w:r>
+          <w:r>
+            <w:rPr>
+              <w:color w:val="000000"/>
+            </w:rPr>
+            <w:t>: Case Study on Retail Consumer Financing Company</w:t>
+          </w:r>
+          <w:r>
+            <w:rPr>
+              <w:color w:val="000000"/>
+            </w:rPr>
+            <w:t xml:space="preserve">. </w:t>
+          </w:r>
+          <w:r>
+            <w:rPr>
+              <w:i/>
+              <w:iCs/>
+              <w:color w:val="000000"/>
+            </w:rPr>
+            <w:t>Asian Pacific Fraud Journal</w:t>
+          </w:r>
+          <w:r>
+            <w:rPr>
+              <w:color w:val="000000"/>
+            </w:rPr>
+            <w:t>.</w:t>
+          </w:r>
+        </w:sdtContent>
+      </w:sdt>
+      <w:r>
+        <w:rPr>
+          <w:color w:val="000000"/>
+          <w:lang w:val="en-ID"/>
+        </w:rPr>
+        <w:tab/>
+      </w:r>
+    </w:p>
+    <w:p>
+      <w:pPr>
+        <w:jc w:val="both"/>
+        <w:rPr>
+          <w:lang w:val="en-ID"/>
+        </w:rPr>
+      </w:pPr>
+      <w:r>
+        <w:rPr>
+          <w:lang w:val="en-ID"/>
+        </w:rPr>
+        <w:t xml:space="preserve">Li, W. W. et al. (2025). Learn to Rank Risky Investors: A Case Study of Predicting Financial Risk. </w:t>
       </w:r>
       <w:r>
         <w:rPr>
           <w:i/>
-        </w:rPr>
-        <w:t>Proc. - 2019 11th Int. Conf. Meas. Technol. Mechatronics Autom. ICMTMA 2019</w:t>
-      </w:r>
-      <w:r>
-        <w:t>, pp. 431–434, 2019, doi: 10.1109/ICMTMA.2019.00101.</w:t>
+          <w:iCs/>
+          <w:lang w:val="en-ID"/>
+        </w:rPr>
+        <w:t>ACM Digital Library</w:t>
+      </w:r>
+      <w:r>
+        <w:rPr>
+          <w:lang w:val="en-ID"/>
+        </w:rPr>
+        <w:t>.</w:t>
+      </w:r>
+    </w:p>
+    <w:p>
+      <w:pPr>
+        <w:jc w:val="both"/>
+        <w:rPr>
+          <w:lang w:val="en-ID"/>
+        </w:rPr>
+      </w:pPr>
+      <w:r>
+        <w:rPr>
+          <w:lang w:val="en-ID"/>
+        </w:rPr>
+        <w:t xml:space="preserve">Liu, T. Y. (2009). </w:t>
+      </w:r>
+      <w:r>
+        <w:rPr>
+          <w:i/>
+          <w:iCs/>
+          <w:lang w:val="en-ID"/>
+        </w:rPr>
+        <w:t>Learning to Rank for Information Retrieval</w:t>
+      </w:r>
+      <w:r>
+        <w:rPr>
+          <w:lang w:val="en-ID"/>
+        </w:rPr>
+        <w:t>. Foundations and Trends in Information Retrieval.</w:t>
       </w:r>
     </w:p>
     <w:p>
@@ -370,8 +752,8 @@
     </w:p>
     <w:p/>
     <w:sectPr>
-      <w:headerReference w:type="default" r:id="rId5"/>
-      <w:footerReference w:type="default" r:id="rId6"/>
+      <w:headerReference w:type="default" r:id="rId8"/>
+      <w:footerReference w:type="default" r:id="rId9"/>
       <w:pgSz w:w="11909" w:h="16834"/>
       <w:pgMar w:top="1699" w:right="1699" w:bottom="1699" w:left="2275" w:header="720" w:footer="720" w:gutter="0"/>
       <w:cols w:space="720"/>
@@ -379,6 +761,31 @@
     </w:sectPr>
   </w:body>
 </w:document>
+</file>
+
+<file path=word/endnotes.xml><?xml version="1.0" encoding="utf-8"?>
+<w:endnotes xmlns:wpc="http://schemas.microsoft.com/office/word/2010/wordprocessingCanvas" xmlns:cx="http://schemas.microsoft.com/office/drawing/2014/chartex" xmlns:cx1="http://schemas.microsoft.com/office/drawing/2015/9/8/chartex" xmlns:cx2="http://schemas.microsoft.com/office/drawing/2015/10/21/chartex" xmlns:cx3="http://schemas.microsoft.com/office/drawing/2016/5/9/chartex" xmlns:cx4="http://schemas.microsoft.com/office/drawing/2016/5/10/chartex" xmlns:cx5="http://schemas.microsoft.com/office/drawing/2016/5/11/chartex" xmlns:cx6="http://schemas.microsoft.com/office/drawing/2016/5/12/chartex" xmlns:cx7="http://schemas.microsoft.com/office/drawing/2016/5/13/chartex" xmlns:cx8="http://schemas.microsoft.com/office/drawing/2016/5/14/chartex" xmlns:mc="http://schemas.openxmlformats.org/markup-compatibility/2006" xmlns:aink="http://schemas.microsoft.com/office/drawing/2016/ink" xmlns:am3d="http://schemas.microsoft.com/office/drawing/2017/model3d" xmlns:o="urn:schemas-microsoft-com:office:office" xmlns:oel="http://schemas.microsoft.com/office/2019/extlst" xmlns:r="http://schemas.openxmlformats.org/officeDocument/2006/relationships" xmlns:m="http://schemas.openxmlformats.org/officeDocument/2006/math" xmlns:v="urn:schemas-microsoft-com:vml" xmlns:wp14="http://schemas.microsoft.com/office/word/2010/wordprocessingDrawing" xmlns:wp="http://schemas.openxmlformats.org/drawingml/2006/wordprocessingDrawing" xmlns:w10="urn:schemas-microsoft-com:office:word" xmlns:w="http://schemas.openxmlformats.org/wordprocessingml/2006/main" xmlns:w14="http://schemas.microsoft.com/office/word/2010/wordml" xmlns:w15="http://schemas.microsoft.com/office/word/2012/wordml" xmlns:w16cex="http://schemas.microsoft.com/office/word/2018/wordml/cex" xmlns:w16cid="http://schemas.microsoft.com/office/word/2016/wordml/cid" xmlns:w16="http://schemas.microsoft.com/office/word/2018/wordml" xmlns:w16du="http://schemas.microsoft.com/office/word/2023/wordml/word16du" xmlns:w16sdtdh="http://schemas.microsoft.com/office/word/2020/wordml/sdtdatahash" xmlns:w16sdtfl="http://schemas.microsoft.com/office/word/2024/wordml/sdtformatlock" xmlns:w16se="http://schemas.microsoft.com/office/word/2015/wordml/symex" xmlns:wpg="http://schemas.microsoft.com/office/word/2010/wordprocessingGroup" xmlns:wpi="http://schemas.microsoft.com/office/word/2010/wordprocessingInk" xmlns:wne="http://schemas.microsoft.com/office/word/2006/wordml" xmlns:wps="http://schemas.microsoft.com/office/word/2010/wordprocessingShape" mc:Ignorable="w14 w15 w16se w16cid w16 w16cex w16sdtdh w16sdtfl w16du wp14">
+  <w:endnote w:type="separator" w:id="-1">
+    <w:p>
+      <w:pPr>
+        <w:spacing w:after="0" w:line="240" w:lineRule="auto"/>
+      </w:pPr>
+      <w:r>
+        <w:separator/>
+      </w:r>
+    </w:p>
+  </w:endnote>
+  <w:endnote w:type="continuationSeparator" w:id="0">
+    <w:p>
+      <w:pPr>
+        <w:spacing w:after="0" w:line="240" w:lineRule="auto"/>
+      </w:pPr>
+      <w:r>
+        <w:continuationSeparator/>
+      </w:r>
+    </w:p>
+  </w:endnote>
+</w:endnotes>
 </file>
 
 <file path=word/footer1.xml><?xml version="1.0" encoding="utf-8"?>
@@ -454,6 +861,31 @@
     </w:pPr>
   </w:p>
 </w:ftr>
+</file>
+
+<file path=word/footnotes.xml><?xml version="1.0" encoding="utf-8"?>
+<w:footnotes xmlns:wpc="http://schemas.microsoft.com/office/word/2010/wordprocessingCanvas" xmlns:cx="http://schemas.microsoft.com/office/drawing/2014/chartex" xmlns:cx1="http://schemas.microsoft.com/office/drawing/2015/9/8/chartex" xmlns:cx2="http://schemas.microsoft.com/office/drawing/2015/10/21/chartex" xmlns:cx3="http://schemas.microsoft.com/office/drawing/2016/5/9/chartex" xmlns:cx4="http://schemas.microsoft.com/office/drawing/2016/5/10/chartex" xmlns:cx5="http://schemas.microsoft.com/office/drawing/2016/5/11/chartex" xmlns:cx6="http://schemas.microsoft.com/office/drawing/2016/5/12/chartex" xmlns:cx7="http://schemas.microsoft.com/office/drawing/2016/5/13/chartex" xmlns:cx8="http://schemas.microsoft.com/office/drawing/2016/5/14/chartex" xmlns:mc="http://schemas.openxmlformats.org/markup-compatibility/2006" xmlns:aink="http://schemas.microsoft.com/office/drawing/2016/ink" xmlns:am3d="http://schemas.microsoft.com/office/drawing/2017/model3d" xmlns:o="urn:schemas-microsoft-com:office:office" xmlns:oel="http://schemas.microsoft.com/office/2019/extlst" xmlns:r="http://schemas.openxmlformats.org/officeDocument/2006/relationships" xmlns:m="http://schemas.openxmlformats.org/officeDocument/2006/math" xmlns:v="urn:schemas-microsoft-com:vml" xmlns:wp14="http://schemas.microsoft.com/office/word/2010/wordprocessingDrawing" xmlns:wp="http://schemas.openxmlformats.org/drawingml/2006/wordprocessingDrawing" xmlns:w10="urn:schemas-microsoft-com:office:word" xmlns:w="http://schemas.openxmlformats.org/wordprocessingml/2006/main" xmlns:w14="http://schemas.microsoft.com/office/word/2010/wordml" xmlns:w15="http://schemas.microsoft.com/office/word/2012/wordml" xmlns:w16cex="http://schemas.microsoft.com/office/word/2018/wordml/cex" xmlns:w16cid="http://schemas.microsoft.com/office/word/2016/wordml/cid" xmlns:w16="http://schemas.microsoft.com/office/word/2018/wordml" xmlns:w16du="http://schemas.microsoft.com/office/word/2023/wordml/word16du" xmlns:w16sdtdh="http://schemas.microsoft.com/office/word/2020/wordml/sdtdatahash" xmlns:w16sdtfl="http://schemas.microsoft.com/office/word/2024/wordml/sdtformatlock" xmlns:w16se="http://schemas.microsoft.com/office/word/2015/wordml/symex" xmlns:wpg="http://schemas.microsoft.com/office/word/2010/wordprocessingGroup" xmlns:wpi="http://schemas.microsoft.com/office/word/2010/wordprocessingInk" xmlns:wne="http://schemas.microsoft.com/office/word/2006/wordml" xmlns:wps="http://schemas.microsoft.com/office/word/2010/wordprocessingShape" mc:Ignorable="w14 w15 w16se w16cid w16 w16cex w16sdtdh w16sdtfl w16du wp14">
+  <w:footnote w:type="separator" w:id="-1">
+    <w:p>
+      <w:pPr>
+        <w:spacing w:after="0" w:line="240" w:lineRule="auto"/>
+      </w:pPr>
+      <w:r>
+        <w:separator/>
+      </w:r>
+    </w:p>
+  </w:footnote>
+  <w:footnote w:type="continuationSeparator" w:id="0">
+    <w:p>
+      <w:pPr>
+        <w:spacing w:after="0" w:line="240" w:lineRule="auto"/>
+      </w:pPr>
+      <w:r>
+        <w:continuationSeparator/>
+      </w:r>
+    </w:p>
+  </w:footnote>
+</w:footnotes>
 </file>
 
 <file path=word/header1.xml><?xml version="1.0" encoding="utf-8"?>
@@ -1151,7 +1583,6 @@
   <w:style w:type="character" w:default="1" w:styleId="DefaultParagraphFont">
     <w:name w:val="Default Paragraph Font"/>
     <w:uiPriority w:val="1"/>
-    <w:semiHidden/>
     <w:unhideWhenUsed/>
   </w:style>
   <w:style w:type="table" w:default="1" w:styleId="TableNormal">
@@ -1485,7 +1916,577 @@
       <w:spacing w:val="5"/>
     </w:rPr>
   </w:style>
+  <w:style w:type="character" w:styleId="PlaceholderText">
+    <w:name w:val="Placeholder Text"/>
+    <w:basedOn w:val="DefaultParagraphFont"/>
+    <w:uiPriority w:val="99"/>
+    <w:semiHidden/>
+    <w:rsid w:val="005C78F4"/>
+    <w:rPr>
+      <w:color w:val="666666"/>
+    </w:rPr>
+  </w:style>
 </w:styles>
+</file>
+
+<file path=word/glossary/document.xml><?xml version="1.0" encoding="utf-8"?>
+<w:glossaryDocument xmlns:wpc="http://schemas.microsoft.com/office/word/2010/wordprocessingCanvas" xmlns:cx="http://schemas.microsoft.com/office/drawing/2014/chartex" xmlns:cx1="http://schemas.microsoft.com/office/drawing/2015/9/8/chartex" xmlns:cx2="http://schemas.microsoft.com/office/drawing/2015/10/21/chartex" xmlns:cx3="http://schemas.microsoft.com/office/drawing/2016/5/9/chartex" xmlns:cx4="http://schemas.microsoft.com/office/drawing/2016/5/10/chartex" xmlns:cx5="http://schemas.microsoft.com/office/drawing/2016/5/11/chartex" xmlns:cx6="http://schemas.microsoft.com/office/drawing/2016/5/12/chartex" xmlns:cx7="http://schemas.microsoft.com/office/drawing/2016/5/13/chartex" xmlns:cx8="http://schemas.microsoft.com/office/drawing/2016/5/14/chartex" xmlns:mc="http://schemas.openxmlformats.org/markup-compatibility/2006" xmlns:aink="http://schemas.microsoft.com/office/drawing/2016/ink" xmlns:am3d="http://schemas.microsoft.com/office/drawing/2017/model3d" xmlns:o="urn:schemas-microsoft-com:office:office" xmlns:oel="http://schemas.microsoft.com/office/2019/extlst" xmlns:r="http://schemas.openxmlformats.org/officeDocument/2006/relationships" xmlns:m="http://schemas.openxmlformats.org/officeDocument/2006/math" xmlns:v="urn:schemas-microsoft-com:vml" xmlns:wp14="http://schemas.microsoft.com/office/word/2010/wordprocessingDrawing" xmlns:wp="http://schemas.openxmlformats.org/drawingml/2006/wordprocessingDrawing" xmlns:w10="urn:schemas-microsoft-com:office:word" xmlns:w="http://schemas.openxmlformats.org/wordprocessingml/2006/main" xmlns:w14="http://schemas.microsoft.com/office/word/2010/wordml" xmlns:w15="http://schemas.microsoft.com/office/word/2012/wordml" xmlns:w16cex="http://schemas.microsoft.com/office/word/2018/wordml/cex" xmlns:w16cid="http://schemas.microsoft.com/office/word/2016/wordml/cid" xmlns:w16="http://schemas.microsoft.com/office/word/2018/wordml" xmlns:w16du="http://schemas.microsoft.com/office/word/2023/wordml/word16du" xmlns:w16sdtdh="http://schemas.microsoft.com/office/word/2020/wordml/sdtdatahash" xmlns:w16sdtfl="http://schemas.microsoft.com/office/word/2024/wordml/sdtformatlock" xmlns:w16se="http://schemas.microsoft.com/office/word/2015/wordml/symex" xmlns:wpg="http://schemas.microsoft.com/office/word/2010/wordprocessingGroup" xmlns:wpi="http://schemas.microsoft.com/office/word/2010/wordprocessingInk" xmlns:wne="http://schemas.microsoft.com/office/word/2006/wordml" xmlns:wps="http://schemas.microsoft.com/office/word/2010/wordprocessingShape" mc:Ignorable="w14 w15 w16se w16cid w16 w16cex w16sdtdh w16sdtfl w16du wp14">
+  <w:docParts>
+    <w:docPart>
+      <w:docPartPr>
+        <w:name w:val="DefaultPlaceholder_-1854013440"/>
+        <w:category>
+          <w:name w:val="General"/>
+          <w:gallery w:val="placeholder"/>
+        </w:category>
+        <w:types>
+          <w:type w:val="bbPlcHdr"/>
+        </w:types>
+        <w:behaviors>
+          <w:behavior w:val="content"/>
+        </w:behaviors>
+        <w:guid w:val="{58A15672-D330-4CF0-A8A8-78BABECDA5EC}"/>
+      </w:docPartPr>
+      <w:docPartBody>
+        <w:p>
+          <w:r>
+            <w:rPr>
+              <w:rStyle w:val="PlaceholderText"/>
+            </w:rPr>
+            <w:t>Click or tap here to enter text.</w:t>
+          </w:r>
+        </w:p>
+      </w:docPartBody>
+    </w:docPart>
+  </w:docParts>
+</w:glossaryDocument>
+</file>
+
+<file path=word/glossary/fontTable.xml><?xml version="1.0" encoding="utf-8"?>
+<w:fonts xmlns:mc="http://schemas.openxmlformats.org/markup-compatibility/2006" xmlns:r="http://schemas.openxmlformats.org/officeDocument/2006/relationships" xmlns:w="http://schemas.openxmlformats.org/wordprocessingml/2006/main" xmlns:w14="http://schemas.microsoft.com/office/word/2010/wordml" xmlns:w15="http://schemas.microsoft.com/office/word/2012/wordml" xmlns:w16cex="http://schemas.microsoft.com/office/word/2018/wordml/cex" xmlns:w16cid="http://schemas.microsoft.com/office/word/2016/wordml/cid" xmlns:w16="http://schemas.microsoft.com/office/word/2018/wordml" xmlns:w16du="http://schemas.microsoft.com/office/word/2023/wordml/word16du" xmlns:w16sdtdh="http://schemas.microsoft.com/office/word/2020/wordml/sdtdatahash" xmlns:w16sdtfl="http://schemas.microsoft.com/office/word/2024/wordml/sdtformatlock" xmlns:w16se="http://schemas.microsoft.com/office/word/2015/wordml/symex" mc:Ignorable="w14 w15 w16se w16cid w16 w16cex w16sdtdh w16sdtfl w16du">
+  <w:font w:name="Calibri">
+    <w:panose1 w:val="020F0502020204030204"/>
+    <w:charset w:val="00"/>
+    <w:family w:val="swiss"/>
+    <w:pitch w:val="variable"/>
+    <w:sig w:usb0="E4002EFF" w:usb1="C200247B" w:usb2="00000009" w:usb3="00000000" w:csb0="000001FF" w:csb1="00000000"/>
+  </w:font>
+  <w:font w:name="Times New Roman">
+    <w:panose1 w:val="02020603050405020304"/>
+    <w:charset w:val="00"/>
+    <w:family w:val="roman"/>
+    <w:pitch w:val="variable"/>
+    <w:sig w:usb0="E0002EFF" w:usb1="C000785B" w:usb2="00000009" w:usb3="00000000" w:csb0="000001FF" w:csb1="00000000"/>
+  </w:font>
+  <w:font w:name="Calibri Light">
+    <w:panose1 w:val="020F0302020204030204"/>
+    <w:charset w:val="00"/>
+    <w:family w:val="swiss"/>
+    <w:pitch w:val="variable"/>
+    <w:sig w:usb0="E4002EFF" w:usb1="C200247B" w:usb2="00000009" w:usb3="00000000" w:csb0="000001FF" w:csb1="00000000"/>
+  </w:font>
+</w:fonts>
+</file>
+
+<file path=word/glossary/settings.xml><?xml version="1.0" encoding="utf-8"?>
+<w:settings xmlns:mc="http://schemas.openxmlformats.org/markup-compatibility/2006" xmlns:o="urn:schemas-microsoft-com:office:office" xmlns:r="http://schemas.openxmlformats.org/officeDocument/2006/relationships" xmlns:m="http://schemas.openxmlformats.org/officeDocument/2006/math" xmlns:v="urn:schemas-microsoft-com:vml" xmlns:w10="urn:schemas-microsoft-com:office:word" xmlns:w="http://schemas.openxmlformats.org/wordprocessingml/2006/main" xmlns:w14="http://schemas.microsoft.com/office/word/2010/wordml" xmlns:w15="http://schemas.microsoft.com/office/word/2012/wordml" xmlns:w16cex="http://schemas.microsoft.com/office/word/2018/wordml/cex" xmlns:w16cid="http://schemas.microsoft.com/office/word/2016/wordml/cid" xmlns:w16="http://schemas.microsoft.com/office/word/2018/wordml" xmlns:w16du="http://schemas.microsoft.com/office/word/2023/wordml/word16du" xmlns:w16sdtdh="http://schemas.microsoft.com/office/word/2020/wordml/sdtdatahash" xmlns:w16sdtfl="http://schemas.microsoft.com/office/word/2024/wordml/sdtformatlock" xmlns:w16se="http://schemas.microsoft.com/office/word/2015/wordml/symex" xmlns:sl="http://schemas.openxmlformats.org/schemaLibrary/2006/main" mc:Ignorable="w14 w15 w16se w16cid w16 w16cex w16sdtdh w16sdtfl w16du">
+  <w:view w:val="normal"/>
+  <w:defaultTabStop w:val="720"/>
+  <w:characterSpacingControl w:val="doNotCompress"/>
+  <w:compat>
+    <w:useFELayout/>
+    <w:compatSetting w:name="compatibilityMode" w:uri="http://schemas.microsoft.com/office/word" w:val="15"/>
+    <w:compatSetting w:name="overrideTableStyleFontSizeAndJustification" w:uri="http://schemas.microsoft.com/office/word" w:val="1"/>
+    <w:compatSetting w:name="enableOpenTypeFeatures" w:uri="http://schemas.microsoft.com/office/word" w:val="1"/>
+    <w:compatSetting w:name="doNotFlipMirrorIndents" w:uri="http://schemas.microsoft.com/office/word" w:val="1"/>
+    <w:compatSetting w:name="differentiateMultirowTableHeaders" w:uri="http://schemas.microsoft.com/office/word" w:val="1"/>
+    <w:compatSetting w:name="useWord2013TrackBottomHyphenation" w:uri="http://schemas.microsoft.com/office/word" w:val="0"/>
+  </w:compat>
+  <w:rsids>
+    <w:rsidRoot w:val="009F548A"/>
+    <w:rsid w:val="005A640A"/>
+    <w:rsid w:val="00866DCB"/>
+    <w:rsid w:val="009F548A"/>
+  </w:rsids>
+  <m:mathPr>
+    <m:mathFont m:val="Cambria Math"/>
+    <m:brkBin m:val="before"/>
+    <m:brkBinSub m:val="--"/>
+    <m:smallFrac m:val="0"/>
+    <m:dispDef/>
+    <m:lMargin m:val="0"/>
+    <m:rMargin m:val="0"/>
+    <m:defJc m:val="centerGroup"/>
+    <m:wrapIndent m:val="1440"/>
+    <m:intLim m:val="subSup"/>
+    <m:naryLim m:val="undOvr"/>
+  </m:mathPr>
+  <w:themeFontLang w:val="en-ID"/>
+  <w:clrSchemeMapping w:bg1="light1" w:t1="dark1" w:bg2="light2" w:t2="dark2" w:accent1="accent1" w:accent2="accent2" w:accent3="accent3" w:accent4="accent4" w:accent5="accent5" w:accent6="accent6" w:hyperlink="hyperlink" w:followedHyperlink="followedHyperlink"/>
+  <w:decimalSymbol w:val=","/>
+  <w:listSeparator w:val=";"/>
+  <w15:chartTrackingRefBased/>
+</w:settings>
+</file>
+
+<file path=word/glossary/styles.xml><?xml version="1.0" encoding="utf-8"?>
+<w:styles xmlns:mc="http://schemas.openxmlformats.org/markup-compatibility/2006" xmlns:r="http://schemas.openxmlformats.org/officeDocument/2006/relationships" xmlns:w="http://schemas.openxmlformats.org/wordprocessingml/2006/main" xmlns:w14="http://schemas.microsoft.com/office/word/2010/wordml" xmlns:w15="http://schemas.microsoft.com/office/word/2012/wordml" xmlns:w16cex="http://schemas.microsoft.com/office/word/2018/wordml/cex" xmlns:w16cid="http://schemas.microsoft.com/office/word/2016/wordml/cid" xmlns:w16="http://schemas.microsoft.com/office/word/2018/wordml" xmlns:w16du="http://schemas.microsoft.com/office/word/2023/wordml/word16du" xmlns:w16sdtdh="http://schemas.microsoft.com/office/word/2020/wordml/sdtdatahash" xmlns:w16sdtfl="http://schemas.microsoft.com/office/word/2024/wordml/sdtformatlock" xmlns:w16se="http://schemas.microsoft.com/office/word/2015/wordml/symex" mc:Ignorable="w14 w15 w16se w16cid w16 w16cex w16sdtdh w16sdtfl w16du">
+  <w:docDefaults>
+    <w:rPrDefault>
+      <w:rPr>
+        <w:rFonts w:asciiTheme="minorHAnsi" w:eastAsiaTheme="minorEastAsia" w:hAnsiTheme="minorHAnsi" w:cstheme="minorBidi"/>
+        <w:kern w:val="2"/>
+        <w:sz w:val="24"/>
+        <w:szCs w:val="24"/>
+        <w:lang w:val="en-ID" w:eastAsia="en-ID" w:bidi="ar-SA"/>
+        <w14:ligatures w14:val="standardContextual"/>
+      </w:rPr>
+    </w:rPrDefault>
+    <w:pPrDefault>
+      <w:pPr>
+        <w:spacing w:after="160" w:line="278" w:lineRule="auto"/>
+      </w:pPr>
+    </w:pPrDefault>
+  </w:docDefaults>
+  <w:latentStyles w:defLockedState="0" w:defUIPriority="99" w:defSemiHidden="0" w:defUnhideWhenUsed="0" w:defQFormat="0" w:count="376">
+    <w:lsdException w:name="Normal" w:uiPriority="0" w:qFormat="1"/>
+    <w:lsdException w:name="heading 1" w:uiPriority="9" w:qFormat="1"/>
+    <w:lsdException w:name="heading 2" w:semiHidden="1" w:uiPriority="9" w:unhideWhenUsed="1" w:qFormat="1"/>
+    <w:lsdException w:name="heading 3" w:semiHidden="1" w:uiPriority="9" w:unhideWhenUsed="1" w:qFormat="1"/>
+    <w:lsdException w:name="heading 4" w:semiHidden="1" w:uiPriority="9" w:unhideWhenUsed="1" w:qFormat="1"/>
+    <w:lsdException w:name="heading 5" w:semiHidden="1" w:uiPriority="9" w:unhideWhenUsed="1" w:qFormat="1"/>
+    <w:lsdException w:name="heading 6" w:semiHidden="1" w:uiPriority="9" w:unhideWhenUsed="1" w:qFormat="1"/>
+    <w:lsdException w:name="heading 7" w:semiHidden="1" w:uiPriority="9" w:unhideWhenUsed="1" w:qFormat="1"/>
+    <w:lsdException w:name="heading 8" w:semiHidden="1" w:uiPriority="9" w:unhideWhenUsed="1" w:qFormat="1"/>
+    <w:lsdException w:name="heading 9" w:semiHidden="1" w:uiPriority="9" w:unhideWhenUsed="1" w:qFormat="1"/>
+    <w:lsdException w:name="index 1" w:semiHidden="1" w:unhideWhenUsed="1"/>
+    <w:lsdException w:name="index 2" w:semiHidden="1" w:unhideWhenUsed="1"/>
+    <w:lsdException w:name="index 3" w:semiHidden="1" w:unhideWhenUsed="1"/>
+    <w:lsdException w:name="index 4" w:semiHidden="1" w:unhideWhenUsed="1"/>
+    <w:lsdException w:name="index 5" w:semiHidden="1" w:unhideWhenUsed="1"/>
+    <w:lsdException w:name="index 6" w:semiHidden="1" w:unhideWhenUsed="1"/>
+    <w:lsdException w:name="index 7" w:semiHidden="1" w:unhideWhenUsed="1"/>
+    <w:lsdException w:name="index 8" w:semiHidden="1" w:unhideWhenUsed="1"/>
+    <w:lsdException w:name="index 9" w:semiHidden="1" w:unhideWhenUsed="1"/>
+    <w:lsdException w:name="toc 1" w:semiHidden="1" w:uiPriority="39" w:unhideWhenUsed="1"/>
+    <w:lsdException w:name="toc 2" w:semiHidden="1" w:uiPriority="39" w:unhideWhenUsed="1"/>
+    <w:lsdException w:name="toc 3" w:semiHidden="1" w:uiPriority="39" w:unhideWhenUsed="1"/>
+    <w:lsdException w:name="toc 4" w:semiHidden="1" w:uiPriority="39" w:unhideWhenUsed="1"/>
+    <w:lsdException w:name="toc 5" w:semiHidden="1" w:uiPriority="39" w:unhideWhenUsed="1"/>
+    <w:lsdException w:name="toc 6" w:semiHidden="1" w:uiPriority="39" w:unhideWhenUsed="1"/>
+    <w:lsdException w:name="toc 7" w:semiHidden="1" w:uiPriority="39" w:unhideWhenUsed="1"/>
+    <w:lsdException w:name="toc 8" w:semiHidden="1" w:uiPriority="39" w:unhideWhenUsed="1"/>
+    <w:lsdException w:name="toc 9" w:semiHidden="1" w:uiPriority="39" w:unhideWhenUsed="1"/>
+    <w:lsdException w:name="Normal Indent" w:semiHidden="1" w:unhideWhenUsed="1"/>
+    <w:lsdException w:name="footnote text" w:semiHidden="1" w:unhideWhenUsed="1"/>
+    <w:lsdException w:name="annotation text" w:semiHidden="1" w:unhideWhenUsed="1"/>
+    <w:lsdException w:name="header" w:semiHidden="1" w:unhideWhenUsed="1"/>
+    <w:lsdException w:name="footer" w:semiHidden="1" w:unhideWhenUsed="1"/>
+    <w:lsdException w:name="index heading" w:semiHidden="1" w:unhideWhenUsed="1"/>
+    <w:lsdException w:name="caption" w:semiHidden="1" w:uiPriority="35" w:unhideWhenUsed="1" w:qFormat="1"/>
+    <w:lsdException w:name="table of figures" w:semiHidden="1" w:unhideWhenUsed="1"/>
+    <w:lsdException w:name="envelope address" w:semiHidden="1" w:unhideWhenUsed="1"/>
+    <w:lsdException w:name="envelope return" w:semiHidden="1" w:unhideWhenUsed="1"/>
+    <w:lsdException w:name="footnote reference" w:semiHidden="1" w:unhideWhenUsed="1"/>
+    <w:lsdException w:name="annotation reference" w:semiHidden="1" w:unhideWhenUsed="1"/>
+    <w:lsdException w:name="line number" w:semiHidden="1" w:unhideWhenUsed="1"/>
+    <w:lsdException w:name="page number" w:semiHidden="1" w:unhideWhenUsed="1"/>
+    <w:lsdException w:name="endnote reference" w:semiHidden="1" w:unhideWhenUsed="1"/>
+    <w:lsdException w:name="endnote text" w:semiHidden="1" w:unhideWhenUsed="1"/>
+    <w:lsdException w:name="table of authorities" w:semiHidden="1" w:unhideWhenUsed="1"/>
+    <w:lsdException w:name="macro" w:semiHidden="1" w:unhideWhenUsed="1"/>
+    <w:lsdException w:name="toa heading" w:semiHidden="1" w:unhideWhenUsed="1"/>
+    <w:lsdException w:name="List" w:semiHidden="1" w:unhideWhenUsed="1"/>
+    <w:lsdException w:name="List Bullet" w:semiHidden="1" w:unhideWhenUsed="1"/>
+    <w:lsdException w:name="List Number" w:semiHidden="1" w:unhideWhenUsed="1"/>
+    <w:lsdException w:name="List 2" w:semiHidden="1" w:unhideWhenUsed="1"/>
+    <w:lsdException w:name="List 3" w:semiHidden="1" w:unhideWhenUsed="1"/>
+    <w:lsdException w:name="List 4" w:semiHidden="1" w:unhideWhenUsed="1"/>
+    <w:lsdException w:name="List 5" w:semiHidden="1" w:unhideWhenUsed="1"/>
+    <w:lsdException w:name="List Bullet 2" w:semiHidden="1" w:unhideWhenUsed="1"/>
+    <w:lsdException w:name="List Bullet 3" w:semiHidden="1" w:unhideWhenUsed="1"/>
+    <w:lsdException w:name="List Bullet 4" w:semiHidden="1" w:unhideWhenUsed="1"/>
+    <w:lsdException w:name="List Bullet 5" w:semiHidden="1" w:unhideWhenUsed="1"/>
+    <w:lsdException w:name="List Number 2" w:semiHidden="1" w:unhideWhenUsed="1"/>
+    <w:lsdException w:name="List Number 3" w:semiHidden="1" w:unhideWhenUsed="1"/>
+    <w:lsdException w:name="List Number 4" w:semiHidden="1" w:unhideWhenUsed="1"/>
+    <w:lsdException w:name="List Number 5" w:semiHidden="1" w:unhideWhenUsed="1"/>
+    <w:lsdException w:name="Title" w:uiPriority="10" w:qFormat="1"/>
+    <w:lsdException w:name="Closing" w:semiHidden="1" w:unhideWhenUsed="1"/>
+    <w:lsdException w:name="Signature" w:semiHidden="1" w:unhideWhenUsed="1"/>
+    <w:lsdException w:name="Default Paragraph Font" w:semiHidden="1" w:uiPriority="1" w:unhideWhenUsed="1"/>
+    <w:lsdException w:name="Body Text" w:semiHidden="1" w:unhideWhenUsed="1"/>
+    <w:lsdException w:name="Body Text Indent" w:semiHidden="1" w:unhideWhenUsed="1"/>
+    <w:lsdException w:name="List Continue" w:semiHidden="1" w:unhideWhenUsed="1"/>
+    <w:lsdException w:name="List Continue 2" w:semiHidden="1" w:unhideWhenUsed="1"/>
+    <w:lsdException w:name="List Continue 3" w:semiHidden="1" w:unhideWhenUsed="1"/>
+    <w:lsdException w:name="List Continue 4" w:semiHidden="1" w:unhideWhenUsed="1"/>
+    <w:lsdException w:name="List Continue 5" w:semiHidden="1" w:unhideWhenUsed="1"/>
+    <w:lsdException w:name="Message Header" w:semiHidden="1" w:unhideWhenUsed="1"/>
+    <w:lsdException w:name="Subtitle" w:uiPriority="11" w:qFormat="1"/>
+    <w:lsdException w:name="Salutation" w:semiHidden="1" w:unhideWhenUsed="1"/>
+    <w:lsdException w:name="Date" w:semiHidden="1" w:unhideWhenUsed="1"/>
+    <w:lsdException w:name="Body Text First Indent" w:semiHidden="1" w:unhideWhenUsed="1"/>
+    <w:lsdException w:name="Body Text First Indent 2" w:semiHidden="1" w:unhideWhenUsed="1"/>
+    <w:lsdException w:name="Note Heading" w:semiHidden="1" w:unhideWhenUsed="1"/>
+    <w:lsdException w:name="Body Text 2" w:semiHidden="1" w:unhideWhenUsed="1"/>
+    <w:lsdException w:name="Body Text 3" w:semiHidden="1" w:unhideWhenUsed="1"/>
+    <w:lsdException w:name="Body Text Indent 2" w:semiHidden="1" w:unhideWhenUsed="1"/>
+    <w:lsdException w:name="Body Text Indent 3" w:semiHidden="1" w:unhideWhenUsed="1"/>
+    <w:lsdException w:name="Block Text" w:semiHidden="1" w:unhideWhenUsed="1"/>
+    <w:lsdException w:name="Hyperlink" w:semiHidden="1" w:unhideWhenUsed="1"/>
+    <w:lsdException w:name="FollowedHyperlink" w:semiHidden="1" w:unhideWhenUsed="1"/>
+    <w:lsdException w:name="Strong" w:uiPriority="22" w:qFormat="1"/>
+    <w:lsdException w:name="Emphasis" w:uiPriority="20" w:qFormat="1"/>
+    <w:lsdException w:name="Document Map" w:semiHidden="1" w:unhideWhenUsed="1"/>
+    <w:lsdException w:name="Plain Text" w:semiHidden="1" w:unhideWhenUsed="1"/>
+    <w:lsdException w:name="E-mail Signature" w:semiHidden="1" w:unhideWhenUsed="1"/>
+    <w:lsdException w:name="HTML Top of Form" w:semiHidden="1" w:unhideWhenUsed="1"/>
+    <w:lsdException w:name="HTML Bottom of Form" w:semiHidden="1" w:unhideWhenUsed="1"/>
+    <w:lsdException w:name="Normal (Web)" w:semiHidden="1" w:unhideWhenUsed="1"/>
+    <w:lsdException w:name="HTML Acronym" w:semiHidden="1" w:unhideWhenUsed="1"/>
+    <w:lsdException w:name="HTML Address" w:semiHidden="1" w:unhideWhenUsed="1"/>
+    <w:lsdException w:name="HTML Cite" w:semiHidden="1" w:unhideWhenUsed="1"/>
+    <w:lsdException w:name="HTML Code" w:semiHidden="1" w:unhideWhenUsed="1"/>
+    <w:lsdException w:name="HTML Definition" w:semiHidden="1" w:unhideWhenUsed="1"/>
+    <w:lsdException w:name="HTML Keyboard" w:semiHidden="1" w:unhideWhenUsed="1"/>
+    <w:lsdException w:name="HTML Preformatted" w:semiHidden="1" w:unhideWhenUsed="1"/>
+    <w:lsdException w:name="HTML Sample" w:semiHidden="1" w:unhideWhenUsed="1"/>
+    <w:lsdException w:name="HTML Typewriter" w:semiHidden="1" w:unhideWhenUsed="1"/>
+    <w:lsdException w:name="HTML Variable" w:semiHidden="1" w:unhideWhenUsed="1"/>
+    <w:lsdException w:name="Normal Table" w:semiHidden="1" w:unhideWhenUsed="1"/>
+    <w:lsdException w:name="annotation subject" w:semiHidden="1" w:unhideWhenUsed="1"/>
+    <w:lsdException w:name="No List" w:semiHidden="1" w:unhideWhenUsed="1"/>
+    <w:lsdException w:name="Outline List 1" w:semiHidden="1" w:unhideWhenUsed="1"/>
+    <w:lsdException w:name="Outline List 2" w:semiHidden="1" w:unhideWhenUsed="1"/>
+    <w:lsdException w:name="Outline List 3" w:semiHidden="1" w:unhideWhenUsed="1"/>
+    <w:lsdException w:name="Table Simple 1" w:semiHidden="1" w:unhideWhenUsed="1"/>
+    <w:lsdException w:name="Table Simple 2" w:semiHidden="1" w:unhideWhenUsed="1"/>
+    <w:lsdException w:name="Table Simple 3" w:semiHidden="1" w:unhideWhenUsed="1"/>
+    <w:lsdException w:name="Table Classic 1" w:semiHidden="1" w:unhideWhenUsed="1"/>
+    <w:lsdException w:name="Table Classic 2" w:semiHidden="1" w:unhideWhenUsed="1"/>
+    <w:lsdException w:name="Table Classic 3" w:semiHidden="1" w:unhideWhenUsed="1"/>
+    <w:lsdException w:name="Table Classic 4" w:semiHidden="1" w:unhideWhenUsed="1"/>
+    <w:lsdException w:name="Table Colorful 1" w:semiHidden="1" w:unhideWhenUsed="1"/>
+    <w:lsdException w:name="Table Colorful 2" w:semiHidden="1" w:unhideWhenUsed="1"/>
+    <w:lsdException w:name="Table Colorful 3" w:semiHidden="1" w:unhideWhenUsed="1"/>
+    <w:lsdException w:name="Table Columns 1" w:semiHidden="1" w:unhideWhenUsed="1"/>
+    <w:lsdException w:name="Table Columns 2" w:semiHidden="1" w:unhideWhenUsed="1"/>
+    <w:lsdException w:name="Table Columns 3" w:semiHidden="1" w:unhideWhenUsed="1"/>
+    <w:lsdException w:name="Table Columns 4" w:semiHidden="1" w:unhideWhenUsed="1"/>
+    <w:lsdException w:name="Table Columns 5" w:semiHidden="1" w:unhideWhenUsed="1"/>
+    <w:lsdException w:name="Table Grid 1" w:semiHidden="1" w:unhideWhenUsed="1"/>
+    <w:lsdException w:name="Table Grid 2" w:semiHidden="1" w:unhideWhenUsed="1"/>
+    <w:lsdException w:name="Table Grid 3" w:semiHidden="1" w:unhideWhenUsed="1"/>
+    <w:lsdException w:name="Table Grid 4" w:semiHidden="1" w:unhideWhenUsed="1"/>
+    <w:lsdException w:name="Table Grid 5" w:semiHidden="1" w:unhideWhenUsed="1"/>
+    <w:lsdException w:name="Table Grid 6" w:semiHidden="1" w:unhideWhenUsed="1"/>
+    <w:lsdException w:name="Table Grid 7" w:semiHidden="1" w:unhideWhenUsed="1"/>
+    <w:lsdException w:name="Table Grid 8" w:semiHidden="1" w:unhideWhenUsed="1"/>
+    <w:lsdException w:name="Table List 1" w:semiHidden="1" w:unhideWhenUsed="1"/>
+    <w:lsdException w:name="Table List 2" w:semiHidden="1" w:unhideWhenUsed="1"/>
+    <w:lsdException w:name="Table List 3" w:semiHidden="1" w:unhideWhenUsed="1"/>
+    <w:lsdException w:name="Table List 4" w:semiHidden="1" w:unhideWhenUsed="1"/>
+    <w:lsdException w:name="Table List 5" w:semiHidden="1" w:unhideWhenUsed="1"/>
+    <w:lsdException w:name="Table List 6" w:semiHidden="1" w:unhideWhenUsed="1"/>
+    <w:lsdException w:name="Table List 7" w:semiHidden="1" w:unhideWhenUsed="1"/>
+    <w:lsdException w:name="Table List 8" w:semiHidden="1" w:unhideWhenUsed="1"/>
+    <w:lsdException w:name="Table 3D effects 1" w:semiHidden="1" w:unhideWhenUsed="1"/>
+    <w:lsdException w:name="Table 3D effects 2" w:semiHidden="1" w:unhideWhenUsed="1"/>
+    <w:lsdException w:name="Table 3D effects 3" w:semiHidden="1" w:unhideWhenUsed="1"/>
+    <w:lsdException w:name="Table Contemporary" w:semiHidden="1" w:unhideWhenUsed="1"/>
+    <w:lsdException w:name="Table Elegant" w:semiHidden="1" w:unhideWhenUsed="1"/>
+    <w:lsdException w:name="Table Professional" w:semiHidden="1" w:unhideWhenUsed="1"/>
+    <w:lsdException w:name="Table Subtle 1" w:semiHidden="1" w:unhideWhenUsed="1"/>
+    <w:lsdException w:name="Table Subtle 2" w:semiHidden="1" w:unhideWhenUsed="1"/>
+    <w:lsdException w:name="Table Web 1" w:semiHidden="1" w:unhideWhenUsed="1"/>
+    <w:lsdException w:name="Table Web 2" w:semiHidden="1" w:unhideWhenUsed="1"/>
+    <w:lsdException w:name="Table Web 3" w:semiHidden="1" w:unhideWhenUsed="1"/>
+    <w:lsdException w:name="Balloon Text" w:semiHidden="1" w:unhideWhenUsed="1"/>
+    <w:lsdException w:name="Table Grid" w:uiPriority="39"/>
+    <w:lsdException w:name="Table Theme" w:semiHidden="1" w:unhideWhenUsed="1"/>
+    <w:lsdException w:name="Placeholder Text" w:semiHidden="1"/>
+    <w:lsdException w:name="No Spacing" w:uiPriority="1" w:qFormat="1"/>
+    <w:lsdException w:name="Light Shading" w:uiPriority="60"/>
+    <w:lsdException w:name="Light List" w:uiPriority="61"/>
+    <w:lsdException w:name="Light Grid" w:uiPriority="62"/>
+    <w:lsdException w:name="Medium Shading 1" w:uiPriority="63"/>
+    <w:lsdException w:name="Medium Shading 2" w:uiPriority="64"/>
+    <w:lsdException w:name="Medium List 1" w:uiPriority="65"/>
+    <w:lsdException w:name="Medium List 2" w:uiPriority="66"/>
+    <w:lsdException w:name="Medium Grid 1" w:uiPriority="67"/>
+    <w:lsdException w:name="Medium Grid 2" w:uiPriority="68"/>
+    <w:lsdException w:name="Medium Grid 3" w:uiPriority="69"/>
+    <w:lsdException w:name="Dark List" w:uiPriority="70"/>
+    <w:lsdException w:name="Colorful Shading" w:uiPriority="71"/>
+    <w:lsdException w:name="Colorful List" w:uiPriority="72"/>
+    <w:lsdException w:name="Colorful Grid" w:uiPriority="73"/>
+    <w:lsdException w:name="Light Shading Accent 1" w:uiPriority="60"/>
+    <w:lsdException w:name="Light List Accent 1" w:uiPriority="61"/>
+    <w:lsdException w:name="Light Grid Accent 1" w:uiPriority="62"/>
+    <w:lsdException w:name="Medium Shading 1 Accent 1" w:uiPriority="63"/>
+    <w:lsdException w:name="Medium Shading 2 Accent 1" w:uiPriority="64"/>
+    <w:lsdException w:name="Medium List 1 Accent 1" w:uiPriority="65"/>
+    <w:lsdException w:name="Revision" w:semiHidden="1"/>
+    <w:lsdException w:name="List Paragraph" w:uiPriority="34" w:qFormat="1"/>
+    <w:lsdException w:name="Quote" w:uiPriority="29" w:qFormat="1"/>
+    <w:lsdException w:name="Intense Quote" w:uiPriority="30" w:qFormat="1"/>
+    <w:lsdException w:name="Medium List 2 Accent 1" w:uiPriority="66"/>
+    <w:lsdException w:name="Medium Grid 1 Accent 1" w:uiPriority="67"/>
+    <w:lsdException w:name="Medium Grid 2 Accent 1" w:uiPriority="68"/>
+    <w:lsdException w:name="Medium Grid 3 Accent 1" w:uiPriority="69"/>
+    <w:lsdException w:name="Dark List Accent 1" w:uiPriority="70"/>
+    <w:lsdException w:name="Colorful Shading Accent 1" w:uiPriority="71"/>
+    <w:lsdException w:name="Colorful List Accent 1" w:uiPriority="72"/>
+    <w:lsdException w:name="Colorful Grid Accent 1" w:uiPriority="73"/>
+    <w:lsdException w:name="Light Shading Accent 2" w:uiPriority="60"/>
+    <w:lsdException w:name="Light List Accent 2" w:uiPriority="61"/>
+    <w:lsdException w:name="Light Grid Accent 2" w:uiPriority="62"/>
+    <w:lsdException w:name="Medium Shading 1 Accent 2" w:uiPriority="63"/>
+    <w:lsdException w:name="Medium Shading 2 Accent 2" w:uiPriority="64"/>
+    <w:lsdException w:name="Medium List 1 Accent 2" w:uiPriority="65"/>
+    <w:lsdException w:name="Medium List 2 Accent 2" w:uiPriority="66"/>
+    <w:lsdException w:name="Medium Grid 1 Accent 2" w:uiPriority="67"/>
+    <w:lsdException w:name="Medium Grid 2 Accent 2" w:uiPriority="68"/>
+    <w:lsdException w:name="Medium Grid 3 Accent 2" w:uiPriority="69"/>
+    <w:lsdException w:name="Dark List Accent 2" w:uiPriority="70"/>
+    <w:lsdException w:name="Colorful Shading Accent 2" w:uiPriority="71"/>
+    <w:lsdException w:name="Colorful List Accent 2" w:uiPriority="72"/>
+    <w:lsdException w:name="Colorful Grid Accent 2" w:uiPriority="73"/>
+    <w:lsdException w:name="Light Shading Accent 3" w:uiPriority="60"/>
+    <w:lsdException w:name="Light List Accent 3" w:uiPriority="61"/>
+    <w:lsdException w:name="Light Grid Accent 3" w:uiPriority="62"/>
+    <w:lsdException w:name="Medium Shading 1 Accent 3" w:uiPriority="63"/>
+    <w:lsdException w:name="Medium Shading 2 Accent 3" w:uiPriority="64"/>
+    <w:lsdException w:name="Medium List 1 Accent 3" w:uiPriority="65"/>
+    <w:lsdException w:name="Medium List 2 Accent 3" w:uiPriority="66"/>
+    <w:lsdException w:name="Medium Grid 1 Accent 3" w:uiPriority="67"/>
+    <w:lsdException w:name="Medium Grid 2 Accent 3" w:uiPriority="68"/>
+    <w:lsdException w:name="Medium Grid 3 Accent 3" w:uiPriority="69"/>
+    <w:lsdException w:name="Dark List Accent 3" w:uiPriority="70"/>
+    <w:lsdException w:name="Colorful Shading Accent 3" w:uiPriority="71"/>
+    <w:lsdException w:name="Colorful List Accent 3" w:uiPriority="72"/>
+    <w:lsdException w:name="Colorful Grid Accent 3" w:uiPriority="73"/>
+    <w:lsdException w:name="Light Shading Accent 4" w:uiPriority="60"/>
+    <w:lsdException w:name="Light List Accent 4" w:uiPriority="61"/>
+    <w:lsdException w:name="Light Grid Accent 4" w:uiPriority="62"/>
+    <w:lsdException w:name="Medium Shading 1 Accent 4" w:uiPriority="63"/>
+    <w:lsdException w:name="Medium Shading 2 Accent 4" w:uiPriority="64"/>
+    <w:lsdException w:name="Medium List 1 Accent 4" w:uiPriority="65"/>
+    <w:lsdException w:name="Medium List 2 Accent 4" w:uiPriority="66"/>
+    <w:lsdException w:name="Medium Grid 1 Accent 4" w:uiPriority="67"/>
+    <w:lsdException w:name="Medium Grid 2 Accent 4" w:uiPriority="68"/>
+    <w:lsdException w:name="Medium Grid 3 Accent 4" w:uiPriority="69"/>
+    <w:lsdException w:name="Dark List Accent 4" w:uiPriority="70"/>
+    <w:lsdException w:name="Colorful Shading Accent 4" w:uiPriority="71"/>
+    <w:lsdException w:name="Colorful List Accent 4" w:uiPriority="72"/>
+    <w:lsdException w:name="Colorful Grid Accent 4" w:uiPriority="73"/>
+    <w:lsdException w:name="Light Shading Accent 5" w:uiPriority="60"/>
+    <w:lsdException w:name="Light List Accent 5" w:uiPriority="61"/>
+    <w:lsdException w:name="Light Grid Accent 5" w:uiPriority="62"/>
+    <w:lsdException w:name="Medium Shading 1 Accent 5" w:uiPriority="63"/>
+    <w:lsdException w:name="Medium Shading 2 Accent 5" w:uiPriority="64"/>
+    <w:lsdException w:name="Medium List 1 Accent 5" w:uiPriority="65"/>
+    <w:lsdException w:name="Medium List 2 Accent 5" w:uiPriority="66"/>
+    <w:lsdException w:name="Medium Grid 1 Accent 5" w:uiPriority="67"/>
+    <w:lsdException w:name="Medium Grid 2 Accent 5" w:uiPriority="68"/>
+    <w:lsdException w:name="Medium Grid 3 Accent 5" w:uiPriority="69"/>
+    <w:lsdException w:name="Dark List Accent 5" w:uiPriority="70"/>
+    <w:lsdException w:name="Colorful Shading Accent 5" w:uiPriority="71"/>
+    <w:lsdException w:name="Colorful List Accent 5" w:uiPriority="72"/>
+    <w:lsdException w:name="Colorful Grid Accent 5" w:uiPriority="73"/>
+    <w:lsdException w:name="Light Shading Accent 6" w:uiPriority="60"/>
+    <w:lsdException w:name="Light List Accent 6" w:uiPriority="61"/>
+    <w:lsdException w:name="Light Grid Accent 6" w:uiPriority="62"/>
+    <w:lsdException w:name="Medium Shading 1 Accent 6" w:uiPriority="63"/>
+    <w:lsdException w:name="Medium Shading 2 Accent 6" w:uiPriority="64"/>
+    <w:lsdException w:name="Medium List 1 Accent 6" w:uiPriority="65"/>
+    <w:lsdException w:name="Medium List 2 Accent 6" w:uiPriority="66"/>
+    <w:lsdException w:name="Medium Grid 1 Accent 6" w:uiPriority="67"/>
+    <w:lsdException w:name="Medium Grid 2 Accent 6" w:uiPriority="68"/>
+    <w:lsdException w:name="Medium Grid 3 Accent 6" w:uiPriority="69"/>
+    <w:lsdException w:name="Dark List Accent 6" w:uiPriority="70"/>
+    <w:lsdException w:name="Colorful Shading Accent 6" w:uiPriority="71"/>
+    <w:lsdException w:name="Colorful List Accent 6" w:uiPriority="72"/>
+    <w:lsdException w:name="Colorful Grid Accent 6" w:uiPriority="73"/>
+    <w:lsdException w:name="Subtle Emphasis" w:uiPriority="19" w:qFormat="1"/>
+    <w:lsdException w:name="Intense Emphasis" w:uiPriority="21" w:qFormat="1"/>
+    <w:lsdException w:name="Subtle Reference" w:uiPriority="31" w:qFormat="1"/>
+    <w:lsdException w:name="Intense Reference" w:uiPriority="32" w:qFormat="1"/>
+    <w:lsdException w:name="Book Title" w:uiPriority="33" w:qFormat="1"/>
+    <w:lsdException w:name="Bibliography" w:semiHidden="1" w:uiPriority="37" w:unhideWhenUsed="1"/>
+    <w:lsdException w:name="TOC Heading" w:semiHidden="1" w:uiPriority="39" w:unhideWhenUsed="1" w:qFormat="1"/>
+    <w:lsdException w:name="Plain Table 1" w:uiPriority="41"/>
+    <w:lsdException w:name="Plain Table 2" w:uiPriority="42"/>
+    <w:lsdException w:name="Plain Table 3" w:uiPriority="43"/>
+    <w:lsdException w:name="Plain Table 4" w:uiPriority="44"/>
+    <w:lsdException w:name="Plain Table 5" w:uiPriority="45"/>
+    <w:lsdException w:name="Grid Table Light" w:uiPriority="40"/>
+    <w:lsdException w:name="Grid Table 1 Light" w:uiPriority="46"/>
+    <w:lsdException w:name="Grid Table 2" w:uiPriority="47"/>
+    <w:lsdException w:name="Grid Table 3" w:uiPriority="48"/>
+    <w:lsdException w:name="Grid Table 4" w:uiPriority="49"/>
+    <w:lsdException w:name="Grid Table 5 Dark" w:uiPriority="50"/>
+    <w:lsdException w:name="Grid Table 6 Colorful" w:uiPriority="51"/>
+    <w:lsdException w:name="Grid Table 7 Colorful" w:uiPriority="52"/>
+    <w:lsdException w:name="Grid Table 1 Light Accent 1" w:uiPriority="46"/>
+    <w:lsdException w:name="Grid Table 2 Accent 1" w:uiPriority="47"/>
+    <w:lsdException w:name="Grid Table 3 Accent 1" w:uiPriority="48"/>
+    <w:lsdException w:name="Grid Table 4 Accent 1" w:uiPriority="49"/>
+    <w:lsdException w:name="Grid Table 5 Dark Accent 1" w:uiPriority="50"/>
+    <w:lsdException w:name="Grid Table 6 Colorful Accent 1" w:uiPriority="51"/>
+    <w:lsdException w:name="Grid Table 7 Colorful Accent 1" w:uiPriority="52"/>
+    <w:lsdException w:name="Grid Table 1 Light Accent 2" w:uiPriority="46"/>
+    <w:lsdException w:name="Grid Table 2 Accent 2" w:uiPriority="47"/>
+    <w:lsdException w:name="Grid Table 3 Accent 2" w:uiPriority="48"/>
+    <w:lsdException w:name="Grid Table 4 Accent 2" w:uiPriority="49"/>
+    <w:lsdException w:name="Grid Table 5 Dark Accent 2" w:uiPriority="50"/>
+    <w:lsdException w:name="Grid Table 6 Colorful Accent 2" w:uiPriority="51"/>
+    <w:lsdException w:name="Grid Table 7 Colorful Accent 2" w:uiPriority="52"/>
+    <w:lsdException w:name="Grid Table 1 Light Accent 3" w:uiPriority="46"/>
+    <w:lsdException w:name="Grid Table 2 Accent 3" w:uiPriority="47"/>
+    <w:lsdException w:name="Grid Table 3 Accent 3" w:uiPriority="48"/>
+    <w:lsdException w:name="Grid Table 4 Accent 3" w:uiPriority="49"/>
+    <w:lsdException w:name="Grid Table 5 Dark Accent 3" w:uiPriority="50"/>
+    <w:lsdException w:name="Grid Table 6 Colorful Accent 3" w:uiPriority="51"/>
+    <w:lsdException w:name="Grid Table 7 Colorful Accent 3" w:uiPriority="52"/>
+    <w:lsdException w:name="Grid Table 1 Light Accent 4" w:uiPriority="46"/>
+    <w:lsdException w:name="Grid Table 2 Accent 4" w:uiPriority="47"/>
+    <w:lsdException w:name="Grid Table 3 Accent 4" w:uiPriority="48"/>
+    <w:lsdException w:name="Grid Table 4 Accent 4" w:uiPriority="49"/>
+    <w:lsdException w:name="Grid Table 5 Dark Accent 4" w:uiPriority="50"/>
+    <w:lsdException w:name="Grid Table 6 Colorful Accent 4" w:uiPriority="51"/>
+    <w:lsdException w:name="Grid Table 7 Colorful Accent 4" w:uiPriority="52"/>
+    <w:lsdException w:name="Grid Table 1 Light Accent 5" w:uiPriority="46"/>
+    <w:lsdException w:name="Grid Table 2 Accent 5" w:uiPriority="47"/>
+    <w:lsdException w:name="Grid Table 3 Accent 5" w:uiPriority="48"/>
+    <w:lsdException w:name="Grid Table 4 Accent 5" w:uiPriority="49"/>
+    <w:lsdException w:name="Grid Table 5 Dark Accent 5" w:uiPriority="50"/>
+    <w:lsdException w:name="Grid Table 6 Colorful Accent 5" w:uiPriority="51"/>
+    <w:lsdException w:name="Grid Table 7 Colorful Accent 5" w:uiPriority="52"/>
+    <w:lsdException w:name="Grid Table 1 Light Accent 6" w:uiPriority="46"/>
+    <w:lsdException w:name="Grid Table 2 Accent 6" w:uiPriority="47"/>
+    <w:lsdException w:name="Grid Table 3 Accent 6" w:uiPriority="48"/>
+    <w:lsdException w:name="Grid Table 4 Accent 6" w:uiPriority="49"/>
+    <w:lsdException w:name="Grid Table 5 Dark Accent 6" w:uiPriority="50"/>
+    <w:lsdException w:name="Grid Table 6 Colorful Accent 6" w:uiPriority="51"/>
+    <w:lsdException w:name="Grid Table 7 Colorful Accent 6" w:uiPriority="52"/>
+    <w:lsdException w:name="List Table 1 Light" w:uiPriority="46"/>
+    <w:lsdException w:name="List Table 2" w:uiPriority="47"/>
+    <w:lsdException w:name="List Table 3" w:uiPriority="48"/>
+    <w:lsdException w:name="List Table 4" w:uiPriority="49"/>
+    <w:lsdException w:name="List Table 5 Dark" w:uiPriority="50"/>
+    <w:lsdException w:name="List Table 6 Colorful" w:uiPriority="51"/>
+    <w:lsdException w:name="List Table 7 Colorful" w:uiPriority="52"/>
+    <w:lsdException w:name="List Table 1 Light Accent 1" w:uiPriority="46"/>
+    <w:lsdException w:name="List Table 2 Accent 1" w:uiPriority="47"/>
+    <w:lsdException w:name="List Table 3 Accent 1" w:uiPriority="48"/>
+    <w:lsdException w:name="List Table 4 Accent 1" w:uiPriority="49"/>
+    <w:lsdException w:name="List Table 5 Dark Accent 1" w:uiPriority="50"/>
+    <w:lsdException w:name="List Table 6 Colorful Accent 1" w:uiPriority="51"/>
+    <w:lsdException w:name="List Table 7 Colorful Accent 1" w:uiPriority="52"/>
+    <w:lsdException w:name="List Table 1 Light Accent 2" w:uiPriority="46"/>
+    <w:lsdException w:name="List Table 2 Accent 2" w:uiPriority="47"/>
+    <w:lsdException w:name="List Table 3 Accent 2" w:uiPriority="48"/>
+    <w:lsdException w:name="List Table 4 Accent 2" w:uiPriority="49"/>
+    <w:lsdException w:name="List Table 5 Dark Accent 2" w:uiPriority="50"/>
+    <w:lsdException w:name="List Table 6 Colorful Accent 2" w:uiPriority="51"/>
+    <w:lsdException w:name="List Table 7 Colorful Accent 2" w:uiPriority="52"/>
+    <w:lsdException w:name="List Table 1 Light Accent 3" w:uiPriority="46"/>
+    <w:lsdException w:name="List Table 2 Accent 3" w:uiPriority="47"/>
+    <w:lsdException w:name="List Table 3 Accent 3" w:uiPriority="48"/>
+    <w:lsdException w:name="List Table 4 Accent 3" w:uiPriority="49"/>
+    <w:lsdException w:name="List Table 5 Dark Accent 3" w:uiPriority="50"/>
+    <w:lsdException w:name="List Table 6 Colorful Accent 3" w:uiPriority="51"/>
+    <w:lsdException w:name="List Table 7 Colorful Accent 3" w:uiPriority="52"/>
+    <w:lsdException w:name="List Table 1 Light Accent 4" w:uiPriority="46"/>
+    <w:lsdException w:name="List Table 2 Accent 4" w:uiPriority="47"/>
+    <w:lsdException w:name="List Table 3 Accent 4" w:uiPriority="48"/>
+    <w:lsdException w:name="List Table 4 Accent 4" w:uiPriority="49"/>
+    <w:lsdException w:name="List Table 5 Dark Accent 4" w:uiPriority="50"/>
+    <w:lsdException w:name="List Table 6 Colorful Accent 4" w:uiPriority="51"/>
+    <w:lsdException w:name="List Table 7 Colorful Accent 4" w:uiPriority="52"/>
+    <w:lsdException w:name="List Table 1 Light Accent 5" w:uiPriority="46"/>
+    <w:lsdException w:name="List Table 2 Accent 5" w:uiPriority="47"/>
+    <w:lsdException w:name="List Table 3 Accent 5" w:uiPriority="48"/>
+    <w:lsdException w:name="List Table 4 Accent 5" w:uiPriority="49"/>
+    <w:lsdException w:name="List Table 5 Dark Accent 5" w:uiPriority="50"/>
+    <w:lsdException w:name="List Table 6 Colorful Accent 5" w:uiPriority="51"/>
+    <w:lsdException w:name="List Table 7 Colorful Accent 5" w:uiPriority="52"/>
+    <w:lsdException w:name="List Table 1 Light Accent 6" w:uiPriority="46"/>
+    <w:lsdException w:name="List Table 2 Accent 6" w:uiPriority="47"/>
+    <w:lsdException w:name="List Table 3 Accent 6" w:uiPriority="48"/>
+    <w:lsdException w:name="List Table 4 Accent 6" w:uiPriority="49"/>
+    <w:lsdException w:name="List Table 5 Dark Accent 6" w:uiPriority="50"/>
+    <w:lsdException w:name="List Table 6 Colorful Accent 6" w:uiPriority="51"/>
+    <w:lsdException w:name="List Table 7 Colorful Accent 6" w:uiPriority="52"/>
+    <w:lsdException w:name="Mention" w:semiHidden="1" w:unhideWhenUsed="1"/>
+    <w:lsdException w:name="Smart Hyperlink" w:semiHidden="1" w:unhideWhenUsed="1"/>
+    <w:lsdException w:name="Hashtag" w:semiHidden="1" w:unhideWhenUsed="1"/>
+    <w:lsdException w:name="Unresolved Mention" w:semiHidden="1" w:unhideWhenUsed="1"/>
+    <w:lsdException w:name="Smart Link" w:semiHidden="1" w:unhideWhenUsed="1"/>
+  </w:latentStyles>
+  <w:style w:type="paragraph" w:default="1" w:styleId="Normal">
+    <w:name w:val="Normal"/>
+    <w:qFormat/>
+  </w:style>
+  <w:style w:type="character" w:default="1" w:styleId="DefaultParagraphFont">
+    <w:name w:val="Default Paragraph Font"/>
+    <w:uiPriority w:val="1"/>
+    <w:semiHidden/>
+    <w:unhideWhenUsed/>
+  </w:style>
+  <w:style w:type="table" w:default="1" w:styleId="TableNormal">
+    <w:name w:val="Normal Table"/>
+    <w:uiPriority w:val="99"/>
+    <w:semiHidden/>
+    <w:unhideWhenUsed/>
+    <w:tblPr>
+      <w:tblInd w:w="0" w:type="dxa"/>
+      <w:tblCellMar>
+        <w:top w:w="0" w:type="dxa"/>
+        <w:left w:w="108" w:type="dxa"/>
+        <w:bottom w:w="0" w:type="dxa"/>
+        <w:right w:w="108" w:type="dxa"/>
+      </w:tblCellMar>
+    </w:tblPr>
+  </w:style>
+  <w:style w:type="numbering" w:default="1" w:styleId="NoList">
+    <w:name w:val="No List"/>
+    <w:uiPriority w:val="99"/>
+    <w:semiHidden/>
+    <w:unhideWhenUsed/>
+  </w:style>
+  <w:style w:type="character" w:styleId="PlaceholderText">
+    <w:name w:val="Placeholder Text"/>
+    <w:basedOn w:val="DefaultParagraphFont"/>
+    <w:uiPriority w:val="99"/>
+    <w:semiHidden/>
+    <w:rsid w:val="009F548A"/>
+    <w:rPr>
+      <w:color w:val="666666"/>
+    </w:rPr>
+  </w:style>
+  <w:style w:type="paragraph" w:customStyle="1" w:styleId="1D28466F30D64921A6AA4DBCE1DB4983">
+    <w:name w:val="1D28466F30D64921A6AA4DBCE1DB4983"/>
+    <w:rsid w:val="009F548A"/>
+  </w:style>
+  <w:style w:type="paragraph" w:customStyle="1" w:styleId="AE051F2AF7714527BA00106719EB11D0">
+    <w:name w:val="AE051F2AF7714527BA00106719EB11D0"/>
+    <w:rsid w:val="009F548A"/>
+  </w:style>
+  <w:style w:type="paragraph" w:customStyle="1" w:styleId="A415E7535B2940B99072AEA0A0DE60D0">
+    <w:name w:val="A415E7535B2940B99072AEA0A0DE60D0"/>
+    <w:rsid w:val="009F548A"/>
+  </w:style>
+</w:styles>
+</file>
+
+<file path=word/glossary/webSettings.xml><?xml version="1.0" encoding="utf-8"?>
+<w:webSettings xmlns:mc="http://schemas.openxmlformats.org/markup-compatibility/2006" xmlns:r="http://schemas.openxmlformats.org/officeDocument/2006/relationships" xmlns:w="http://schemas.openxmlformats.org/wordprocessingml/2006/main" xmlns:w14="http://schemas.microsoft.com/office/word/2010/wordml" xmlns:w15="http://schemas.microsoft.com/office/word/2012/wordml" xmlns:w16cex="http://schemas.microsoft.com/office/word/2018/wordml/cex" xmlns:w16cid="http://schemas.microsoft.com/office/word/2016/wordml/cid" xmlns:w16="http://schemas.microsoft.com/office/word/2018/wordml" xmlns:w16du="http://schemas.microsoft.com/office/word/2023/wordml/word16du" xmlns:w16sdtdh="http://schemas.microsoft.com/office/word/2020/wordml/sdtdatahash" xmlns:w16sdtfl="http://schemas.microsoft.com/office/word/2024/wordml/sdtformatlock" xmlns:w16se="http://schemas.microsoft.com/office/word/2015/wordml/symex" mc:Ignorable="w14 w15 w16se w16cid w16 w16cex w16sdtdh w16sdtfl w16du">
+  <w:optimizeForBrowser/>
+  <w:allowPNG/>
+</w:webSettings>
 </file>
 
 <file path=word/theme/theme1.xml><?xml version="1.0" encoding="utf-8"?>
@@ -1781,4 +2782,39 @@
     </a:ext>
   </a:extLst>
 </a:theme>
+</file>
+
+<file path=word/webextensions/taskpanes.xml><?xml version="1.0" encoding="utf-8"?>
+<wetp:taskpanes xmlns:wetp="http://schemas.microsoft.com/office/webextensions/taskpanes/2010/11">
+  <wetp:taskpane dockstate="right" visibility="0" width="438" row="0">
+    <wetp:webextensionref xmlns:r="http://schemas.openxmlformats.org/officeDocument/2006/relationships" r:id="rId1"/>
+  </wetp:taskpane>
+</wetp:taskpanes>
+</file>
+
+<file path=word/webextensions/webextension1.xml><?xml version="1.0" encoding="utf-8"?>
+<we:webextension xmlns:we="http://schemas.microsoft.com/office/webextensions/webextension/2010/11" id="{E2B983CF-E4AA-4FA2-B3BB-E0C789358A7A}">
+  <we:reference id="wa104382081" version="1.55.1.0" store="en-US" storeType="OMEX"/>
+  <we:alternateReferences>
+    <we:reference id="wa104382081" version="1.55.1.0" store="en-US" storeType="OMEX"/>
+  </we:alternateReferences>
+  <we:properties>
+    <we:property name="MENDELEY_CITATIONS" value="[{&quot;citationID&quot;:&quot;MENDELEY_CITATION_3ff21b8a-b410-49b1-8efa-8f30a97deedf&quot;,&quot;properties&quot;:{&quot;noteIndex&quot;:0},&quot;isEdited&quot;:false,&quot;manualOverride&quot;:{&quot;isManuallyOverridden&quot;:false,&quot;citeprocText&quot;:&quot;[1]&quot;,&quot;manualOverrideText&quot;:&quot;&quot;},&quot;citationItems&quot;:[{&quot;id&quot;:&quot;3938c096-7b7b-3498-8c6e-0b1d640b3ee3&quot;,&quot;itemData&quot;:{&quot;type&quot;:&quot;article-journal&quot;,&quot;id&quot;:&quot;3938c096-7b7b-3498-8c6e-0b1d640b3ee3&quot;,&quot;title&quot;:&quot;Application of Deep Learning Algorithm to Detect Fraud in Online Transaction Networks&quot;,&quot;author&quot;:[{&quot;family&quot;:&quot;Ridwan Dwi Irawan&quot;,&quot;given&quot;:&quot;&quot;,&quot;parse-names&quot;:false,&quot;dropping-particle&quot;:&quot;&quot;,&quot;non-dropping-particle&quot;:&quot;&quot;},{&quot;family&quot;:&quot;Agus Fatkhurohman&quot;,&quot;given&quot;:&quot;&quot;,&quot;parse-names&quot;:false,&quot;dropping-particle&quot;:&quot;&quot;,&quot;non-dropping-particle&quot;:&quot;&quot;}],&quot;container-title&quot;:&quot;JURNAL TEKNOLOGI DAN OPEN SOURCE&quot;,&quot;DOI&quot;:&quot;10.36378/jtos.v7i2.3890&quot;,&quot;ISSN&quot;:&quot;2655-7592&quot;,&quot;issued&quot;:{&quot;date-parts&quot;:[[2024,12,29]]},&quot;page&quot;:&quot;167-177&quot;,&quot;abstract&quot;:&quot;Online transaction fraud is a severe problem that may cost businesses and people a lot of money. This paper suggests using deep learning algorithms to detect fraud as a remedy to this issue. These algorithms were chosen based on their ability to handle large amounts of intricate data and identify patterns that are difficult to identify using traditional techniques. Important components of this research include gathering and preprocessing transaction data, creating deep learning models, and assessing model performance. This investigation examines a variety of financial transaction types that may have involved fraud. The deep learning approach uses deep neural network designs, including Long Short-Term Memory (LSTM) and Convolutional Neural Networks (CNN), to maximize detection accuracy. The study's findings demonstrate that the deep learning models created are excellent at identifying questionable transactions and can lower the false positive rate, which raises the overall effectiveness of fraud detection systems. As a result, deep learning algorithms have demonstrated a high degree of efficacy in identifying fraudulent activity inside internet-based transaction networks, so they play a vital role in fraud prevention.&quot;,&quot;publisher&quot;:&quot;Universitas Islam Kuantan Singingi&quot;,&quot;issue&quot;:&quot;2&quot;,&quot;volume&quot;:&quot;7&quot;,&quot;container-title-short&quot;:&quot;&quot;},&quot;isTemporary&quot;:false}],&quot;citationTag&quot;:&quot;MENDELEY_CITATION_v3_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&quot;},{&quot;citationID&quot;:&quot;MENDELEY_CITATION_4635b6b0-0ed4-4c3e-9db9-19074f536f42&quot;,&quot;properties&quot;:{&quot;noteIndex&quot;:0},&quot;isEdited&quot;:false,&quot;manualOverride&quot;:{&quot;isManuallyOverridden&quot;:false,&quot;citeprocText&quot;:&quot;[2]&quot;,&quot;manualOverrideText&quot;:&quot;&quot;},&quot;citationTag&quot;:&quot;MENDELEY_CITATION_v3_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&quot;,&quot;citationItems&quot;:[{&quot;id&quot;:&quot;b87e89c1-f3e6-3eea-a245-18fb6e5712eb&quot;,&quot;itemData&quot;:{&quot;type&quot;:&quot;article-journal&quot;,&quot;id&quot;:&quot;b87e89c1-f3e6-3eea-a245-18fb6e5712eb&quot;,&quot;title&quot;:&quot;MACHINE LEARNING TECHNIQUES IN DETECTING FRAUD: A STATE OF THE ART REVIEW IN THE SCOPUS DATABASE&quot;,&quot;author&quot;:[{&quot;family&quot;:&quot;Riyanto Tri Wijaya&quot;,&quot;given&quot;:&quot;Juli&quot;,&quot;parse-names&quot;:false,&quot;dropping-particle&quot;:&quot;&quot;,&quot;non-dropping-particle&quot;:&quot;&quot;},{&quot;family&quot;:&quot;Dien Noviany Rahmatika&quot;,&quot;given&quot;:&quot;&quot;,&quot;parse-names&quot;:false,&quot;dropping-particle&quot;:&quot;&quot;,&quot;non-dropping-particle&quot;:&quot;&quot;},{&quot;family&quot;:&quot;Eliada Herwiyanti&quot;,&quot;given&quot;:&quot;&quot;,&quot;parse-names&quot;:false,&quot;dropping-particle&quot;:&quot;&quot;,&quot;non-dropping-particle&quot;:&quot;&quot;}],&quot;container-title&quot;:&quot;Jurnal Bina Akuntansi&quot;,&quot;DOI&quot;:&quot;10.52859/jba.v13i1.825&quot;,&quot;ISSN&quot;:&quot;2656-9515&quot;,&quot;URL&quot;:&quot;https://jurnal.wym.ac.id/JBA/article/view/825&quot;,&quot;issued&quot;:{&quot;date-parts&quot;:[[2026,1,29]]},&quot;abstract&quot;:&quot;&lt;p&gt;This study aims to understand the development and impact of machine learning in fraud detection. The study was conducted by reviewing 106 scientific articles indexed in Scopus and published between 2009 and 2025, specifically in the fields of Business, Management, Accounting, Economics, and Finance. The results indicate that interest in the use of machine learning in fraud detection has increased, especially after 2020. Compared with traditional methods, machine learning techniques can provide more accurate and faster results. However, challenges remain, such as the difficulty of understanding how the models work, imbalanced data, problems in developing widely usable systems, and their direct application. Furthermore, research in this field is still scattered across many disciplines and lacks clear assessment standards. Therefore, interdisciplinary collaboration, the development of explainable AI systems, and access to real-world data are needed. In conclusion, machine learning has great potential to improve fraud detection, but it still requires a more targeted, ethical, and practical approach to achieve widespread and relevant use across a wide range of situations. These findings provide an important foundation for future research and development of fraud detection technologies.&lt;/p&gt;&quot;,&quot;issue&quot;:&quot;1&quot;,&quot;volume&quot;:&quot;13&quot;,&quot;container-title-short&quot;:&quot;&quot;},&quot;isTemporary&quot;:false}]},{&quot;citationID&quot;:&quot;MENDELEY_CITATION_faed4780-151b-4924-8400-688f97572160&quot;,&quot;properties&quot;:{&quot;noteIndex&quot;:0},&quot;isEdited&quot;:false,&quot;manualOverride&quot;:{&quot;isManuallyOverridden&quot;:false,&quot;citeprocText&quot;:&quot;[3]&quot;,&quot;manualOverrideText&quot;:&quot;&quot;},&quot;citationTag&quot;:&quot;MENDELEY_CITATION_v3_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&quot;,&quot;citationItems&quot;:[{&quot;id&quot;:&quot;82a3fe77-0c82-3499-bd64-5e2b32618f66&quot;,&quot;itemData&quot;:{&quot;type&quot;:&quot;article-journal&quot;,&quot;id&quot;:&quot;82a3fe77-0c82-3499-bd64-5e2b32618f66&quot;,&quot;title&quot;:&quot;Machine Learning Algorithms in Fraud Detection: Case Study on Retail Consumer Financing Company&quot;,&quot;author&quot;:[{&quot;family&quot;:&quot;Mustika&quot;,&quot;given&quot;:&quot;Nadya Intan&quot;,&quot;parse-names&quot;:false,&quot;dropping-particle&quot;:&quot;&quot;,&quot;non-dropping-particle&quot;:&quot;&quot;},{&quot;family&quot;:&quot;Nenda&quot;,&quot;given&quot;:&quot;Bagus&quot;,&quot;parse-names&quot;:false,&quot;dropping-particle&quot;:&quot;&quot;,&quot;non-dropping-particle&quot;:&quot;&quot;},{&quot;family&quot;:&quot;Ramadhan&quot;,&quot;given&quot;:&quot;Dona&quot;,&quot;parse-names&quot;:false,&quot;dropping-particle&quot;:&quot;&quot;,&quot;non-dropping-particle&quot;:&quot;&quot;}],&quot;container-title&quot;:&quot;Asia Pacific Fraud Journal&quot;,&quot;DOI&quot;:&quot;10.21532/apfjournal.v6i2.216&quot;,&quot;ISSN&quot;:&quot;2502-8731&quot;,&quot;issued&quot;:{&quot;date-parts&quot;:[[2021,12,30]]},&quot;page&quot;:&quot;213&quot;,&quot;abstract&quot;:&quot;This study aims to implement a machine learning algorithm in detecting fraud based on historical data set in a retail consumer financing company. The outcome of machine learning is used as samples for the fraud detection team. Data analysis is performed through data processing, feature selection, hold-on methods, and accuracy testing. There are five machine learning methods applied in this study: Logistic Regression, K-Nearest Neighbor (KNN), Decision Tree, Random Forest, and Support Vector Machine (SVM). Historical data are divided into two groups: training data and test data. The results show that the Random Forest algorithm has the highest accuracy with a training score of 0.994999 and a test score of 0.745437. This means that the Random Forest algorithm is the most accurate method for detecting fraud. Further research is suggested to add more predictor variables to increase the accuracy value and apply this method to different financial institutions and different industries.&quot;,&quot;publisher&quot;:&quot;ACFE Indonesia Chapter&quot;,&quot;issue&quot;:&quot;2&quot;,&quot;volume&quot;:&quot;6&quot;,&quot;container-title-short&quot;:&quot;&quot;},&quot;isTemporary&quot;:false}]}]"/>
+    <we:property name="MENDELEY_CITATIONS_STYLE" value="{&quot;id&quot;:&quot;https://www.zotero.org/styles/ieee&quot;,&quot;title&quot;:&quot;IEEE Reference Guide version 11.29.2023&quot;,&quot;format&quot;:&quot;numeric&quot;,&quot;defaultLocale&quot;:null,&quot;isLocaleCodeValid&quot;:true}"/>
+  </we:properties>
+  <we:bindings/>
+  <we:snapshot xmlns:r="http://schemas.openxmlformats.org/officeDocument/2006/relationships"/>
+</we:webextension>
+</file>
+
+<file path=customXml/item1.xml><?xml version="1.0" encoding="utf-8"?>
+<b:Sources xmlns:b="http://schemas.openxmlformats.org/officeDocument/2006/bibliography" xmlns="http://schemas.openxmlformats.org/officeDocument/2006/bibliography" SelectedStyle="\APASixthEditionOfficeOnline.xsl" StyleName="APA" Version="6"/>
+</file>
+
+<file path=customXml/itemProps1.xml><?xml version="1.0" encoding="utf-8"?>
+<ds:datastoreItem xmlns:ds="http://schemas.openxmlformats.org/officeDocument/2006/customXml" ds:itemID="{95AFD177-29A2-464D-AC89-4FE36B6B3908}">
+  <ds:schemaRefs>
+    <ds:schemaRef ds:uri="http://schemas.openxmlformats.org/officeDocument/2006/bibliography"/>
+  </ds:schemaRefs>
+</ds:datastoreItem>
 </file>
--- a/bab 5/BAB V.docx
+++ b/bab 5/BAB V.docx
@@ -5,13 +5,12 @@
     <w:p>
       <w:pPr>
         <w:pStyle w:val="Heading1"/>
-        <w:spacing w:line="240" w:lineRule="auto"/>
         <w:jc w:val="center"/>
         <w:rPr>
           <w:rFonts w:ascii="Times New Roman" w:hAnsi="Times New Roman" w:cs="Times New Roman"/>
           <w:b/>
           <w:bCs/>
-          <w:color w:val="000000" w:themeColor="text1"/>
+          <w:color w:val="auto"/>
           <w:sz w:val="24"/>
           <w:szCs w:val="24"/>
         </w:rPr>
@@ -21,7 +20,7 @@
           <w:rFonts w:ascii="Times New Roman" w:hAnsi="Times New Roman" w:cs="Times New Roman"/>
           <w:b/>
           <w:bCs/>
-          <w:color w:val="000000" w:themeColor="text1"/>
+          <w:color w:val="auto"/>
           <w:sz w:val="24"/>
           <w:szCs w:val="24"/>
         </w:rPr>
@@ -32,7 +31,7 @@
           <w:rFonts w:ascii="Times New Roman" w:hAnsi="Times New Roman" w:cs="Times New Roman"/>
           <w:b/>
           <w:bCs/>
-          <w:color w:val="000000" w:themeColor="text1"/>
+          <w:color w:val="auto"/>
           <w:sz w:val="24"/>
           <w:szCs w:val="24"/>
         </w:rPr>
@@ -51,7 +50,7 @@
           <w:rFonts w:ascii="Times New Roman" w:hAnsi="Times New Roman" w:cs="Times New Roman"/>
           <w:b/>
           <w:bCs/>
-          <w:color w:val="000000" w:themeColor="text1"/>
+          <w:color w:val="auto"/>
           <w:sz w:val="24"/>
           <w:szCs w:val="24"/>
         </w:rPr>
@@ -63,7 +62,7 @@
           <w:rFonts w:ascii="Times New Roman" w:hAnsi="Times New Roman" w:cs="Times New Roman"/>
           <w:b/>
           <w:bCs/>
-          <w:color w:val="000000" w:themeColor="text1"/>
+          <w:color w:val="auto"/>
           <w:sz w:val="24"/>
           <w:szCs w:val="24"/>
         </w:rPr>
@@ -74,7 +73,7 @@
           <w:rFonts w:ascii="Times New Roman" w:hAnsi="Times New Roman" w:cs="Times New Roman"/>
           <w:b/>
           <w:bCs/>
-          <w:color w:val="000000" w:themeColor="text1"/>
+          <w:color w:val="auto"/>
           <w:sz w:val="24"/>
           <w:szCs w:val="24"/>
         </w:rPr>
@@ -83,87 +82,109 @@
       </w:r>
     </w:p>
     <w:p>
+      <w:r>
+        <w:t xml:space="preserve">Berdasarkan hasil penelitian yang telah dilakukan, dapat ditarik kesimpulan sebagai berikut: </w:t>
+      </w:r>
+    </w:p>
+    <w:p>
       <w:pPr>
-        <w:widowControl w:val="0"/>
-        <w:pBdr>
-          <w:top w:val="nil"/>
-          <w:left w:val="nil"/>
-          <w:bottom w:val="nil"/>
-          <w:right w:val="nil"/>
-          <w:between w:val="nil"/>
-        </w:pBdr>
-        <w:spacing w:after="0"/>
-        <w:ind w:firstLine="720"/>
+        <w:pStyle w:val="ListParagraph"/>
+        <w:numPr>
+          <w:ilvl w:val="6"/>
+          <w:numId w:val="1"/>
+        </w:numPr>
+        <w:spacing w:line="360" w:lineRule="auto"/>
+        <w:ind w:left="567" w:hanging="283"/>
         <w:jc w:val="both"/>
         <w:rPr>
-          <w:color w:val="000000"/>
+          <w:rFonts w:ascii="Times New Roman" w:hAnsi="Times New Roman" w:cs="Times New Roman"/>
         </w:rPr>
       </w:pPr>
       <w:r>
         <w:rPr>
-          <w:color w:val="000000"/>
+          <w:rFonts w:ascii="Times New Roman" w:hAnsi="Times New Roman" w:cs="Times New Roman"/>
         </w:rPr>
-        <w:t xml:space="preserve">Kesimpulan merupakan intisari dari pembahasan yang bersifat lebih general. Kesimpulan harus </w:t>
-      </w:r>
-      <w:r>
-        <w:t>menjawab rumusan masalah yang selaras</w:t>
+        <w:t xml:space="preserve">Implementasi metode Learning to Rank berbasis LambdaMART dengan arsitektur Dual Pipeline berhasil diterapkan untuk mengidentifikasi dan memeringkat risiko transaksi fraud pada dataset Credit Card Fraud Detection (284.807 transaksi, rasio fraud 0,17%). Data dikelompokkan ke dalam query berbasis jendela waktu 1 jam menggunakan formula qid = </w:t>
       </w:r>
       <w:r>
         <w:rPr>
-          <w:color w:val="000000"/>
+          <w:rFonts w:ascii="Cambria Math" w:hAnsi="Cambria Math" w:cs="Cambria Math"/>
         </w:rPr>
-        <w:t xml:space="preserve"> dengan tujuan penelitian, dan juga harus dibuktikan di Bab IV (Hasil dan Pembahasan).</w:t>
+        <w:t>⌊</w:t>
+      </w:r>
+      <w:r>
+        <w:rPr>
+          <w:rFonts w:ascii="Times New Roman" w:hAnsi="Times New Roman" w:cs="Times New Roman"/>
+        </w:rPr>
+        <w:t>Time/3600</w:t>
+      </w:r>
+      <w:r>
+        <w:rPr>
+          <w:rFonts w:ascii="Cambria Math" w:hAnsi="Cambria Math" w:cs="Cambria Math"/>
+        </w:rPr>
+        <w:t>⌋</w:t>
+      </w:r>
+      <w:r>
+        <w:rPr>
+          <w:rFonts w:ascii="Times New Roman" w:hAnsi="Times New Roman" w:cs="Times New Roman"/>
+        </w:rPr>
+        <w:t xml:space="preserve">, menghasilkan 6 query aktif pada data pengujian. </w:t>
       </w:r>
     </w:p>
     <w:p>
       <w:pPr>
-        <w:widowControl w:val="0"/>
-        <w:pBdr>
-          <w:top w:val="nil"/>
-          <w:left w:val="nil"/>
-          <w:bottom w:val="nil"/>
-          <w:right w:val="nil"/>
-          <w:between w:val="nil"/>
-        </w:pBdr>
-        <w:spacing w:after="0"/>
-        <w:ind w:firstLine="720"/>
+        <w:pStyle w:val="ListParagraph"/>
+        <w:ind w:left="567"/>
+        <w:rPr>
+          <w:rFonts w:ascii="Times New Roman" w:hAnsi="Times New Roman" w:cs="Times New Roman"/>
+        </w:rPr>
+      </w:pPr>
+    </w:p>
+    <w:p>
+      <w:pPr>
+        <w:pStyle w:val="ListParagraph"/>
+        <w:numPr>
+          <w:ilvl w:val="6"/>
+          <w:numId w:val="1"/>
+        </w:numPr>
+        <w:spacing w:line="360" w:lineRule="auto"/>
+        <w:ind w:left="567" w:hanging="283"/>
         <w:jc w:val="both"/>
         <w:rPr>
-          <w:color w:val="000000"/>
+          <w:rFonts w:ascii="Times New Roman" w:hAnsi="Times New Roman" w:cs="Times New Roman"/>
         </w:rPr>
       </w:pPr>
       <w:r>
         <w:rPr>
-          <w:color w:val="000000"/>
+          <w:rFonts w:ascii="Times New Roman" w:hAnsi="Times New Roman" w:cs="Times New Roman"/>
         </w:rPr>
-        <w:t xml:space="preserve">Kesimpulan boleh diberi nomor atau boleh juga tidak menggunakan nomor. Jika menggunakan nomor maka sesuai dengan template ini. Jika tidak menggunakan nomor </w:t>
+        <w:t>Proses transformasi data transaksi ke format Learning to Rank dilakukan melalui tiga tahap: Proses transformasi data dilakukan melalui time-based split 70/15/15 untuk mencegah data leakage, diikuti ekstraksi fitur xgb_score menggunakan 5-Fold Time Series Cross-Validation OOF dengan XGBoost, dan transformasi logit untuk meregangkan distribusi probabilitas OOF sehingga LambdaMART dapat menemukan split point yang optimal.</w:t>
       </w:r>
-      <w:r>
-        <w:t>maka dapat berupa</w:t>
-      </w:r>
+    </w:p>
+    <w:p>
+      <w:pPr>
+        <w:jc w:val="both"/>
+      </w:pPr>
+    </w:p>
+    <w:p>
+      <w:pPr>
+        <w:pStyle w:val="ListParagraph"/>
+        <w:numPr>
+          <w:ilvl w:val="6"/>
+          <w:numId w:val="1"/>
+        </w:numPr>
+        <w:spacing w:line="360" w:lineRule="auto"/>
+        <w:ind w:left="567" w:hanging="283"/>
+        <w:jc w:val="both"/>
+        <w:rPr>
+          <w:rFonts w:ascii="Times New Roman" w:hAnsi="Times New Roman" w:cs="Times New Roman"/>
+        </w:rPr>
+      </w:pPr>
       <w:r>
         <w:rPr>
-          <w:color w:val="000000"/>
+          <w:rFonts w:ascii="Times New Roman" w:hAnsi="Times New Roman" w:cs="Times New Roman"/>
         </w:rPr>
-        <w:t xml:space="preserve"> </w:t>
-      </w:r>
-      <w:r>
-        <w:t xml:space="preserve">paragraf </w:t>
-      </w:r>
-      <w:r>
-        <w:rPr>
-          <w:color w:val="000000"/>
-        </w:rPr>
-        <w:t xml:space="preserve">sebagaimana ketentuan </w:t>
-      </w:r>
-      <w:r>
-        <w:t>paragraf</w:t>
-      </w:r>
-      <w:r>
-        <w:rPr>
-          <w:color w:val="000000"/>
-        </w:rPr>
-        <w:t xml:space="preserve"> penulisan tesis seperti bab-bab sebelumnya. </w:t>
+        <w:t>Model Hybrid LTR (XGBoost OOF + LambdaMART) mencapai performa terbaik dengan NDCG@10 = 0,8161, mengungguli Pure LambdaMART (NDCG@10 = 0,8126), XGBoost Baseline (0,8104), Random Forest (0,7842), dan Logistic Regression (0,6578). Model mencapai NDCG@10 = 1,0000 pada query terbaik (qid=42) dengan seluruh 10 posisi teratas ditempati oleh transaksi fraud. Hasil ini membuktikan bahwa pendekatan LTR mampu memprioritaskan transaksi fraud secara efektif dan lebih operasional dibandingkan pendekatan klasifikasi biner konvensional.</w:t>
       </w:r>
     </w:p>
     <w:p>
@@ -176,7 +197,7 @@
           <w:rFonts w:ascii="Times New Roman" w:hAnsi="Times New Roman" w:cs="Times New Roman"/>
           <w:b/>
           <w:bCs/>
-          <w:color w:val="000000" w:themeColor="text1"/>
+          <w:color w:val="auto"/>
           <w:sz w:val="24"/>
           <w:szCs w:val="24"/>
         </w:rPr>
@@ -188,10 +209,11 @@
           <w:rFonts w:ascii="Times New Roman" w:hAnsi="Times New Roman" w:cs="Times New Roman"/>
           <w:b/>
           <w:bCs/>
-          <w:color w:val="000000" w:themeColor="text1"/>
+          <w:color w:val="auto"/>
           <w:sz w:val="24"/>
           <w:szCs w:val="24"/>
         </w:rPr>
+        <w:lastRenderedPageBreak/>
         <w:t>5.2</w:t>
       </w:r>
       <w:r>
@@ -199,7 +221,7 @@
           <w:rFonts w:ascii="Times New Roman" w:hAnsi="Times New Roman" w:cs="Times New Roman"/>
           <w:b/>
           <w:bCs/>
-          <w:color w:val="000000" w:themeColor="text1"/>
+          <w:color w:val="auto"/>
           <w:sz w:val="24"/>
           <w:szCs w:val="24"/>
         </w:rPr>
@@ -211,16 +233,103 @@
       <w:pPr>
         <w:ind w:firstLine="720"/>
         <w:jc w:val="both"/>
+      </w:pPr>
+      <w:r>
+        <w:t xml:space="preserve">Berdasarkan penelitian yang telah dilakukan, beberapa saran untuk pengembangan penelitian selanjutnya adalah sebagai berikut: </w:t>
+      </w:r>
+    </w:p>
+    <w:p>
+      <w:pPr>
+        <w:pStyle w:val="ListParagraph"/>
+        <w:numPr>
+          <w:ilvl w:val="3"/>
+          <w:numId w:val="2"/>
+        </w:numPr>
+        <w:spacing w:line="360" w:lineRule="auto"/>
+        <w:ind w:left="993" w:hanging="426"/>
+        <w:jc w:val="both"/>
+        <w:rPr>
+          <w:rFonts w:ascii="Times New Roman" w:hAnsi="Times New Roman" w:cs="Times New Roman"/>
+        </w:rPr>
+      </w:pPr>
+      <w:r>
+        <w:rPr>
+          <w:rFonts w:ascii="Times New Roman" w:hAnsi="Times New Roman" w:cs="Times New Roman"/>
+        </w:rPr>
+        <w:t xml:space="preserve">Penggunaan graded relevance sebagai pengganti binary relevance, misalnya dengan menetapkan skor relevansi berdasarkan nominal transaksi (rel = Class × log(1 + Amount)), sehingga fraud bernilai besar diprioritaskan lebih tinggi dalam daftar investigasi. </w:t>
+      </w:r>
+    </w:p>
+    <w:p>
+      <w:pPr>
+        <w:pStyle w:val="ListParagraph"/>
+        <w:numPr>
+          <w:ilvl w:val="3"/>
+          <w:numId w:val="2"/>
+        </w:numPr>
+        <w:spacing w:line="360" w:lineRule="auto"/>
+        <w:ind w:left="993" w:hanging="426"/>
+        <w:jc w:val="both"/>
+        <w:rPr>
+          <w:rFonts w:ascii="Times New Roman" w:hAnsi="Times New Roman" w:cs="Times New Roman"/>
+        </w:rPr>
+      </w:pPr>
+      <w:r>
+        <w:rPr>
+          <w:rFonts w:ascii="Times New Roman" w:hAnsi="Times New Roman" w:cs="Times New Roman"/>
+        </w:rPr>
+        <w:t>Validasi framework pada dataset transaksi keuangan digital Indonesia atau Asia Tenggara yang mencerminkan karakteristik fraud lokal, mengingat dataset yang digunakan dalam penelitian ini berasal dari transaksi Eropa tahun 2013.</w:t>
+      </w:r>
+    </w:p>
+    <w:p>
+      <w:pPr>
+        <w:pStyle w:val="ListParagraph"/>
+        <w:numPr>
+          <w:ilvl w:val="3"/>
+          <w:numId w:val="2"/>
+        </w:numPr>
+        <w:spacing w:line="360" w:lineRule="auto"/>
+        <w:ind w:left="993" w:hanging="426"/>
+        <w:jc w:val="both"/>
+        <w:rPr>
+          <w:rFonts w:ascii="Times New Roman" w:hAnsi="Times New Roman" w:cs="Times New Roman"/>
+        </w:rPr>
+      </w:pPr>
+      <w:r>
+        <w:rPr>
+          <w:rFonts w:ascii="Times New Roman" w:hAnsi="Times New Roman" w:cs="Times New Roman"/>
+        </w:rPr>
+        <w:t xml:space="preserve">Implementasi pipeline LTR pada skenario data streaming real-time, di mana query diperbarui setiap jam secara otomatis dan model dilatih ulang secara inkremental. </w:t>
+      </w:r>
+    </w:p>
+    <w:p>
+      <w:pPr>
+        <w:pStyle w:val="ListParagraph"/>
+        <w:numPr>
+          <w:ilvl w:val="3"/>
+          <w:numId w:val="2"/>
+        </w:numPr>
+        <w:spacing w:line="360" w:lineRule="auto"/>
+        <w:ind w:left="993" w:hanging="426"/>
+        <w:jc w:val="both"/>
+        <w:rPr>
+          <w:rFonts w:ascii="Times New Roman" w:hAnsi="Times New Roman" w:cs="Times New Roman"/>
+        </w:rPr>
         <w:sectPr>
-          <w:headerReference w:type="first" r:id="rId7"/>
+          <w:footerReference w:type="default" r:id="rId8"/>
+          <w:headerReference w:type="first" r:id="rId9"/>
+          <w:footerReference w:type="first" r:id="rId10"/>
           <w:pgSz w:w="11909" w:h="16834"/>
           <w:pgMar w:top="2275" w:right="1699" w:bottom="1699" w:left="2275" w:header="720" w:footer="720" w:gutter="0"/>
+          <w:pgNumType w:start="51"/>
           <w:cols w:space="720"/>
-          <w:titlePg/>
+          <w:docGrid w:linePitch="326"/>
         </w:sectPr>
       </w:pPr>
       <w:r>
-        <w:t>Berisi hal-hal yang masih dapat dikerjakan dengan lebih baik dan dapat dikembangkan lebih lanjut, atau berisi masalah-masalah yang dialami pada saat proses pengerjaan skripsi.</w:t>
+        <w:rPr>
+          <w:rFonts w:ascii="Times New Roman" w:hAnsi="Times New Roman" w:cs="Times New Roman"/>
+        </w:rPr>
+        <w:t>Eksplorasi model LTR berbasis neural network (seperti ListNet atau DLCM) sebagai alternatif LambdaMART untuk menangkap pola non-linear yang lebih kompleks dalam data transaksi keuangan digital.</w:t>
       </w:r>
     </w:p>
     <w:p>
@@ -234,483 +343,441 @@
           <w:rFonts w:ascii="Times New Roman" w:hAnsi="Times New Roman" w:cs="Times New Roman"/>
           <w:b/>
           <w:bCs/>
-          <w:color w:val="000000" w:themeColor="text1"/>
+          <w:color w:val="auto"/>
           <w:sz w:val="24"/>
           <w:szCs w:val="24"/>
         </w:rPr>
       </w:pPr>
-      <w:bookmarkStart w:id="2" w:name="_heading=h.3tbugp1" w:colFirst="0" w:colLast="0"/>
-      <w:bookmarkEnd w:id="2"/>
       <w:r>
         <w:rPr>
           <w:rFonts w:ascii="Times New Roman" w:hAnsi="Times New Roman" w:cs="Times New Roman"/>
           <w:b/>
           <w:bCs/>
-          <w:color w:val="000000" w:themeColor="text1"/>
+          <w:color w:val="auto"/>
           <w:sz w:val="24"/>
           <w:szCs w:val="24"/>
         </w:rPr>
         <w:lastRenderedPageBreak/>
         <w:t>REFERENSI</w:t>
       </w:r>
-      <w:bookmarkStart w:id="3" w:name="_heading=h.2jxsxqh" w:colFirst="0" w:colLast="0"/>
-      <w:bookmarkEnd w:id="3"/>
     </w:p>
-    <w:p>
-      <w:pPr>
-        <w:jc w:val="both"/>
+    <w:sdt>
+      <w:sdtPr>
         <w:rPr>
-          <w:lang w:val="en-ID"/>
+          <w:bCs/>
         </w:rPr>
-      </w:pPr>
-      <w:r>
+        <w:tag w:val="MENDELEY_BIBLIOGRAPHY"/>
+        <w:id w:val="1366096112"/>
+        <w:placeholder>
+          <w:docPart w:val="1C9002A605BC4E3AA6E503733C803103"/>
+        </w:placeholder>
+      </w:sdtPr>
+      <w:sdtEndPr>
         <w:rPr>
-          <w:lang w:val="en-ID"/>
+          <w:b/>
+          <w:bCs w:val="0"/>
         </w:rPr>
-        <w:t xml:space="preserve">Burges, C. J. C. (2010). </w:t>
-      </w:r>
-      <w:r>
-        <w:rPr>
-          <w:i/>
-          <w:iCs/>
-          <w:lang w:val="en-ID"/>
-        </w:rPr>
-        <w:t>From RankNet to LambdaRank to LambdaMART: An Overview</w:t>
-      </w:r>
-      <w:r>
-        <w:rPr>
-          <w:lang w:val="en-ID"/>
-        </w:rPr>
-        <w:t>. Microsoft Research Technical Report.</w:t>
-      </w:r>
-    </w:p>
-    <w:p>
-      <w:pPr>
-        <w:jc w:val="both"/>
-        <w:rPr>
-          <w:lang w:val="en-ID"/>
-        </w:rPr>
-      </w:pPr>
-      <w:r>
-        <w:rPr>
-          <w:lang w:val="en-ID"/>
-        </w:rPr>
-        <w:t xml:space="preserve">Cao, Z., Qin, T., Liu, T. Y., Tsai, M. F., &amp; Li, H. (2007). </w:t>
-      </w:r>
-      <w:r>
-        <w:rPr>
-          <w:i/>
-          <w:iCs/>
-          <w:lang w:val="en-ID"/>
-        </w:rPr>
-        <w:t>Learning to Rank: From Pairwise Approach to Listwise Approach</w:t>
-      </w:r>
-      <w:r>
-        <w:rPr>
-          <w:lang w:val="en-ID"/>
-        </w:rPr>
-        <w:t>. Proceedings of the International Conference on Machine Learning (ICML). ACM.</w:t>
-      </w:r>
-    </w:p>
-    <w:p>
-      <w:pPr>
-        <w:jc w:val="both"/>
-        <w:rPr>
-          <w:color w:val="000000"/>
-          <w:lang w:val="en-ID"/>
-        </w:rPr>
-      </w:pPr>
-      <w:sdt>
-        <w:sdtPr>
-          <w:rPr>
-            <w:color w:val="000000"/>
-            <w:lang w:val="en-ID"/>
-          </w:rPr>
-          <w:tag w:val="MENDELEY_CITATION_v3_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"/>
-          <w:id w:val="385067572"/>
-          <w:placeholder>
-            <w:docPart w:val="DefaultPlaceholder_-1854013440"/>
-          </w:placeholder>
-        </w:sdtPr>
-        <w:sdtContent>
+      </w:sdtEndPr>
+      <w:sdtContent>
+        <w:p>
+          <w:pPr>
+            <w:autoSpaceDE w:val="0"/>
+            <w:autoSpaceDN w:val="0"/>
+            <w:ind w:hanging="640"/>
+            <w:jc w:val="both"/>
+            <w:rPr>
+              <w:bCs/>
+            </w:rPr>
+          </w:pPr>
           <w:r>
             <w:rPr>
-              <w:color w:val="000000"/>
-              <w:lang w:val="en-ID"/>
+              <w:bCs/>
             </w:rPr>
             <w:t>[1]</w:t>
           </w:r>
           <w:r>
             <w:rPr>
-              <w:color w:val="000000"/>
-              <w:lang w:val="en-ID"/>
+              <w:bCs/>
             </w:rPr>
             <w:tab/>
+            <w:t xml:space="preserve">Ridwan Dwi Irawan and Agus Fatkhurohman, “Application of Deep Learning Algorithm to Detect Fraud in Online Transaction Networks,” </w:t>
           </w:r>
           <w:r>
             <w:rPr>
-              <w:lang w:val="en-ID"/>
+              <w:bCs/>
+              <w:i/>
+              <w:iCs/>
             </w:rPr>
-            <w:t>Irawan, R. D. (2024). Application of Deep Learning Algorithm to Detect</w:t>
+            <w:t>Jurnal Teknologi dan Open Source.</w:t>
           </w:r>
           <w:r>
             <w:rPr>
-              <w:lang w:val="en-ID"/>
+              <w:bCs/>
             </w:rPr>
-            <w:tab/>
+            <w:t xml:space="preserve"> vol. 7, no. 2, pp. 167–177, Dec. 2024, doi: 10.36378/jtos.v7i2.3890.</w:t>
           </w:r>
+        </w:p>
+        <w:p>
+          <w:pPr>
+            <w:autoSpaceDE w:val="0"/>
+            <w:autoSpaceDN w:val="0"/>
+            <w:ind w:hanging="640"/>
+            <w:jc w:val="both"/>
+            <w:rPr>
+              <w:bCs/>
+            </w:rPr>
+          </w:pPr>
           <w:r>
             <w:rPr>
-              <w:lang w:val="en-ID"/>
-            </w:rPr>
-            <w:t xml:space="preserve">Fraud in Online Financial Transactions. </w:t>
-          </w:r>
-          <w:r>
-            <w:rPr>
-              <w:i/>
-              <w:iCs/>
-              <w:lang w:val="en-ID"/>
-            </w:rPr>
-            <w:t>Journal of Technology and</w:t>
-          </w:r>
-          <w:r>
-            <w:rPr>
-              <w:i/>
-              <w:iCs/>
-              <w:lang w:val="en-ID"/>
-            </w:rPr>
-            <w:tab/>
-          </w:r>
-          <w:r>
-            <w:rPr>
-              <w:i/>
-              <w:iCs/>
-              <w:lang w:val="en-ID"/>
-            </w:rPr>
-            <w:t>Information Systems</w:t>
-          </w:r>
-          <w:r>
-            <w:rPr>
-              <w:lang w:val="en-ID"/>
-            </w:rPr>
-            <w:t>.</w:t>
-          </w:r>
-        </w:sdtContent>
-      </w:sdt>
-      <w:r>
-        <w:rPr>
-          <w:color w:val="000000"/>
-          <w:lang w:val="en-ID"/>
-        </w:rPr>
-        <w:tab/>
-      </w:r>
-    </w:p>
-    <w:p>
-      <w:pPr>
-        <w:jc w:val="both"/>
-        <w:rPr>
-          <w:lang w:val="en-ID"/>
-        </w:rPr>
-      </w:pPr>
-    </w:p>
-    <w:p>
-      <w:pPr>
-        <w:jc w:val="both"/>
-        <w:rPr>
-          <w:lang w:val="en-ID"/>
-        </w:rPr>
-      </w:pPr>
-      <w:sdt>
-        <w:sdtPr>
-          <w:rPr>
-            <w:color w:val="000000"/>
-            <w:lang w:val="en-ID"/>
-          </w:rPr>
-          <w:tag w:val="MENDELEY_CITATION_v3_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"/>
-          <w:id w:val="-571195958"/>
-          <w:placeholder>
-            <w:docPart w:val="DefaultPlaceholder_-1854013440"/>
-          </w:placeholder>
-        </w:sdtPr>
-        <w:sdtContent>
-          <w:r>
-            <w:rPr>
-              <w:color w:val="000000"/>
-              <w:lang w:val="en-ID"/>
+              <w:bCs/>
             </w:rPr>
             <w:t>[2]</w:t>
           </w:r>
           <w:r>
             <w:rPr>
-              <w:color w:val="000000"/>
-              <w:lang w:val="en-ID"/>
+              <w:bCs/>
             </w:rPr>
             <w:tab/>
+            <w:t>C. J. C. Burges, "From RankNet to LambdaRank to LambdaMART: An Overview," Microsoft Research, Redmond, WA, USA, Technical Report MSR-TR-2010-82, 2010. [Online]. Available: https://www.microsoft.com/ en-us/research/publication/from-ranknet-to-lambdarank-to-lambdamart- an-overview/</w:t>
           </w:r>
+        </w:p>
+        <w:p>
+          <w:pPr>
+            <w:autoSpaceDE w:val="0"/>
+            <w:autoSpaceDN w:val="0"/>
+            <w:ind w:hanging="640"/>
+            <w:jc w:val="both"/>
+            <w:rPr>
+              <w:bCs/>
+            </w:rPr>
+          </w:pPr>
           <w:r>
             <w:rPr>
-              <w:lang w:val="en-ID"/>
-            </w:rPr>
-            <w:t>Riyanto Tri Wijaya J, Dien Niviany Rahmatika, Eliada Herwiyanti</w:t>
-          </w:r>
-          <w:r>
-            <w:rPr>
-              <w:lang w:val="en-ID"/>
-            </w:rPr>
-            <w:t>. (</w:t>
-          </w:r>
-          <w:r>
-            <w:rPr>
-              <w:lang w:val="en-ID"/>
-            </w:rPr>
-            <w:t>2026</w:t>
-          </w:r>
-          <w:r>
-            <w:rPr>
-              <w:lang w:val="en-ID"/>
-            </w:rPr>
-            <w:t>).</w:t>
-          </w:r>
-          <w:r>
-            <w:rPr>
-              <w:lang w:val="en-ID"/>
-            </w:rPr>
-            <w:tab/>
-            <w:t>MACHINE LEARNING TECHNIQUES IN DETECTING FRAUD: A</w:t>
-          </w:r>
-          <w:r>
-            <w:rPr>
-              <w:lang w:val="en-ID"/>
-            </w:rPr>
-            <w:tab/>
-            <w:t>STATE OF THE ART REVIEW IN THE SCOPUS DATABASE</w:t>
-          </w:r>
-          <w:r>
-            <w:rPr>
-              <w:lang w:val="en-ID"/>
-            </w:rPr>
-            <w:t xml:space="preserve">. </w:t>
-          </w:r>
-          <w:r>
-            <w:rPr>
-              <w:i/>
-              <w:iCs/>
-              <w:lang w:val="en-ID"/>
-            </w:rPr>
-            <w:t>Junal</w:t>
-          </w:r>
-          <w:r>
-            <w:rPr>
-              <w:i/>
-              <w:iCs/>
-              <w:lang w:val="en-ID"/>
-            </w:rPr>
-            <w:tab/>
-            <w:t>Bina Akutansi</w:t>
-          </w:r>
-          <w:r>
-            <w:rPr>
-              <w:lang w:val="en-ID"/>
-            </w:rPr>
-            <w:t>.</w:t>
-          </w:r>
-        </w:sdtContent>
-      </w:sdt>
-      <w:r>
-        <w:rPr>
-          <w:color w:val="000000"/>
-          <w:lang w:val="en-ID"/>
-        </w:rPr>
-        <w:tab/>
-      </w:r>
-    </w:p>
-    <w:p>
-      <w:pPr>
-        <w:jc w:val="both"/>
-        <w:rPr>
-          <w:lang w:val="en-ID"/>
-        </w:rPr>
-      </w:pPr>
-    </w:p>
-    <w:p>
-      <w:pPr>
-        <w:jc w:val="both"/>
-        <w:rPr>
-          <w:lang w:val="en-ID"/>
-        </w:rPr>
-      </w:pPr>
-      <w:r>
-        <w:rPr>
-          <w:lang w:val="en-ID"/>
-        </w:rPr>
-        <w:t>Kurniawati, T. O., Tarjo, &amp; Haryadi, B. (2024). Machine Learning in Detecting Fraud: Literature Review.</w:t>
-      </w:r>
-    </w:p>
-    <w:p>
-      <w:pPr>
-        <w:jc w:val="both"/>
-        <w:rPr>
-          <w:lang w:val="en-ID"/>
-        </w:rPr>
-      </w:pPr>
-      <w:r>
-        <w:rPr>
-          <w:lang w:val="en-ID"/>
-        </w:rPr>
-        <w:t>Majumder, R. Q. (2025). Data-driven Machine Learning-based Fraud Detection for Financial Transactions.</w:t>
-      </w:r>
-    </w:p>
-    <w:p>
-      <w:pPr>
-        <w:jc w:val="both"/>
-        <w:rPr>
-          <w:lang w:val="en-ID"/>
-        </w:rPr>
-      </w:pPr>
-    </w:p>
-    <w:p>
-      <w:pPr>
-        <w:ind w:left="720" w:hanging="720"/>
-        <w:jc w:val="both"/>
-        <w:rPr>
-          <w:lang w:val="en-ID"/>
-        </w:rPr>
-      </w:pPr>
-      <w:sdt>
-        <w:sdtPr>
-          <w:rPr>
-            <w:color w:val="000000"/>
-            <w:lang w:val="en-ID"/>
-          </w:rPr>
-          <w:tag w:val="MENDELEY_CITATION_v3_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"/>
-          <w:id w:val="-2002885643"/>
-          <w:placeholder>
-            <w:docPart w:val="DefaultPlaceholder_-1854013440"/>
-          </w:placeholder>
-        </w:sdtPr>
-        <w:sdtContent>
-          <w:r>
-            <w:rPr>
-              <w:color w:val="000000"/>
-              <w:lang w:val="en-ID"/>
+              <w:bCs/>
             </w:rPr>
             <w:t>[3]</w:t>
           </w:r>
           <w:r>
             <w:rPr>
-              <w:color w:val="000000"/>
-              <w:lang w:val="en-ID"/>
+              <w:bCs/>
             </w:rPr>
             <w:tab/>
+            <w:t xml:space="preserve">J. Riyanto Tri Wijaya, Dien Noviany Rahmatika, and Eliada Herwiyanti, “MACHINE LEARNING TECHNIQUES IN DETECTING FRAUD: A STATE OF THE ART REVIEW IN THE SCOPUS DATABASE,” </w:t>
           </w:r>
           <w:r>
             <w:rPr>
-              <w:color w:val="000000"/>
+              <w:bCs/>
+              <w:i/>
+              <w:iCs/>
             </w:rPr>
-            <w:t>Mustika, N. I. (2021). Machine Learning Algorithms in Fraud Detection</w:t>
+            <w:t>Jurnal Bina Akuntansi</w:t>
           </w:r>
           <w:r>
             <w:rPr>
-              <w:color w:val="000000"/>
+              <w:bCs/>
             </w:rPr>
-            <w:t>: Case Study on Retail Consumer Financing Company</w:t>
+            <w:t>, vol. 13, no. 1, Jan. 2026, doi: 10.52859/jba.v13i1.825.</w:t>
+          </w:r>
+        </w:p>
+        <w:p>
+          <w:pPr>
+            <w:autoSpaceDE w:val="0"/>
+            <w:autoSpaceDN w:val="0"/>
+            <w:ind w:hanging="640"/>
+            <w:jc w:val="both"/>
+            <w:rPr>
+              <w:bCs/>
+            </w:rPr>
+          </w:pPr>
+          <w:r>
+            <w:rPr>
+              <w:bCs/>
+            </w:rPr>
+            <w:t>[4]</w:t>
           </w:r>
           <w:r>
             <w:rPr>
-              <w:color w:val="000000"/>
+              <w:bCs/>
             </w:rPr>
-            <w:t xml:space="preserve">. </w:t>
+            <w:tab/>
+            <w:t xml:space="preserve">N. I. Mustika, B. Nenda, and D. Ramadhan, “Machine Learning Algorithms in Fraud Detection: Case Study on Retail Consumer Financing Company,” </w:t>
           </w:r>
           <w:r>
             <w:rPr>
+              <w:bCs/>
               <w:i/>
               <w:iCs/>
-              <w:color w:val="000000"/>
             </w:rPr>
-            <w:t>Asian Pacific Fraud Journal</w:t>
+            <w:t>Asia Pacific Fraud Journal</w:t>
           </w:r>
           <w:r>
             <w:rPr>
-              <w:color w:val="000000"/>
+              <w:bCs/>
             </w:rPr>
-            <w:t>.</w:t>
+            <w:t>, vol. 6, no. 2, p. 213, Dec. 2021, doi: 10.21532/apfjournal.v6i2.216.</w:t>
           </w:r>
-        </w:sdtContent>
-      </w:sdt>
-      <w:r>
-        <w:rPr>
-          <w:color w:val="000000"/>
-          <w:lang w:val="en-ID"/>
-        </w:rPr>
-        <w:tab/>
-      </w:r>
-    </w:p>
-    <w:p>
-      <w:pPr>
-        <w:jc w:val="both"/>
-        <w:rPr>
-          <w:lang w:val="en-ID"/>
-        </w:rPr>
-      </w:pPr>
-      <w:r>
-        <w:rPr>
-          <w:lang w:val="en-ID"/>
-        </w:rPr>
-        <w:t xml:space="preserve">Li, W. W. et al. (2025). Learn to Rank Risky Investors: A Case Study of Predicting Financial Risk. </w:t>
-      </w:r>
-      <w:r>
-        <w:rPr>
-          <w:i/>
-          <w:iCs/>
-          <w:lang w:val="en-ID"/>
-        </w:rPr>
-        <w:t>ACM Digital Library</w:t>
-      </w:r>
-      <w:r>
-        <w:rPr>
-          <w:lang w:val="en-ID"/>
-        </w:rPr>
-        <w:t>.</w:t>
-      </w:r>
-    </w:p>
-    <w:p>
-      <w:pPr>
-        <w:jc w:val="both"/>
-        <w:rPr>
-          <w:lang w:val="en-ID"/>
-        </w:rPr>
-      </w:pPr>
-      <w:r>
-        <w:rPr>
-          <w:lang w:val="en-ID"/>
-        </w:rPr>
-        <w:t xml:space="preserve">Liu, T. Y. (2009). </w:t>
-      </w:r>
-      <w:r>
-        <w:rPr>
-          <w:i/>
-          <w:iCs/>
-          <w:lang w:val="en-ID"/>
-        </w:rPr>
-        <w:t>Learning to Rank for Information Retrieval</w:t>
-      </w:r>
-      <w:r>
-        <w:rPr>
-          <w:lang w:val="en-ID"/>
-        </w:rPr>
-        <w:t>. Foundations and Trends in Information Retrieval.</w:t>
-      </w:r>
-    </w:p>
-    <w:p>
-      <w:pPr>
-        <w:jc w:val="both"/>
-        <w:rPr>
-          <w:b/>
-          <w:sz w:val="28"/>
-          <w:szCs w:val="28"/>
-        </w:rPr>
-      </w:pPr>
-    </w:p>
+        </w:p>
+        <w:p>
+          <w:pPr>
+            <w:autoSpaceDE w:val="0"/>
+            <w:autoSpaceDN w:val="0"/>
+            <w:ind w:hanging="640"/>
+            <w:jc w:val="both"/>
+            <w:rPr>
+              <w:bCs/>
+            </w:rPr>
+          </w:pPr>
+          <w:r>
+            <w:rPr>
+              <w:bCs/>
+            </w:rPr>
+            <w:t>[5]</w:t>
+          </w:r>
+          <w:r>
+            <w:rPr>
+              <w:bCs/>
+            </w:rPr>
+            <w:tab/>
+            <w:t xml:space="preserve">T. Chen and C. Guestrin, “XGBoost: A scalable tree boosting system,” in </w:t>
+          </w:r>
+          <w:r>
+            <w:rPr>
+              <w:bCs/>
+              <w:i/>
+              <w:iCs/>
+            </w:rPr>
+            <w:t>Proceedings of the ACM SIGKDD International Conference on Knowledge Discovery and Data Mining</w:t>
+          </w:r>
+          <w:r>
+            <w:rPr>
+              <w:bCs/>
+            </w:rPr>
+            <w:t>, Association for Computing Machinery, Aug. 2016, pp. 785–794. doi: 10.1145/2939672.2939785.</w:t>
+          </w:r>
+        </w:p>
+        <w:p>
+          <w:pPr>
+            <w:autoSpaceDE w:val="0"/>
+            <w:autoSpaceDN w:val="0"/>
+            <w:ind w:hanging="640"/>
+            <w:jc w:val="both"/>
+            <w:rPr>
+              <w:bCs/>
+            </w:rPr>
+          </w:pPr>
+          <w:r>
+            <w:rPr>
+              <w:bCs/>
+            </w:rPr>
+            <w:t>[6]</w:t>
+          </w:r>
+          <w:r>
+            <w:rPr>
+              <w:bCs/>
+            </w:rPr>
+            <w:tab/>
+            <w:t xml:space="preserve">W. Hilal, S. A. Gadsden, and J. Yawney, “Financial Fraud: A Review of Anomaly Detection Techniques and Recent Advances,” </w:t>
+          </w:r>
+          <w:r>
+            <w:rPr>
+              <w:bCs/>
+              <w:i/>
+              <w:iCs/>
+            </w:rPr>
+            <w:t xml:space="preserve">Expert Systems with Applications, </w:t>
+          </w:r>
+          <w:r>
+            <w:rPr>
+              <w:bCs/>
+            </w:rPr>
+            <w:t>vol. 193, p. 116429, May 2022,doi: 10.1016/j.eswa.2021.116429.</w:t>
+          </w:r>
+        </w:p>
+        <w:p>
+          <w:pPr>
+            <w:autoSpaceDE w:val="0"/>
+            <w:autoSpaceDN w:val="0"/>
+            <w:ind w:hanging="640"/>
+            <w:jc w:val="both"/>
+            <w:rPr>
+              <w:bCs/>
+            </w:rPr>
+          </w:pPr>
+          <w:r>
+            <w:rPr>
+              <w:bCs/>
+            </w:rPr>
+            <w:t>[7]</w:t>
+          </w:r>
+          <w:r>
+            <w:rPr>
+              <w:bCs/>
+            </w:rPr>
+            <w:tab/>
+            <w:t xml:space="preserve">P. Vanini, S. Rossi, E. Zvizdic, and T. Domenig, “Online payment fraud: from anomaly detection to risk management,” </w:t>
+          </w:r>
+          <w:r>
+            <w:rPr>
+              <w:bCs/>
+              <w:i/>
+              <w:iCs/>
+            </w:rPr>
+            <w:t>Financial Innovation</w:t>
+          </w:r>
+          <w:r>
+            <w:rPr>
+              <w:bCs/>
+            </w:rPr>
+            <w:t>, vol. 9, no. 1, Dec. 2023, doi: 10.1186/s40854-023-00470-w.</w:t>
+          </w:r>
+        </w:p>
+        <w:p>
+          <w:pPr>
+            <w:autoSpaceDE w:val="0"/>
+            <w:autoSpaceDN w:val="0"/>
+            <w:ind w:hanging="640"/>
+            <w:jc w:val="both"/>
+            <w:rPr>
+              <w:bCs/>
+            </w:rPr>
+          </w:pPr>
+          <w:r>
+            <w:rPr>
+              <w:bCs/>
+            </w:rPr>
+            <w:t>[8]</w:t>
+          </w:r>
+          <w:r>
+            <w:rPr>
+              <w:bCs/>
+            </w:rPr>
+            <w:tab/>
+            <w:t xml:space="preserve">R. Q. Majumder, "Data Driven-Machine Learning-Based Fraud Detection Models in FinTech Financial Transactions," in 2025 Global Conference in Emerging </w:t>
+          </w:r>
+          <w:r>
+            <w:rPr>
+              <w:bCs/>
+            </w:rPr>
+            <w:lastRenderedPageBreak/>
+            <w:t>Technology (GINOTECH), Pune, India, May 2025, pp. 1–6, doi: 10.1109/GINOTECH63460.2025.11076629.</w:t>
+          </w:r>
+        </w:p>
+        <w:p>
+          <w:pPr>
+            <w:autoSpaceDE w:val="0"/>
+            <w:autoSpaceDN w:val="0"/>
+            <w:ind w:hanging="640"/>
+            <w:jc w:val="both"/>
+            <w:rPr>
+              <w:bCs/>
+            </w:rPr>
+          </w:pPr>
+          <w:r>
+            <w:rPr>
+              <w:bCs/>
+            </w:rPr>
+            <w:t>[9]</w:t>
+          </w:r>
+          <w:r>
+            <w:rPr>
+              <w:bCs/>
+            </w:rPr>
+            <w:tab/>
+            <w:t xml:space="preserve">T.-Y. Liu, "Learning to Rank for Information Retrieval," Found. Trends Inf. Retr., vol. 2, no. 4, pp. 215–322, 2009, doi: 10.1561/1500000016. </w:t>
+          </w:r>
+        </w:p>
+        <w:p>
+          <w:pPr>
+            <w:autoSpaceDE w:val="0"/>
+            <w:autoSpaceDN w:val="0"/>
+            <w:ind w:hanging="640"/>
+            <w:jc w:val="both"/>
+            <w:rPr>
+              <w:bCs/>
+            </w:rPr>
+          </w:pPr>
+          <w:r>
+            <w:rPr>
+              <w:bCs/>
+            </w:rPr>
+            <w:t>[10]</w:t>
+          </w:r>
+          <w:r>
+            <w:rPr>
+              <w:bCs/>
+            </w:rPr>
+            <w:tab/>
+            <w:t xml:space="preserve">W. Li and T. Ma, “Learn to Rank Risky Investors: A Case Study of Predicting Retail Traders’ Behaviour and Profitability,” </w:t>
+          </w:r>
+          <w:r>
+            <w:rPr>
+              <w:bCs/>
+              <w:i/>
+              <w:iCs/>
+            </w:rPr>
+            <w:t>ACM Trans. Inf. Syst.</w:t>
+          </w:r>
+          <w:r>
+            <w:rPr>
+              <w:bCs/>
+            </w:rPr>
+            <w:t>, vol. 44, no. 1, pp. 1–33, Jan. 2026, doi: 10.1145/3768623.</w:t>
+          </w:r>
+        </w:p>
+        <w:p>
+          <w:pPr>
+            <w:autoSpaceDE w:val="0"/>
+            <w:autoSpaceDN w:val="0"/>
+            <w:ind w:hanging="640"/>
+            <w:jc w:val="both"/>
+            <w:rPr>
+              <w:bCs/>
+            </w:rPr>
+          </w:pPr>
+          <w:r>
+            <w:rPr>
+              <w:bCs/>
+            </w:rPr>
+            <w:t>[11]</w:t>
+          </w:r>
+          <w:r>
+            <w:rPr>
+              <w:bCs/>
+            </w:rPr>
+            <w:tab/>
+            <w:t xml:space="preserve">A. Cherif, A. Badhib, H. Ammar, S. Alshehri, M. Kalkatawi, and A. Imine, “Credit card fraud detection in the era of disruptive technologies: A systematic review,” Jan. 01, 2023, </w:t>
+          </w:r>
+          <w:r>
+            <w:rPr>
+              <w:bCs/>
+              <w:i/>
+              <w:iCs/>
+            </w:rPr>
+            <w:t>Journal of King Saud University</w:t>
+          </w:r>
+          <w:r>
+            <w:rPr>
+              <w:bCs/>
+            </w:rPr>
+            <w:t>. Computer and Information Sciences, vol. 35, doi: 10.1016/j.jksuci.2022.11.008.</w:t>
+          </w:r>
+        </w:p>
+        <w:p>
+          <w:pPr>
+            <w:jc w:val="both"/>
+            <w:rPr>
+              <w:b/>
+            </w:rPr>
+          </w:pPr>
+          <w:r>
+            <w:rPr>
+              <w:b/>
+            </w:rPr>
+            <w:t> </w:t>
+          </w:r>
+        </w:p>
+      </w:sdtContent>
+    </w:sdt>
     <w:p/>
     <w:p>
       <w:pPr>
@@ -731,18 +798,19 @@
           <w:rFonts w:ascii="Times New Roman" w:hAnsi="Times New Roman" w:cs="Times New Roman"/>
           <w:b/>
           <w:bCs/>
+          <w:color w:val="auto"/>
           <w:sz w:val="24"/>
           <w:szCs w:val="24"/>
         </w:rPr>
       </w:pPr>
-      <w:bookmarkStart w:id="4" w:name="_heading=h.28h4qwu" w:colFirst="0" w:colLast="0"/>
-      <w:bookmarkEnd w:id="4"/>
+      <w:bookmarkStart w:id="2" w:name="_heading=h.28h4qwu" w:colFirst="0" w:colLast="0"/>
+      <w:bookmarkEnd w:id="2"/>
       <w:r>
         <w:rPr>
           <w:rFonts w:ascii="Times New Roman" w:hAnsi="Times New Roman" w:cs="Times New Roman"/>
           <w:b/>
           <w:bCs/>
-          <w:color w:val="000000" w:themeColor="text1"/>
+          <w:color w:val="auto"/>
           <w:sz w:val="24"/>
           <w:szCs w:val="24"/>
         </w:rPr>
@@ -751,9 +819,2905 @@
       </w:r>
     </w:p>
     <w:p/>
+    <w:p>
+      <w:r>
+        <w:t xml:space="preserve">Lampiran 1. Source Code Implementasi Dual Pipeline LambdaMART: </w:t>
+      </w:r>
+      <w:hyperlink r:id="rId11" w:history="1">
+        <w:r>
+          <w:rPr>
+            <w:rStyle w:val="Hyperlink"/>
+            <w:color w:val="0070C0"/>
+          </w:rPr>
+          <w:t>https://colab.research.google.com/drive/18NSKFOZWAV6Rh8G4FJyrtMYI-yTGLJUZ?usp=sharing</w:t>
+        </w:r>
+      </w:hyperlink>
+    </w:p>
+    <w:p>
+      <w:pPr>
+        <w:jc w:val="both"/>
+      </w:pPr>
+      <w:r>
+        <w:t>Lampiran 2. Contoh Output Peringkat Risiko Fraud (Hybrid LTR, qid=42, Top-50). Nilai dalam format Python:</w:t>
+      </w:r>
+    </w:p>
+    <w:tbl>
+      <w:tblPr>
+        <w:tblStyle w:val="TableGrid"/>
+        <w:tblW w:w="0" w:type="auto"/>
+        <w:tblLook w:val="04A0" w:firstRow="1" w:lastRow="0" w:firstColumn="1" w:lastColumn="0" w:noHBand="0" w:noVBand="1"/>
+      </w:tblPr>
+      <w:tblGrid>
+        <w:gridCol w:w="1533"/>
+        <w:gridCol w:w="1535"/>
+        <w:gridCol w:w="1773"/>
+        <w:gridCol w:w="1536"/>
+        <w:gridCol w:w="1548"/>
+      </w:tblGrid>
+      <w:tr>
+        <w:tc>
+          <w:tcPr>
+            <w:tcW w:w="1533" w:type="dxa"/>
+            <w:vAlign w:val="center"/>
+          </w:tcPr>
+          <w:p>
+            <w:pPr>
+              <w:jc w:val="both"/>
+              <w:rPr>
+                <w:b/>
+                <w:bCs/>
+                <w:sz w:val="24"/>
+                <w:szCs w:val="24"/>
+              </w:rPr>
+            </w:pPr>
+            <w:r>
+              <w:rPr>
+                <w:b/>
+                <w:bCs/>
+                <w:caps/>
+                <w:spacing w:val="10"/>
+                <w:sz w:val="24"/>
+                <w:szCs w:val="24"/>
+              </w:rPr>
+              <w:t>Posisi</w:t>
+            </w:r>
+          </w:p>
+        </w:tc>
+        <w:tc>
+          <w:tcPr>
+            <w:tcW w:w="1535" w:type="dxa"/>
+            <w:vAlign w:val="center"/>
+          </w:tcPr>
+          <w:p>
+            <w:pPr>
+              <w:jc w:val="both"/>
+              <w:rPr>
+                <w:b/>
+                <w:bCs/>
+                <w:sz w:val="24"/>
+                <w:szCs w:val="24"/>
+              </w:rPr>
+            </w:pPr>
+            <w:r>
+              <w:rPr>
+                <w:b/>
+                <w:bCs/>
+                <w:caps/>
+                <w:spacing w:val="10"/>
+                <w:sz w:val="24"/>
+                <w:szCs w:val="24"/>
+              </w:rPr>
+              <w:t>Kelas</w:t>
+            </w:r>
+          </w:p>
+        </w:tc>
+        <w:tc>
+          <w:tcPr>
+            <w:tcW w:w="1773" w:type="dxa"/>
+            <w:vAlign w:val="center"/>
+          </w:tcPr>
+          <w:p>
+            <w:pPr>
+              <w:jc w:val="both"/>
+              <w:rPr>
+                <w:b/>
+                <w:bCs/>
+                <w:sz w:val="24"/>
+                <w:szCs w:val="24"/>
+              </w:rPr>
+            </w:pPr>
+            <w:r>
+              <w:rPr>
+                <w:b/>
+                <w:bCs/>
+                <w:caps/>
+                <w:spacing w:val="10"/>
+                <w:sz w:val="24"/>
+                <w:szCs w:val="24"/>
+              </w:rPr>
+              <w:t>xgb_score</w:t>
+            </w:r>
+          </w:p>
+        </w:tc>
+        <w:tc>
+          <w:tcPr>
+            <w:tcW w:w="1536" w:type="dxa"/>
+            <w:vAlign w:val="center"/>
+          </w:tcPr>
+          <w:p>
+            <w:pPr>
+              <w:jc w:val="both"/>
+              <w:rPr>
+                <w:b/>
+                <w:bCs/>
+                <w:sz w:val="24"/>
+                <w:szCs w:val="24"/>
+              </w:rPr>
+            </w:pPr>
+            <w:r>
+              <w:rPr>
+                <w:b/>
+                <w:bCs/>
+                <w:caps/>
+                <w:spacing w:val="10"/>
+                <w:sz w:val="24"/>
+                <w:szCs w:val="24"/>
+              </w:rPr>
+              <w:t>LTR score</w:t>
+            </w:r>
+          </w:p>
+        </w:tc>
+        <w:tc>
+          <w:tcPr>
+            <w:tcW w:w="1548" w:type="dxa"/>
+            <w:vAlign w:val="center"/>
+          </w:tcPr>
+          <w:p>
+            <w:pPr>
+              <w:jc w:val="both"/>
+              <w:rPr>
+                <w:b/>
+                <w:bCs/>
+                <w:sz w:val="24"/>
+                <w:szCs w:val="24"/>
+              </w:rPr>
+            </w:pPr>
+            <w:r>
+              <w:rPr>
+                <w:b/>
+                <w:bCs/>
+                <w:caps/>
+                <w:spacing w:val="10"/>
+                <w:sz w:val="24"/>
+                <w:szCs w:val="24"/>
+              </w:rPr>
+              <w:t>Status</w:t>
+            </w:r>
+          </w:p>
+        </w:tc>
+      </w:tr>
+      <w:tr>
+        <w:tc>
+          <w:tcPr>
+            <w:tcW w:w="1533" w:type="dxa"/>
+          </w:tcPr>
+          <w:p>
+            <w:pPr>
+              <w:jc w:val="both"/>
+              <w:rPr>
+                <w:sz w:val="24"/>
+                <w:szCs w:val="24"/>
+              </w:rPr>
+            </w:pPr>
+            <w:r>
+              <w:rPr>
+                <w:sz w:val="24"/>
+                <w:szCs w:val="24"/>
+              </w:rPr>
+              <w:t>1-11</w:t>
+            </w:r>
+          </w:p>
+        </w:tc>
+        <w:tc>
+          <w:tcPr>
+            <w:tcW w:w="1535" w:type="dxa"/>
+          </w:tcPr>
+          <w:p>
+            <w:pPr>
+              <w:jc w:val="both"/>
+              <w:rPr>
+                <w:sz w:val="24"/>
+                <w:szCs w:val="24"/>
+              </w:rPr>
+            </w:pPr>
+            <w:r>
+              <w:rPr>
+                <w:sz w:val="24"/>
+                <w:szCs w:val="24"/>
+              </w:rPr>
+              <w:t>FRAUD</w:t>
+            </w:r>
+          </w:p>
+        </w:tc>
+        <w:tc>
+          <w:tcPr>
+            <w:tcW w:w="1773" w:type="dxa"/>
+          </w:tcPr>
+          <w:p>
+            <w:pPr>
+              <w:jc w:val="both"/>
+              <w:rPr>
+                <w:sz w:val="24"/>
+                <w:szCs w:val="24"/>
+              </w:rPr>
+            </w:pPr>
+            <w:r>
+              <w:rPr>
+                <w:sz w:val="24"/>
+                <w:szCs w:val="24"/>
+              </w:rPr>
+              <w:t>+3,85–+4,72</w:t>
+            </w:r>
+          </w:p>
+        </w:tc>
+        <w:tc>
+          <w:tcPr>
+            <w:tcW w:w="1536" w:type="dxa"/>
+          </w:tcPr>
+          <w:p>
+            <w:pPr>
+              <w:jc w:val="both"/>
+              <w:rPr>
+                <w:sz w:val="24"/>
+                <w:szCs w:val="24"/>
+              </w:rPr>
+            </w:pPr>
+            <w:r>
+              <w:rPr>
+                <w:sz w:val="24"/>
+                <w:szCs w:val="24"/>
+              </w:rPr>
+              <w:t>0,342</w:t>
+            </w:r>
+          </w:p>
+        </w:tc>
+        <w:tc>
+          <w:tcPr>
+            <w:tcW w:w="1548" w:type="dxa"/>
+          </w:tcPr>
+          <w:p>
+            <w:pPr>
+              <w:jc w:val="both"/>
+              <w:rPr>
+                <w:sz w:val="24"/>
+                <w:szCs w:val="24"/>
+              </w:rPr>
+            </w:pPr>
+            <w:r>
+              <w:rPr>
+                <w:sz w:val="24"/>
+                <w:szCs w:val="24"/>
+              </w:rPr>
+              <w:t xml:space="preserve">Benar </w:t>
+            </w:r>
+            <w:r>
+              <w:rPr>
+                <w:rFonts w:ascii="Segoe UI Symbol" w:hAnsi="Segoe UI Symbol" w:cs="Segoe UI Symbol"/>
+                <w:sz w:val="24"/>
+                <w:szCs w:val="24"/>
+              </w:rPr>
+              <w:t>✓</w:t>
+            </w:r>
+          </w:p>
+        </w:tc>
+      </w:tr>
+      <w:tr>
+        <w:tc>
+          <w:tcPr>
+            <w:tcW w:w="1533" w:type="dxa"/>
+          </w:tcPr>
+          <w:p>
+            <w:pPr>
+              <w:jc w:val="both"/>
+              <w:rPr>
+                <w:sz w:val="24"/>
+                <w:szCs w:val="24"/>
+              </w:rPr>
+            </w:pPr>
+            <w:r>
+              <w:rPr>
+                <w:sz w:val="24"/>
+                <w:szCs w:val="24"/>
+              </w:rPr>
+              <w:t>12</w:t>
+            </w:r>
+          </w:p>
+        </w:tc>
+        <w:tc>
+          <w:tcPr>
+            <w:tcW w:w="1535" w:type="dxa"/>
+          </w:tcPr>
+          <w:p>
+            <w:pPr>
+              <w:jc w:val="both"/>
+              <w:rPr>
+                <w:sz w:val="24"/>
+                <w:szCs w:val="24"/>
+              </w:rPr>
+            </w:pPr>
+            <w:r>
+              <w:rPr>
+                <w:sz w:val="24"/>
+                <w:szCs w:val="24"/>
+              </w:rPr>
+              <w:t>FRAUD</w:t>
+            </w:r>
+          </w:p>
+        </w:tc>
+        <w:tc>
+          <w:tcPr>
+            <w:tcW w:w="1773" w:type="dxa"/>
+          </w:tcPr>
+          <w:p>
+            <w:pPr>
+              <w:jc w:val="both"/>
+              <w:rPr>
+                <w:sz w:val="24"/>
+                <w:szCs w:val="24"/>
+              </w:rPr>
+            </w:pPr>
+            <w:r>
+              <w:rPr>
+                <w:sz w:val="24"/>
+                <w:szCs w:val="24"/>
+              </w:rPr>
+              <w:t>+4,21</w:t>
+            </w:r>
+          </w:p>
+        </w:tc>
+        <w:tc>
+          <w:tcPr>
+            <w:tcW w:w="1536" w:type="dxa"/>
+          </w:tcPr>
+          <w:p>
+            <w:pPr>
+              <w:jc w:val="both"/>
+              <w:rPr>
+                <w:sz w:val="24"/>
+                <w:szCs w:val="24"/>
+              </w:rPr>
+            </w:pPr>
+            <w:r>
+              <w:rPr>
+                <w:sz w:val="24"/>
+                <w:szCs w:val="24"/>
+              </w:rPr>
+              <w:t>0,319</w:t>
+            </w:r>
+          </w:p>
+        </w:tc>
+        <w:tc>
+          <w:tcPr>
+            <w:tcW w:w="1548" w:type="dxa"/>
+          </w:tcPr>
+          <w:p>
+            <w:pPr>
+              <w:jc w:val="both"/>
+              <w:rPr>
+                <w:sz w:val="24"/>
+                <w:szCs w:val="24"/>
+              </w:rPr>
+            </w:pPr>
+            <w:r>
+              <w:rPr>
+                <w:sz w:val="24"/>
+                <w:szCs w:val="24"/>
+              </w:rPr>
+              <w:t xml:space="preserve">Benar </w:t>
+            </w:r>
+            <w:r>
+              <w:rPr>
+                <w:rFonts w:ascii="Segoe UI Symbol" w:hAnsi="Segoe UI Symbol" w:cs="Segoe UI Symbol"/>
+                <w:sz w:val="24"/>
+                <w:szCs w:val="24"/>
+              </w:rPr>
+              <w:t>✓</w:t>
+            </w:r>
+          </w:p>
+        </w:tc>
+      </w:tr>
+      <w:tr>
+        <w:tc>
+          <w:tcPr>
+            <w:tcW w:w="1533" w:type="dxa"/>
+          </w:tcPr>
+          <w:p>
+            <w:pPr>
+              <w:jc w:val="both"/>
+              <w:rPr>
+                <w:sz w:val="24"/>
+                <w:szCs w:val="24"/>
+              </w:rPr>
+            </w:pPr>
+            <w:r>
+              <w:rPr>
+                <w:sz w:val="24"/>
+                <w:szCs w:val="24"/>
+              </w:rPr>
+              <w:t>13</w:t>
+            </w:r>
+          </w:p>
+        </w:tc>
+        <w:tc>
+          <w:tcPr>
+            <w:tcW w:w="1535" w:type="dxa"/>
+          </w:tcPr>
+          <w:p>
+            <w:pPr>
+              <w:jc w:val="both"/>
+              <w:rPr>
+                <w:sz w:val="24"/>
+                <w:szCs w:val="24"/>
+              </w:rPr>
+            </w:pPr>
+            <w:r>
+              <w:rPr>
+                <w:sz w:val="24"/>
+                <w:szCs w:val="24"/>
+              </w:rPr>
+              <w:t>FRAUD</w:t>
+            </w:r>
+          </w:p>
+        </w:tc>
+        <w:tc>
+          <w:tcPr>
+            <w:tcW w:w="1773" w:type="dxa"/>
+          </w:tcPr>
+          <w:p>
+            <w:pPr>
+              <w:jc w:val="both"/>
+              <w:rPr>
+                <w:sz w:val="24"/>
+                <w:szCs w:val="24"/>
+              </w:rPr>
+            </w:pPr>
+            <w:r>
+              <w:rPr>
+                <w:sz w:val="24"/>
+                <w:szCs w:val="24"/>
+              </w:rPr>
+              <w:t>+1,78</w:t>
+            </w:r>
+          </w:p>
+        </w:tc>
+        <w:tc>
+          <w:tcPr>
+            <w:tcW w:w="1536" w:type="dxa"/>
+          </w:tcPr>
+          <w:p>
+            <w:pPr>
+              <w:jc w:val="both"/>
+              <w:rPr>
+                <w:sz w:val="24"/>
+                <w:szCs w:val="24"/>
+              </w:rPr>
+            </w:pPr>
+            <w:r>
+              <w:rPr>
+                <w:sz w:val="24"/>
+                <w:szCs w:val="24"/>
+              </w:rPr>
+              <w:t>0,220</w:t>
+            </w:r>
+          </w:p>
+        </w:tc>
+        <w:tc>
+          <w:tcPr>
+            <w:tcW w:w="1548" w:type="dxa"/>
+          </w:tcPr>
+          <w:p>
+            <w:pPr>
+              <w:jc w:val="both"/>
+              <w:rPr>
+                <w:sz w:val="24"/>
+                <w:szCs w:val="24"/>
+              </w:rPr>
+            </w:pPr>
+            <w:r>
+              <w:rPr>
+                <w:sz w:val="24"/>
+                <w:szCs w:val="24"/>
+              </w:rPr>
+              <w:t xml:space="preserve">Benar </w:t>
+            </w:r>
+            <w:r>
+              <w:rPr>
+                <w:rFonts w:ascii="Segoe UI Symbol" w:hAnsi="Segoe UI Symbol" w:cs="Segoe UI Symbol"/>
+                <w:sz w:val="24"/>
+                <w:szCs w:val="24"/>
+              </w:rPr>
+              <w:t>✓</w:t>
+            </w:r>
+          </w:p>
+        </w:tc>
+      </w:tr>
+      <w:tr>
+        <w:tc>
+          <w:tcPr>
+            <w:tcW w:w="1533" w:type="dxa"/>
+          </w:tcPr>
+          <w:p>
+            <w:pPr>
+              <w:jc w:val="both"/>
+              <w:rPr>
+                <w:sz w:val="24"/>
+                <w:szCs w:val="24"/>
+              </w:rPr>
+            </w:pPr>
+            <w:r>
+              <w:rPr>
+                <w:sz w:val="24"/>
+                <w:szCs w:val="24"/>
+              </w:rPr>
+              <w:t>14</w:t>
+            </w:r>
+          </w:p>
+        </w:tc>
+        <w:tc>
+          <w:tcPr>
+            <w:tcW w:w="1535" w:type="dxa"/>
+          </w:tcPr>
+          <w:p>
+            <w:pPr>
+              <w:jc w:val="both"/>
+              <w:rPr>
+                <w:sz w:val="24"/>
+                <w:szCs w:val="24"/>
+              </w:rPr>
+            </w:pPr>
+            <w:r>
+              <w:rPr>
+                <w:sz w:val="24"/>
+                <w:szCs w:val="24"/>
+              </w:rPr>
+              <w:t>FRAUD</w:t>
+            </w:r>
+          </w:p>
+        </w:tc>
+        <w:tc>
+          <w:tcPr>
+            <w:tcW w:w="1773" w:type="dxa"/>
+          </w:tcPr>
+          <w:p>
+            <w:pPr>
+              <w:jc w:val="both"/>
+              <w:rPr>
+                <w:sz w:val="24"/>
+                <w:szCs w:val="24"/>
+              </w:rPr>
+            </w:pPr>
+            <w:r>
+              <w:rPr>
+                <w:sz w:val="24"/>
+                <w:szCs w:val="24"/>
+              </w:rPr>
+              <w:t>+4,42</w:t>
+            </w:r>
+          </w:p>
+        </w:tc>
+        <w:tc>
+          <w:tcPr>
+            <w:tcW w:w="1536" w:type="dxa"/>
+          </w:tcPr>
+          <w:p>
+            <w:pPr>
+              <w:jc w:val="both"/>
+              <w:rPr>
+                <w:sz w:val="24"/>
+                <w:szCs w:val="24"/>
+              </w:rPr>
+            </w:pPr>
+            <w:r>
+              <w:rPr>
+                <w:sz w:val="24"/>
+                <w:szCs w:val="24"/>
+              </w:rPr>
+              <w:t>0,211</w:t>
+            </w:r>
+          </w:p>
+        </w:tc>
+        <w:tc>
+          <w:tcPr>
+            <w:tcW w:w="1548" w:type="dxa"/>
+          </w:tcPr>
+          <w:p>
+            <w:pPr>
+              <w:jc w:val="both"/>
+              <w:rPr>
+                <w:sz w:val="24"/>
+                <w:szCs w:val="24"/>
+              </w:rPr>
+            </w:pPr>
+            <w:r>
+              <w:rPr>
+                <w:sz w:val="24"/>
+                <w:szCs w:val="24"/>
+              </w:rPr>
+              <w:t xml:space="preserve">Benar </w:t>
+            </w:r>
+            <w:r>
+              <w:rPr>
+                <w:rFonts w:ascii="Segoe UI Symbol" w:hAnsi="Segoe UI Symbol" w:cs="Segoe UI Symbol"/>
+                <w:sz w:val="24"/>
+                <w:szCs w:val="24"/>
+              </w:rPr>
+              <w:t>✓</w:t>
+            </w:r>
+          </w:p>
+        </w:tc>
+      </w:tr>
+      <w:tr>
+        <w:tc>
+          <w:tcPr>
+            <w:tcW w:w="1533" w:type="dxa"/>
+          </w:tcPr>
+          <w:p>
+            <w:pPr>
+              <w:jc w:val="both"/>
+              <w:rPr>
+                <w:sz w:val="24"/>
+                <w:szCs w:val="24"/>
+              </w:rPr>
+            </w:pPr>
+            <w:r>
+              <w:rPr>
+                <w:sz w:val="24"/>
+                <w:szCs w:val="24"/>
+              </w:rPr>
+              <w:t>15-17</w:t>
+            </w:r>
+          </w:p>
+        </w:tc>
+        <w:tc>
+          <w:tcPr>
+            <w:tcW w:w="1535" w:type="dxa"/>
+          </w:tcPr>
+          <w:p>
+            <w:pPr>
+              <w:jc w:val="both"/>
+              <w:rPr>
+                <w:sz w:val="24"/>
+                <w:szCs w:val="24"/>
+              </w:rPr>
+            </w:pPr>
+            <w:r>
+              <w:rPr>
+                <w:sz w:val="24"/>
+                <w:szCs w:val="24"/>
+              </w:rPr>
+              <w:t>Normal</w:t>
+            </w:r>
+          </w:p>
+        </w:tc>
+        <w:tc>
+          <w:tcPr>
+            <w:tcW w:w="1773" w:type="dxa"/>
+          </w:tcPr>
+          <w:p>
+            <w:pPr>
+              <w:jc w:val="both"/>
+              <w:rPr>
+                <w:sz w:val="24"/>
+                <w:szCs w:val="24"/>
+              </w:rPr>
+            </w:pPr>
+            <w:r>
+              <w:rPr>
+                <w:sz w:val="24"/>
+                <w:szCs w:val="24"/>
+              </w:rPr>
+              <w:t>-4,21–+0,50</w:t>
+            </w:r>
+          </w:p>
+        </w:tc>
+        <w:tc>
+          <w:tcPr>
+            <w:tcW w:w="1536" w:type="dxa"/>
+          </w:tcPr>
+          <w:p>
+            <w:pPr>
+              <w:jc w:val="both"/>
+              <w:rPr>
+                <w:sz w:val="24"/>
+                <w:szCs w:val="24"/>
+              </w:rPr>
+            </w:pPr>
+            <w:r>
+              <w:rPr>
+                <w:sz w:val="24"/>
+                <w:szCs w:val="24"/>
+              </w:rPr>
+              <w:t>0,149</w:t>
+            </w:r>
+          </w:p>
+        </w:tc>
+        <w:tc>
+          <w:tcPr>
+            <w:tcW w:w="1548" w:type="dxa"/>
+          </w:tcPr>
+          <w:p>
+            <w:pPr>
+              <w:jc w:val="both"/>
+              <w:rPr>
+                <w:sz w:val="24"/>
+                <w:szCs w:val="24"/>
+              </w:rPr>
+            </w:pPr>
+            <w:r>
+              <w:rPr>
+                <w:sz w:val="24"/>
+                <w:szCs w:val="24"/>
+              </w:rPr>
+              <w:t>False+</w:t>
+            </w:r>
+          </w:p>
+        </w:tc>
+      </w:tr>
+      <w:tr>
+        <w:tc>
+          <w:tcPr>
+            <w:tcW w:w="1533" w:type="dxa"/>
+          </w:tcPr>
+          <w:p>
+            <w:pPr>
+              <w:jc w:val="both"/>
+              <w:rPr>
+                <w:sz w:val="24"/>
+                <w:szCs w:val="24"/>
+              </w:rPr>
+            </w:pPr>
+            <w:r>
+              <w:rPr>
+                <w:sz w:val="24"/>
+                <w:szCs w:val="24"/>
+              </w:rPr>
+              <w:t>18–24</w:t>
+            </w:r>
+          </w:p>
+        </w:tc>
+        <w:tc>
+          <w:tcPr>
+            <w:tcW w:w="1535" w:type="dxa"/>
+          </w:tcPr>
+          <w:p>
+            <w:pPr>
+              <w:jc w:val="both"/>
+              <w:rPr>
+                <w:sz w:val="24"/>
+                <w:szCs w:val="24"/>
+              </w:rPr>
+            </w:pPr>
+            <w:r>
+              <w:rPr>
+                <w:sz w:val="24"/>
+                <w:szCs w:val="24"/>
+              </w:rPr>
+              <w:t>Normal</w:t>
+            </w:r>
+          </w:p>
+        </w:tc>
+        <w:tc>
+          <w:tcPr>
+            <w:tcW w:w="1773" w:type="dxa"/>
+          </w:tcPr>
+          <w:p>
+            <w:pPr>
+              <w:jc w:val="both"/>
+              <w:rPr>
+                <w:sz w:val="24"/>
+                <w:szCs w:val="24"/>
+              </w:rPr>
+            </w:pPr>
+            <w:r>
+              <w:rPr>
+                <w:sz w:val="24"/>
+                <w:szCs w:val="24"/>
+              </w:rPr>
+              <w:t>-4,06-+0,56</w:t>
+            </w:r>
+          </w:p>
+        </w:tc>
+        <w:tc>
+          <w:tcPr>
+            <w:tcW w:w="1536" w:type="dxa"/>
+          </w:tcPr>
+          <w:p>
+            <w:pPr>
+              <w:jc w:val="both"/>
+              <w:rPr>
+                <w:sz w:val="24"/>
+                <w:szCs w:val="24"/>
+              </w:rPr>
+            </w:pPr>
+            <w:r>
+              <w:rPr>
+                <w:sz w:val="24"/>
+                <w:szCs w:val="24"/>
+              </w:rPr>
+              <w:t>0,115</w:t>
+            </w:r>
+          </w:p>
+        </w:tc>
+        <w:tc>
+          <w:tcPr>
+            <w:tcW w:w="1548" w:type="dxa"/>
+          </w:tcPr>
+          <w:p>
+            <w:pPr>
+              <w:jc w:val="both"/>
+              <w:rPr>
+                <w:sz w:val="24"/>
+                <w:szCs w:val="24"/>
+              </w:rPr>
+            </w:pPr>
+            <w:r>
+              <w:rPr>
+                <w:sz w:val="24"/>
+                <w:szCs w:val="24"/>
+              </w:rPr>
+              <w:t>False+</w:t>
+            </w:r>
+          </w:p>
+        </w:tc>
+      </w:tr>
+      <w:tr>
+        <w:tc>
+          <w:tcPr>
+            <w:tcW w:w="1533" w:type="dxa"/>
+          </w:tcPr>
+          <w:p>
+            <w:pPr>
+              <w:jc w:val="both"/>
+              <w:rPr>
+                <w:sz w:val="24"/>
+                <w:szCs w:val="24"/>
+              </w:rPr>
+            </w:pPr>
+            <w:r>
+              <w:rPr>
+                <w:sz w:val="24"/>
+                <w:szCs w:val="24"/>
+              </w:rPr>
+              <w:t>25-27</w:t>
+            </w:r>
+          </w:p>
+        </w:tc>
+        <w:tc>
+          <w:tcPr>
+            <w:tcW w:w="1535" w:type="dxa"/>
+          </w:tcPr>
+          <w:p>
+            <w:pPr>
+              <w:jc w:val="both"/>
+              <w:rPr>
+                <w:sz w:val="24"/>
+                <w:szCs w:val="24"/>
+              </w:rPr>
+            </w:pPr>
+            <w:r>
+              <w:rPr>
+                <w:sz w:val="24"/>
+                <w:szCs w:val="24"/>
+              </w:rPr>
+              <w:t>Normal</w:t>
+            </w:r>
+          </w:p>
+        </w:tc>
+        <w:tc>
+          <w:tcPr>
+            <w:tcW w:w="1773" w:type="dxa"/>
+            <w:vAlign w:val="center"/>
+          </w:tcPr>
+          <w:p>
+            <w:pPr>
+              <w:jc w:val="both"/>
+              <w:rPr>
+                <w:sz w:val="24"/>
+                <w:szCs w:val="24"/>
+              </w:rPr>
+            </w:pPr>
+            <w:r>
+              <w:rPr>
+                <w:sz w:val="24"/>
+                <w:szCs w:val="24"/>
+              </w:rPr>
+              <w:t>-2,44–+1,29</w:t>
+            </w:r>
+          </w:p>
+        </w:tc>
+        <w:tc>
+          <w:tcPr>
+            <w:tcW w:w="1536" w:type="dxa"/>
+            <w:vAlign w:val="center"/>
+          </w:tcPr>
+          <w:p>
+            <w:pPr>
+              <w:jc w:val="both"/>
+              <w:rPr>
+                <w:sz w:val="24"/>
+                <w:szCs w:val="24"/>
+              </w:rPr>
+            </w:pPr>
+            <w:r>
+              <w:rPr>
+                <w:sz w:val="24"/>
+                <w:szCs w:val="24"/>
+              </w:rPr>
+              <w:t>0,112</w:t>
+            </w:r>
+          </w:p>
+        </w:tc>
+        <w:tc>
+          <w:tcPr>
+            <w:tcW w:w="1548" w:type="dxa"/>
+            <w:vAlign w:val="center"/>
+          </w:tcPr>
+          <w:p>
+            <w:pPr>
+              <w:jc w:val="both"/>
+              <w:rPr>
+                <w:sz w:val="24"/>
+                <w:szCs w:val="24"/>
+              </w:rPr>
+            </w:pPr>
+            <w:r>
+              <w:rPr>
+                <w:sz w:val="24"/>
+                <w:szCs w:val="24"/>
+              </w:rPr>
+              <w:t>False+</w:t>
+            </w:r>
+          </w:p>
+        </w:tc>
+      </w:tr>
+      <w:tr>
+        <w:tc>
+          <w:tcPr>
+            <w:tcW w:w="1533" w:type="dxa"/>
+            <w:vAlign w:val="center"/>
+          </w:tcPr>
+          <w:p>
+            <w:pPr>
+              <w:jc w:val="both"/>
+              <w:rPr>
+                <w:sz w:val="24"/>
+                <w:szCs w:val="24"/>
+              </w:rPr>
+            </w:pPr>
+            <w:r>
+              <w:rPr>
+                <w:sz w:val="24"/>
+                <w:szCs w:val="24"/>
+              </w:rPr>
+              <w:t>28–50</w:t>
+            </w:r>
+          </w:p>
+        </w:tc>
+        <w:tc>
+          <w:tcPr>
+            <w:tcW w:w="1535" w:type="dxa"/>
+            <w:vAlign w:val="center"/>
+          </w:tcPr>
+          <w:p>
+            <w:pPr>
+              <w:jc w:val="both"/>
+              <w:rPr>
+                <w:sz w:val="24"/>
+                <w:szCs w:val="24"/>
+              </w:rPr>
+            </w:pPr>
+            <w:r>
+              <w:rPr>
+                <w:sz w:val="24"/>
+                <w:szCs w:val="24"/>
+              </w:rPr>
+              <w:t>Normal</w:t>
+            </w:r>
+          </w:p>
+        </w:tc>
+        <w:tc>
+          <w:tcPr>
+            <w:tcW w:w="1773" w:type="dxa"/>
+            <w:vAlign w:val="center"/>
+          </w:tcPr>
+          <w:p>
+            <w:pPr>
+              <w:jc w:val="both"/>
+              <w:rPr>
+                <w:sz w:val="24"/>
+                <w:szCs w:val="24"/>
+              </w:rPr>
+            </w:pPr>
+            <w:r>
+              <w:rPr>
+                <w:sz w:val="24"/>
+                <w:szCs w:val="24"/>
+              </w:rPr>
+              <w:t>-4,64–+1,46</w:t>
+            </w:r>
+          </w:p>
+        </w:tc>
+        <w:tc>
+          <w:tcPr>
+            <w:tcW w:w="1536" w:type="dxa"/>
+            <w:vAlign w:val="center"/>
+          </w:tcPr>
+          <w:p>
+            <w:pPr>
+              <w:jc w:val="both"/>
+              <w:rPr>
+                <w:sz w:val="24"/>
+                <w:szCs w:val="24"/>
+              </w:rPr>
+            </w:pPr>
+            <w:r>
+              <w:rPr>
+                <w:sz w:val="24"/>
+                <w:szCs w:val="24"/>
+              </w:rPr>
+              <w:t>0,041</w:t>
+            </w:r>
+          </w:p>
+        </w:tc>
+        <w:tc>
+          <w:tcPr>
+            <w:tcW w:w="1548" w:type="dxa"/>
+            <w:vAlign w:val="center"/>
+          </w:tcPr>
+          <w:p>
+            <w:pPr>
+              <w:jc w:val="both"/>
+              <w:rPr>
+                <w:sz w:val="24"/>
+                <w:szCs w:val="24"/>
+              </w:rPr>
+            </w:pPr>
+            <w:r>
+              <w:rPr>
+                <w:sz w:val="24"/>
+                <w:szCs w:val="24"/>
+              </w:rPr>
+              <w:t>False+</w:t>
+            </w:r>
+          </w:p>
+        </w:tc>
+      </w:tr>
+    </w:tbl>
+    <w:p>
+      <w:pPr>
+        <w:jc w:val="both"/>
+      </w:pPr>
+    </w:p>
+    <w:p>
+      <w:pPr>
+        <w:jc w:val="both"/>
+      </w:pPr>
+    </w:p>
+    <w:p>
+      <w:pPr>
+        <w:jc w:val="both"/>
+      </w:pPr>
+    </w:p>
+    <w:p>
+      <w:pPr>
+        <w:jc w:val="both"/>
+      </w:pPr>
+    </w:p>
+    <w:p>
+      <w:pPr>
+        <w:jc w:val="both"/>
+      </w:pPr>
+    </w:p>
+    <w:p>
+      <w:pPr>
+        <w:jc w:val="both"/>
+      </w:pPr>
+    </w:p>
+    <w:p>
+      <w:pPr>
+        <w:jc w:val="both"/>
+      </w:pPr>
+    </w:p>
+    <w:p>
+      <w:pPr>
+        <w:jc w:val="both"/>
+      </w:pPr>
+    </w:p>
+    <w:p>
+      <w:pPr>
+        <w:jc w:val="both"/>
+      </w:pPr>
+    </w:p>
+    <w:p>
+      <w:pPr>
+        <w:jc w:val="both"/>
+      </w:pPr>
+    </w:p>
+    <w:p>
+      <w:r>
+        <w:lastRenderedPageBreak/>
+        <w:t>Lampiran 3. Konfigurasi Hyperparameter Model LambdaMART</w:t>
+      </w:r>
+    </w:p>
+    <w:tbl>
+      <w:tblPr>
+        <w:tblStyle w:val="TableGrid"/>
+        <w:tblW w:w="0" w:type="auto"/>
+        <w:tblLook w:val="04A0" w:firstRow="1" w:lastRow="0" w:firstColumn="1" w:lastColumn="0" w:noHBand="0" w:noVBand="1"/>
+      </w:tblPr>
+      <w:tblGrid>
+        <w:gridCol w:w="846"/>
+        <w:gridCol w:w="4437"/>
+        <w:gridCol w:w="2642"/>
+      </w:tblGrid>
+      <w:tr>
+        <w:trPr>
+          <w:trHeight w:val="417"/>
+        </w:trPr>
+        <w:tc>
+          <w:tcPr>
+            <w:tcW w:w="846" w:type="dxa"/>
+          </w:tcPr>
+          <w:p>
+            <w:pPr>
+              <w:jc w:val="right"/>
+              <w:rPr>
+                <w:b/>
+                <w:bCs/>
+                <w:sz w:val="24"/>
+                <w:szCs w:val="24"/>
+              </w:rPr>
+            </w:pPr>
+            <w:r>
+              <w:rPr>
+                <w:b/>
+                <w:bCs/>
+                <w:sz w:val="24"/>
+                <w:szCs w:val="24"/>
+              </w:rPr>
+              <w:t>Index</w:t>
+            </w:r>
+          </w:p>
+        </w:tc>
+        <w:tc>
+          <w:tcPr>
+            <w:tcW w:w="4437" w:type="dxa"/>
+          </w:tcPr>
+          <w:p>
+            <w:pPr>
+              <w:jc w:val="right"/>
+              <w:rPr>
+                <w:b/>
+                <w:bCs/>
+                <w:sz w:val="24"/>
+                <w:szCs w:val="24"/>
+              </w:rPr>
+            </w:pPr>
+            <w:r>
+              <w:rPr>
+                <w:b/>
+                <w:bCs/>
+                <w:sz w:val="24"/>
+                <w:szCs w:val="24"/>
+              </w:rPr>
+              <w:t>Parameter</w:t>
+            </w:r>
+          </w:p>
+        </w:tc>
+        <w:tc>
+          <w:tcPr>
+            <w:tcW w:w="2642" w:type="dxa"/>
+          </w:tcPr>
+          <w:p>
+            <w:pPr>
+              <w:jc w:val="right"/>
+              <w:rPr>
+                <w:b/>
+                <w:bCs/>
+                <w:sz w:val="24"/>
+                <w:szCs w:val="24"/>
+              </w:rPr>
+            </w:pPr>
+            <w:r>
+              <w:rPr>
+                <w:b/>
+                <w:bCs/>
+                <w:sz w:val="24"/>
+                <w:szCs w:val="24"/>
+              </w:rPr>
+              <w:t>Nilai</w:t>
+            </w:r>
+          </w:p>
+        </w:tc>
+      </w:tr>
+      <w:tr>
+        <w:trPr>
+          <w:trHeight w:val="417"/>
+        </w:trPr>
+        <w:tc>
+          <w:tcPr>
+            <w:tcW w:w="846" w:type="dxa"/>
+            <w:vAlign w:val="center"/>
+          </w:tcPr>
+          <w:p>
+            <w:pPr>
+              <w:jc w:val="right"/>
+              <w:rPr>
+                <w:sz w:val="24"/>
+                <w:szCs w:val="24"/>
+              </w:rPr>
+            </w:pPr>
+            <w:r>
+              <w:rPr>
+                <w:b/>
+                <w:bCs/>
+                <w:sz w:val="24"/>
+                <w:szCs w:val="24"/>
+              </w:rPr>
+              <w:t>0</w:t>
+            </w:r>
+          </w:p>
+        </w:tc>
+        <w:tc>
+          <w:tcPr>
+            <w:tcW w:w="4437" w:type="dxa"/>
+            <w:vAlign w:val="center"/>
+          </w:tcPr>
+          <w:p>
+            <w:pPr>
+              <w:jc w:val="right"/>
+              <w:rPr>
+                <w:sz w:val="24"/>
+                <w:szCs w:val="24"/>
+              </w:rPr>
+            </w:pPr>
+            <w:r>
+              <w:rPr>
+                <w:sz w:val="24"/>
+                <w:szCs w:val="24"/>
+              </w:rPr>
+              <w:t>use_time_window</w:t>
+            </w:r>
+          </w:p>
+        </w:tc>
+        <w:tc>
+          <w:tcPr>
+            <w:tcW w:w="2642" w:type="dxa"/>
+            <w:vAlign w:val="center"/>
+          </w:tcPr>
+          <w:p>
+            <w:pPr>
+              <w:jc w:val="right"/>
+              <w:rPr>
+                <w:sz w:val="24"/>
+                <w:szCs w:val="24"/>
+              </w:rPr>
+            </w:pPr>
+            <w:r>
+              <w:rPr>
+                <w:sz w:val="24"/>
+                <w:szCs w:val="24"/>
+              </w:rPr>
+              <w:t>True</w:t>
+            </w:r>
+          </w:p>
+        </w:tc>
+      </w:tr>
+      <w:tr>
+        <w:tc>
+          <w:tcPr>
+            <w:tcW w:w="846" w:type="dxa"/>
+            <w:vAlign w:val="center"/>
+          </w:tcPr>
+          <w:p>
+            <w:pPr>
+              <w:jc w:val="right"/>
+              <w:rPr>
+                <w:sz w:val="24"/>
+                <w:szCs w:val="24"/>
+              </w:rPr>
+            </w:pPr>
+            <w:r>
+              <w:rPr>
+                <w:b/>
+                <w:bCs/>
+                <w:sz w:val="24"/>
+                <w:szCs w:val="24"/>
+              </w:rPr>
+              <w:t>1</w:t>
+            </w:r>
+          </w:p>
+        </w:tc>
+        <w:tc>
+          <w:tcPr>
+            <w:tcW w:w="4437" w:type="dxa"/>
+            <w:vAlign w:val="center"/>
+          </w:tcPr>
+          <w:p>
+            <w:pPr>
+              <w:jc w:val="right"/>
+              <w:rPr>
+                <w:sz w:val="24"/>
+                <w:szCs w:val="24"/>
+              </w:rPr>
+            </w:pPr>
+            <w:r>
+              <w:rPr>
+                <w:sz w:val="24"/>
+                <w:szCs w:val="24"/>
+              </w:rPr>
+              <w:t>clf_n_estimators</w:t>
+            </w:r>
+          </w:p>
+        </w:tc>
+        <w:tc>
+          <w:tcPr>
+            <w:tcW w:w="2642" w:type="dxa"/>
+            <w:vAlign w:val="center"/>
+          </w:tcPr>
+          <w:p>
+            <w:pPr>
+              <w:jc w:val="right"/>
+              <w:rPr>
+                <w:sz w:val="24"/>
+                <w:szCs w:val="24"/>
+              </w:rPr>
+            </w:pPr>
+            <w:r>
+              <w:rPr>
+                <w:sz w:val="24"/>
+                <w:szCs w:val="24"/>
+              </w:rPr>
+              <w:t>100</w:t>
+            </w:r>
+          </w:p>
+        </w:tc>
+      </w:tr>
+      <w:tr>
+        <w:tc>
+          <w:tcPr>
+            <w:tcW w:w="846" w:type="dxa"/>
+            <w:vAlign w:val="center"/>
+          </w:tcPr>
+          <w:p>
+            <w:pPr>
+              <w:jc w:val="right"/>
+              <w:rPr>
+                <w:sz w:val="24"/>
+                <w:szCs w:val="24"/>
+              </w:rPr>
+            </w:pPr>
+            <w:r>
+              <w:rPr>
+                <w:b/>
+                <w:bCs/>
+                <w:sz w:val="24"/>
+                <w:szCs w:val="24"/>
+              </w:rPr>
+              <w:t>2</w:t>
+            </w:r>
+          </w:p>
+        </w:tc>
+        <w:tc>
+          <w:tcPr>
+            <w:tcW w:w="4437" w:type="dxa"/>
+            <w:vAlign w:val="center"/>
+          </w:tcPr>
+          <w:p>
+            <w:pPr>
+              <w:jc w:val="right"/>
+              <w:rPr>
+                <w:sz w:val="24"/>
+                <w:szCs w:val="24"/>
+              </w:rPr>
+            </w:pPr>
+            <w:r>
+              <w:rPr>
+                <w:sz w:val="24"/>
+                <w:szCs w:val="24"/>
+              </w:rPr>
+              <w:t>clf_max_depth</w:t>
+            </w:r>
+          </w:p>
+        </w:tc>
+        <w:tc>
+          <w:tcPr>
+            <w:tcW w:w="2642" w:type="dxa"/>
+            <w:vAlign w:val="center"/>
+          </w:tcPr>
+          <w:p>
+            <w:pPr>
+              <w:jc w:val="right"/>
+              <w:rPr>
+                <w:sz w:val="24"/>
+                <w:szCs w:val="24"/>
+              </w:rPr>
+            </w:pPr>
+            <w:r>
+              <w:rPr>
+                <w:sz w:val="24"/>
+                <w:szCs w:val="24"/>
+              </w:rPr>
+              <w:t>3</w:t>
+            </w:r>
+          </w:p>
+        </w:tc>
+      </w:tr>
+      <w:tr>
+        <w:tc>
+          <w:tcPr>
+            <w:tcW w:w="846" w:type="dxa"/>
+            <w:vAlign w:val="center"/>
+          </w:tcPr>
+          <w:p>
+            <w:pPr>
+              <w:jc w:val="right"/>
+              <w:rPr>
+                <w:sz w:val="24"/>
+                <w:szCs w:val="24"/>
+              </w:rPr>
+            </w:pPr>
+            <w:r>
+              <w:rPr>
+                <w:b/>
+                <w:bCs/>
+                <w:sz w:val="24"/>
+                <w:szCs w:val="24"/>
+              </w:rPr>
+              <w:t>3</w:t>
+            </w:r>
+          </w:p>
+        </w:tc>
+        <w:tc>
+          <w:tcPr>
+            <w:tcW w:w="4437" w:type="dxa"/>
+            <w:vAlign w:val="center"/>
+          </w:tcPr>
+          <w:p>
+            <w:pPr>
+              <w:jc w:val="right"/>
+              <w:rPr>
+                <w:sz w:val="24"/>
+                <w:szCs w:val="24"/>
+              </w:rPr>
+            </w:pPr>
+            <w:r>
+              <w:rPr>
+                <w:sz w:val="24"/>
+                <w:szCs w:val="24"/>
+              </w:rPr>
+              <w:t>clf_learning_rate</w:t>
+            </w:r>
+          </w:p>
+        </w:tc>
+        <w:tc>
+          <w:tcPr>
+            <w:tcW w:w="2642" w:type="dxa"/>
+            <w:vAlign w:val="center"/>
+          </w:tcPr>
+          <w:p>
+            <w:pPr>
+              <w:jc w:val="right"/>
+              <w:rPr>
+                <w:sz w:val="24"/>
+                <w:szCs w:val="24"/>
+              </w:rPr>
+            </w:pPr>
+            <w:r>
+              <w:rPr>
+                <w:sz w:val="24"/>
+                <w:szCs w:val="24"/>
+              </w:rPr>
+              <w:t>0.05</w:t>
+            </w:r>
+          </w:p>
+        </w:tc>
+      </w:tr>
+      <w:tr>
+        <w:tc>
+          <w:tcPr>
+            <w:tcW w:w="846" w:type="dxa"/>
+            <w:vAlign w:val="center"/>
+          </w:tcPr>
+          <w:p>
+            <w:pPr>
+              <w:jc w:val="right"/>
+              <w:rPr>
+                <w:sz w:val="24"/>
+                <w:szCs w:val="24"/>
+              </w:rPr>
+            </w:pPr>
+            <w:r>
+              <w:rPr>
+                <w:b/>
+                <w:bCs/>
+                <w:sz w:val="24"/>
+                <w:szCs w:val="24"/>
+              </w:rPr>
+              <w:t>4</w:t>
+            </w:r>
+          </w:p>
+        </w:tc>
+        <w:tc>
+          <w:tcPr>
+            <w:tcW w:w="4437" w:type="dxa"/>
+            <w:vAlign w:val="center"/>
+          </w:tcPr>
+          <w:p>
+            <w:pPr>
+              <w:jc w:val="right"/>
+              <w:rPr>
+                <w:sz w:val="24"/>
+                <w:szCs w:val="24"/>
+              </w:rPr>
+            </w:pPr>
+            <w:r>
+              <w:rPr>
+                <w:sz w:val="24"/>
+                <w:szCs w:val="24"/>
+              </w:rPr>
+              <w:t>clf_subsample</w:t>
+            </w:r>
+          </w:p>
+        </w:tc>
+        <w:tc>
+          <w:tcPr>
+            <w:tcW w:w="2642" w:type="dxa"/>
+            <w:vAlign w:val="center"/>
+          </w:tcPr>
+          <w:p>
+            <w:pPr>
+              <w:jc w:val="right"/>
+              <w:rPr>
+                <w:sz w:val="24"/>
+                <w:szCs w:val="24"/>
+              </w:rPr>
+            </w:pPr>
+            <w:r>
+              <w:rPr>
+                <w:sz w:val="24"/>
+                <w:szCs w:val="24"/>
+              </w:rPr>
+              <w:t>0.8</w:t>
+            </w:r>
+          </w:p>
+        </w:tc>
+      </w:tr>
+      <w:tr>
+        <w:tc>
+          <w:tcPr>
+            <w:tcW w:w="846" w:type="dxa"/>
+            <w:vAlign w:val="center"/>
+          </w:tcPr>
+          <w:p>
+            <w:pPr>
+              <w:jc w:val="right"/>
+              <w:rPr>
+                <w:sz w:val="24"/>
+                <w:szCs w:val="24"/>
+              </w:rPr>
+            </w:pPr>
+            <w:r>
+              <w:rPr>
+                <w:b/>
+                <w:bCs/>
+                <w:sz w:val="24"/>
+                <w:szCs w:val="24"/>
+              </w:rPr>
+              <w:t>5</w:t>
+            </w:r>
+          </w:p>
+        </w:tc>
+        <w:tc>
+          <w:tcPr>
+            <w:tcW w:w="4437" w:type="dxa"/>
+            <w:vAlign w:val="center"/>
+          </w:tcPr>
+          <w:p>
+            <w:pPr>
+              <w:jc w:val="right"/>
+              <w:rPr>
+                <w:sz w:val="24"/>
+                <w:szCs w:val="24"/>
+              </w:rPr>
+            </w:pPr>
+            <w:r>
+              <w:rPr>
+                <w:sz w:val="24"/>
+                <w:szCs w:val="24"/>
+              </w:rPr>
+              <w:t>clf_colsample_bytree</w:t>
+            </w:r>
+          </w:p>
+        </w:tc>
+        <w:tc>
+          <w:tcPr>
+            <w:tcW w:w="2642" w:type="dxa"/>
+            <w:vAlign w:val="center"/>
+          </w:tcPr>
+          <w:p>
+            <w:pPr>
+              <w:jc w:val="right"/>
+              <w:rPr>
+                <w:sz w:val="24"/>
+                <w:szCs w:val="24"/>
+              </w:rPr>
+            </w:pPr>
+            <w:r>
+              <w:rPr>
+                <w:sz w:val="24"/>
+                <w:szCs w:val="24"/>
+              </w:rPr>
+              <w:t>0.8</w:t>
+            </w:r>
+          </w:p>
+        </w:tc>
+      </w:tr>
+      <w:tr>
+        <w:tc>
+          <w:tcPr>
+            <w:tcW w:w="846" w:type="dxa"/>
+            <w:vAlign w:val="center"/>
+          </w:tcPr>
+          <w:p>
+            <w:pPr>
+              <w:jc w:val="right"/>
+              <w:rPr>
+                <w:sz w:val="24"/>
+                <w:szCs w:val="24"/>
+              </w:rPr>
+            </w:pPr>
+            <w:r>
+              <w:rPr>
+                <w:b/>
+                <w:bCs/>
+                <w:sz w:val="24"/>
+                <w:szCs w:val="24"/>
+              </w:rPr>
+              <w:t>6</w:t>
+            </w:r>
+          </w:p>
+        </w:tc>
+        <w:tc>
+          <w:tcPr>
+            <w:tcW w:w="4437" w:type="dxa"/>
+            <w:vAlign w:val="center"/>
+          </w:tcPr>
+          <w:p>
+            <w:pPr>
+              <w:jc w:val="right"/>
+              <w:rPr>
+                <w:sz w:val="24"/>
+                <w:szCs w:val="24"/>
+              </w:rPr>
+            </w:pPr>
+            <w:r>
+              <w:rPr>
+                <w:sz w:val="24"/>
+                <w:szCs w:val="24"/>
+              </w:rPr>
+              <w:t>objective</w:t>
+            </w:r>
+          </w:p>
+        </w:tc>
+        <w:tc>
+          <w:tcPr>
+            <w:tcW w:w="2642" w:type="dxa"/>
+            <w:vAlign w:val="center"/>
+          </w:tcPr>
+          <w:p>
+            <w:pPr>
+              <w:jc w:val="right"/>
+              <w:rPr>
+                <w:sz w:val="24"/>
+                <w:szCs w:val="24"/>
+              </w:rPr>
+            </w:pPr>
+            <w:r>
+              <w:rPr>
+                <w:sz w:val="24"/>
+                <w:szCs w:val="24"/>
+              </w:rPr>
+              <w:t>rank:ndcg</w:t>
+            </w:r>
+          </w:p>
+        </w:tc>
+      </w:tr>
+      <w:tr>
+        <w:tc>
+          <w:tcPr>
+            <w:tcW w:w="846" w:type="dxa"/>
+            <w:vAlign w:val="center"/>
+          </w:tcPr>
+          <w:p>
+            <w:pPr>
+              <w:jc w:val="right"/>
+              <w:rPr>
+                <w:sz w:val="24"/>
+                <w:szCs w:val="24"/>
+              </w:rPr>
+            </w:pPr>
+            <w:r>
+              <w:rPr>
+                <w:b/>
+                <w:bCs/>
+                <w:sz w:val="24"/>
+                <w:szCs w:val="24"/>
+              </w:rPr>
+              <w:t>7</w:t>
+            </w:r>
+          </w:p>
+        </w:tc>
+        <w:tc>
+          <w:tcPr>
+            <w:tcW w:w="4437" w:type="dxa"/>
+            <w:vAlign w:val="center"/>
+          </w:tcPr>
+          <w:p>
+            <w:pPr>
+              <w:jc w:val="right"/>
+              <w:rPr>
+                <w:sz w:val="24"/>
+                <w:szCs w:val="24"/>
+              </w:rPr>
+            </w:pPr>
+            <w:r>
+              <w:rPr>
+                <w:sz w:val="24"/>
+                <w:szCs w:val="24"/>
+              </w:rPr>
+              <w:t>eval_metric</w:t>
+            </w:r>
+          </w:p>
+        </w:tc>
+        <w:tc>
+          <w:tcPr>
+            <w:tcW w:w="2642" w:type="dxa"/>
+            <w:vAlign w:val="center"/>
+          </w:tcPr>
+          <w:p>
+            <w:pPr>
+              <w:jc w:val="right"/>
+              <w:rPr>
+                <w:sz w:val="24"/>
+                <w:szCs w:val="24"/>
+              </w:rPr>
+            </w:pPr>
+            <w:r>
+              <w:rPr>
+                <w:sz w:val="24"/>
+                <w:szCs w:val="24"/>
+              </w:rPr>
+              <w:t>['ndcg@10', 'map@10']</w:t>
+            </w:r>
+          </w:p>
+        </w:tc>
+      </w:tr>
+      <w:tr>
+        <w:tc>
+          <w:tcPr>
+            <w:tcW w:w="846" w:type="dxa"/>
+            <w:vAlign w:val="center"/>
+          </w:tcPr>
+          <w:p>
+            <w:pPr>
+              <w:jc w:val="right"/>
+              <w:rPr>
+                <w:sz w:val="24"/>
+                <w:szCs w:val="24"/>
+              </w:rPr>
+            </w:pPr>
+            <w:r>
+              <w:rPr>
+                <w:b/>
+                <w:bCs/>
+                <w:sz w:val="24"/>
+                <w:szCs w:val="24"/>
+              </w:rPr>
+              <w:t>8</w:t>
+            </w:r>
+          </w:p>
+        </w:tc>
+        <w:tc>
+          <w:tcPr>
+            <w:tcW w:w="4437" w:type="dxa"/>
+            <w:vAlign w:val="center"/>
+          </w:tcPr>
+          <w:p>
+            <w:pPr>
+              <w:jc w:val="right"/>
+              <w:rPr>
+                <w:sz w:val="24"/>
+                <w:szCs w:val="24"/>
+              </w:rPr>
+            </w:pPr>
+            <w:r>
+              <w:rPr>
+                <w:sz w:val="24"/>
+                <w:szCs w:val="24"/>
+              </w:rPr>
+              <w:t>tree_method</w:t>
+            </w:r>
+          </w:p>
+        </w:tc>
+        <w:tc>
+          <w:tcPr>
+            <w:tcW w:w="2642" w:type="dxa"/>
+            <w:vAlign w:val="center"/>
+          </w:tcPr>
+          <w:p>
+            <w:pPr>
+              <w:jc w:val="right"/>
+              <w:rPr>
+                <w:sz w:val="24"/>
+                <w:szCs w:val="24"/>
+              </w:rPr>
+            </w:pPr>
+            <w:r>
+              <w:rPr>
+                <w:sz w:val="24"/>
+                <w:szCs w:val="24"/>
+              </w:rPr>
+              <w:t>hist</w:t>
+            </w:r>
+          </w:p>
+        </w:tc>
+      </w:tr>
+      <w:tr>
+        <w:tc>
+          <w:tcPr>
+            <w:tcW w:w="846" w:type="dxa"/>
+            <w:vAlign w:val="center"/>
+          </w:tcPr>
+          <w:p>
+            <w:pPr>
+              <w:jc w:val="right"/>
+              <w:rPr>
+                <w:sz w:val="24"/>
+                <w:szCs w:val="24"/>
+              </w:rPr>
+            </w:pPr>
+            <w:r>
+              <w:rPr>
+                <w:b/>
+                <w:bCs/>
+                <w:sz w:val="24"/>
+                <w:szCs w:val="24"/>
+              </w:rPr>
+              <w:t>9</w:t>
+            </w:r>
+          </w:p>
+        </w:tc>
+        <w:tc>
+          <w:tcPr>
+            <w:tcW w:w="4437" w:type="dxa"/>
+            <w:vAlign w:val="center"/>
+          </w:tcPr>
+          <w:p>
+            <w:pPr>
+              <w:jc w:val="right"/>
+              <w:rPr>
+                <w:sz w:val="24"/>
+                <w:szCs w:val="24"/>
+              </w:rPr>
+            </w:pPr>
+            <w:r>
+              <w:rPr>
+                <w:sz w:val="24"/>
+                <w:szCs w:val="24"/>
+              </w:rPr>
+              <w:t>device</w:t>
+            </w:r>
+          </w:p>
+        </w:tc>
+        <w:tc>
+          <w:tcPr>
+            <w:tcW w:w="2642" w:type="dxa"/>
+            <w:vAlign w:val="center"/>
+          </w:tcPr>
+          <w:p>
+            <w:pPr>
+              <w:jc w:val="right"/>
+              <w:rPr>
+                <w:sz w:val="24"/>
+                <w:szCs w:val="24"/>
+              </w:rPr>
+            </w:pPr>
+            <w:r>
+              <w:rPr>
+                <w:sz w:val="24"/>
+                <w:szCs w:val="24"/>
+              </w:rPr>
+              <w:t>cpu</w:t>
+            </w:r>
+          </w:p>
+        </w:tc>
+      </w:tr>
+      <w:tr>
+        <w:tc>
+          <w:tcPr>
+            <w:tcW w:w="846" w:type="dxa"/>
+            <w:vAlign w:val="center"/>
+          </w:tcPr>
+          <w:p>
+            <w:pPr>
+              <w:jc w:val="right"/>
+              <w:rPr>
+                <w:sz w:val="24"/>
+                <w:szCs w:val="24"/>
+              </w:rPr>
+            </w:pPr>
+            <w:r>
+              <w:rPr>
+                <w:b/>
+                <w:bCs/>
+                <w:sz w:val="24"/>
+                <w:szCs w:val="24"/>
+              </w:rPr>
+              <w:t>10</w:t>
+            </w:r>
+          </w:p>
+        </w:tc>
+        <w:tc>
+          <w:tcPr>
+            <w:tcW w:w="4437" w:type="dxa"/>
+            <w:vAlign w:val="center"/>
+          </w:tcPr>
+          <w:p>
+            <w:pPr>
+              <w:jc w:val="right"/>
+              <w:rPr>
+                <w:sz w:val="24"/>
+                <w:szCs w:val="24"/>
+              </w:rPr>
+            </w:pPr>
+            <w:r>
+              <w:rPr>
+                <w:sz w:val="24"/>
+                <w:szCs w:val="24"/>
+              </w:rPr>
+              <w:t>learning_rate</w:t>
+            </w:r>
+          </w:p>
+        </w:tc>
+        <w:tc>
+          <w:tcPr>
+            <w:tcW w:w="2642" w:type="dxa"/>
+            <w:vAlign w:val="center"/>
+          </w:tcPr>
+          <w:p>
+            <w:pPr>
+              <w:jc w:val="right"/>
+              <w:rPr>
+                <w:sz w:val="24"/>
+                <w:szCs w:val="24"/>
+              </w:rPr>
+            </w:pPr>
+            <w:r>
+              <w:rPr>
+                <w:sz w:val="24"/>
+                <w:szCs w:val="24"/>
+              </w:rPr>
+              <w:t>0.05</w:t>
+            </w:r>
+          </w:p>
+        </w:tc>
+      </w:tr>
+      <w:tr>
+        <w:tc>
+          <w:tcPr>
+            <w:tcW w:w="846" w:type="dxa"/>
+            <w:vAlign w:val="center"/>
+          </w:tcPr>
+          <w:p>
+            <w:pPr>
+              <w:jc w:val="right"/>
+              <w:rPr>
+                <w:sz w:val="24"/>
+                <w:szCs w:val="24"/>
+              </w:rPr>
+            </w:pPr>
+            <w:r>
+              <w:rPr>
+                <w:b/>
+                <w:bCs/>
+                <w:sz w:val="24"/>
+                <w:szCs w:val="24"/>
+              </w:rPr>
+              <w:t>11</w:t>
+            </w:r>
+          </w:p>
+        </w:tc>
+        <w:tc>
+          <w:tcPr>
+            <w:tcW w:w="4437" w:type="dxa"/>
+            <w:vAlign w:val="center"/>
+          </w:tcPr>
+          <w:p>
+            <w:pPr>
+              <w:jc w:val="right"/>
+              <w:rPr>
+                <w:sz w:val="24"/>
+                <w:szCs w:val="24"/>
+              </w:rPr>
+            </w:pPr>
+            <w:r>
+              <w:rPr>
+                <w:sz w:val="24"/>
+                <w:szCs w:val="24"/>
+              </w:rPr>
+              <w:t>max_depth</w:t>
+            </w:r>
+          </w:p>
+        </w:tc>
+        <w:tc>
+          <w:tcPr>
+            <w:tcW w:w="2642" w:type="dxa"/>
+            <w:vAlign w:val="center"/>
+          </w:tcPr>
+          <w:p>
+            <w:pPr>
+              <w:jc w:val="right"/>
+              <w:rPr>
+                <w:sz w:val="24"/>
+                <w:szCs w:val="24"/>
+              </w:rPr>
+            </w:pPr>
+            <w:r>
+              <w:rPr>
+                <w:sz w:val="24"/>
+                <w:szCs w:val="24"/>
+              </w:rPr>
+              <w:t>4</w:t>
+            </w:r>
+          </w:p>
+        </w:tc>
+      </w:tr>
+      <w:tr>
+        <w:tc>
+          <w:tcPr>
+            <w:tcW w:w="846" w:type="dxa"/>
+            <w:vAlign w:val="center"/>
+          </w:tcPr>
+          <w:p>
+            <w:pPr>
+              <w:jc w:val="right"/>
+              <w:rPr>
+                <w:sz w:val="24"/>
+                <w:szCs w:val="24"/>
+              </w:rPr>
+            </w:pPr>
+            <w:r>
+              <w:rPr>
+                <w:b/>
+                <w:bCs/>
+                <w:sz w:val="24"/>
+                <w:szCs w:val="24"/>
+              </w:rPr>
+              <w:t>12</w:t>
+            </w:r>
+          </w:p>
+        </w:tc>
+        <w:tc>
+          <w:tcPr>
+            <w:tcW w:w="4437" w:type="dxa"/>
+            <w:vAlign w:val="center"/>
+          </w:tcPr>
+          <w:p>
+            <w:pPr>
+              <w:jc w:val="right"/>
+              <w:rPr>
+                <w:sz w:val="24"/>
+                <w:szCs w:val="24"/>
+              </w:rPr>
+            </w:pPr>
+            <w:r>
+              <w:rPr>
+                <w:sz w:val="24"/>
+                <w:szCs w:val="24"/>
+              </w:rPr>
+              <w:t>min_child_weight</w:t>
+            </w:r>
+          </w:p>
+        </w:tc>
+        <w:tc>
+          <w:tcPr>
+            <w:tcW w:w="2642" w:type="dxa"/>
+            <w:vAlign w:val="center"/>
+          </w:tcPr>
+          <w:p>
+            <w:pPr>
+              <w:jc w:val="right"/>
+              <w:rPr>
+                <w:sz w:val="24"/>
+                <w:szCs w:val="24"/>
+              </w:rPr>
+            </w:pPr>
+            <w:r>
+              <w:rPr>
+                <w:sz w:val="24"/>
+                <w:szCs w:val="24"/>
+              </w:rPr>
+              <w:t>10.0</w:t>
+            </w:r>
+          </w:p>
+        </w:tc>
+      </w:tr>
+      <w:tr>
+        <w:tc>
+          <w:tcPr>
+            <w:tcW w:w="846" w:type="dxa"/>
+            <w:vAlign w:val="center"/>
+          </w:tcPr>
+          <w:p>
+            <w:pPr>
+              <w:jc w:val="right"/>
+              <w:rPr>
+                <w:sz w:val="24"/>
+                <w:szCs w:val="24"/>
+              </w:rPr>
+            </w:pPr>
+            <w:r>
+              <w:rPr>
+                <w:b/>
+                <w:bCs/>
+                <w:sz w:val="24"/>
+                <w:szCs w:val="24"/>
+              </w:rPr>
+              <w:t>13</w:t>
+            </w:r>
+          </w:p>
+        </w:tc>
+        <w:tc>
+          <w:tcPr>
+            <w:tcW w:w="4437" w:type="dxa"/>
+            <w:vAlign w:val="center"/>
+          </w:tcPr>
+          <w:p>
+            <w:pPr>
+              <w:jc w:val="right"/>
+              <w:rPr>
+                <w:sz w:val="24"/>
+                <w:szCs w:val="24"/>
+              </w:rPr>
+            </w:pPr>
+            <w:r>
+              <w:rPr>
+                <w:sz w:val="24"/>
+                <w:szCs w:val="24"/>
+              </w:rPr>
+              <w:t>subsample</w:t>
+            </w:r>
+          </w:p>
+        </w:tc>
+        <w:tc>
+          <w:tcPr>
+            <w:tcW w:w="2642" w:type="dxa"/>
+            <w:vAlign w:val="center"/>
+          </w:tcPr>
+          <w:p>
+            <w:pPr>
+              <w:jc w:val="right"/>
+              <w:rPr>
+                <w:sz w:val="24"/>
+                <w:szCs w:val="24"/>
+              </w:rPr>
+            </w:pPr>
+            <w:r>
+              <w:rPr>
+                <w:sz w:val="24"/>
+                <w:szCs w:val="24"/>
+              </w:rPr>
+              <w:t>0.9</w:t>
+            </w:r>
+          </w:p>
+        </w:tc>
+      </w:tr>
+      <w:tr>
+        <w:tc>
+          <w:tcPr>
+            <w:tcW w:w="846" w:type="dxa"/>
+            <w:vAlign w:val="center"/>
+          </w:tcPr>
+          <w:p>
+            <w:pPr>
+              <w:jc w:val="right"/>
+              <w:rPr>
+                <w:sz w:val="24"/>
+                <w:szCs w:val="24"/>
+              </w:rPr>
+            </w:pPr>
+            <w:r>
+              <w:rPr>
+                <w:b/>
+                <w:bCs/>
+                <w:sz w:val="24"/>
+                <w:szCs w:val="24"/>
+              </w:rPr>
+              <w:t>14</w:t>
+            </w:r>
+          </w:p>
+        </w:tc>
+        <w:tc>
+          <w:tcPr>
+            <w:tcW w:w="4437" w:type="dxa"/>
+            <w:vAlign w:val="center"/>
+          </w:tcPr>
+          <w:p>
+            <w:pPr>
+              <w:jc w:val="right"/>
+              <w:rPr>
+                <w:sz w:val="24"/>
+                <w:szCs w:val="24"/>
+              </w:rPr>
+            </w:pPr>
+            <w:r>
+              <w:rPr>
+                <w:sz w:val="24"/>
+                <w:szCs w:val="24"/>
+              </w:rPr>
+              <w:t>colsample_bytree</w:t>
+            </w:r>
+          </w:p>
+        </w:tc>
+        <w:tc>
+          <w:tcPr>
+            <w:tcW w:w="2642" w:type="dxa"/>
+            <w:vAlign w:val="center"/>
+          </w:tcPr>
+          <w:p>
+            <w:pPr>
+              <w:jc w:val="right"/>
+              <w:rPr>
+                <w:sz w:val="24"/>
+                <w:szCs w:val="24"/>
+              </w:rPr>
+            </w:pPr>
+            <w:r>
+              <w:rPr>
+                <w:sz w:val="24"/>
+                <w:szCs w:val="24"/>
+              </w:rPr>
+              <w:t>0.8</w:t>
+            </w:r>
+          </w:p>
+        </w:tc>
+      </w:tr>
+      <w:tr>
+        <w:tc>
+          <w:tcPr>
+            <w:tcW w:w="846" w:type="dxa"/>
+            <w:vAlign w:val="center"/>
+          </w:tcPr>
+          <w:p>
+            <w:pPr>
+              <w:jc w:val="right"/>
+              <w:rPr>
+                <w:sz w:val="24"/>
+                <w:szCs w:val="24"/>
+              </w:rPr>
+            </w:pPr>
+            <w:r>
+              <w:rPr>
+                <w:b/>
+                <w:bCs/>
+                <w:sz w:val="24"/>
+                <w:szCs w:val="24"/>
+              </w:rPr>
+              <w:t>15</w:t>
+            </w:r>
+          </w:p>
+        </w:tc>
+        <w:tc>
+          <w:tcPr>
+            <w:tcW w:w="4437" w:type="dxa"/>
+            <w:vAlign w:val="center"/>
+          </w:tcPr>
+          <w:p>
+            <w:pPr>
+              <w:jc w:val="right"/>
+              <w:rPr>
+                <w:sz w:val="24"/>
+                <w:szCs w:val="24"/>
+              </w:rPr>
+            </w:pPr>
+            <w:r>
+              <w:rPr>
+                <w:sz w:val="24"/>
+                <w:szCs w:val="24"/>
+              </w:rPr>
+              <w:t>reg_alpha</w:t>
+            </w:r>
+          </w:p>
+        </w:tc>
+        <w:tc>
+          <w:tcPr>
+            <w:tcW w:w="2642" w:type="dxa"/>
+            <w:vAlign w:val="center"/>
+          </w:tcPr>
+          <w:p>
+            <w:pPr>
+              <w:jc w:val="right"/>
+              <w:rPr>
+                <w:sz w:val="24"/>
+                <w:szCs w:val="24"/>
+              </w:rPr>
+            </w:pPr>
+            <w:r>
+              <w:rPr>
+                <w:sz w:val="24"/>
+                <w:szCs w:val="24"/>
+              </w:rPr>
+              <w:t>0.1</w:t>
+            </w:r>
+          </w:p>
+        </w:tc>
+      </w:tr>
+      <w:tr>
+        <w:tc>
+          <w:tcPr>
+            <w:tcW w:w="846" w:type="dxa"/>
+            <w:vAlign w:val="center"/>
+          </w:tcPr>
+          <w:p>
+            <w:pPr>
+              <w:jc w:val="right"/>
+              <w:rPr>
+                <w:sz w:val="24"/>
+                <w:szCs w:val="24"/>
+              </w:rPr>
+            </w:pPr>
+            <w:r>
+              <w:rPr>
+                <w:b/>
+                <w:bCs/>
+                <w:sz w:val="24"/>
+                <w:szCs w:val="24"/>
+              </w:rPr>
+              <w:t>16</w:t>
+            </w:r>
+          </w:p>
+        </w:tc>
+        <w:tc>
+          <w:tcPr>
+            <w:tcW w:w="4437" w:type="dxa"/>
+            <w:vAlign w:val="center"/>
+          </w:tcPr>
+          <w:p>
+            <w:pPr>
+              <w:jc w:val="right"/>
+              <w:rPr>
+                <w:sz w:val="24"/>
+                <w:szCs w:val="24"/>
+              </w:rPr>
+            </w:pPr>
+            <w:r>
+              <w:rPr>
+                <w:sz w:val="24"/>
+                <w:szCs w:val="24"/>
+              </w:rPr>
+              <w:t>reg_lambda</w:t>
+            </w:r>
+          </w:p>
+        </w:tc>
+        <w:tc>
+          <w:tcPr>
+            <w:tcW w:w="2642" w:type="dxa"/>
+            <w:vAlign w:val="center"/>
+          </w:tcPr>
+          <w:p>
+            <w:pPr>
+              <w:jc w:val="right"/>
+              <w:rPr>
+                <w:sz w:val="24"/>
+                <w:szCs w:val="24"/>
+              </w:rPr>
+            </w:pPr>
+            <w:r>
+              <w:rPr>
+                <w:sz w:val="24"/>
+                <w:szCs w:val="24"/>
+              </w:rPr>
+              <w:t>1.0</w:t>
+            </w:r>
+          </w:p>
+        </w:tc>
+      </w:tr>
+      <w:tr>
+        <w:tc>
+          <w:tcPr>
+            <w:tcW w:w="846" w:type="dxa"/>
+            <w:vAlign w:val="center"/>
+          </w:tcPr>
+          <w:p>
+            <w:pPr>
+              <w:jc w:val="right"/>
+              <w:rPr>
+                <w:sz w:val="24"/>
+                <w:szCs w:val="24"/>
+              </w:rPr>
+            </w:pPr>
+            <w:r>
+              <w:rPr>
+                <w:b/>
+                <w:bCs/>
+                <w:sz w:val="24"/>
+                <w:szCs w:val="24"/>
+              </w:rPr>
+              <w:t>17</w:t>
+            </w:r>
+          </w:p>
+        </w:tc>
+        <w:tc>
+          <w:tcPr>
+            <w:tcW w:w="4437" w:type="dxa"/>
+            <w:vAlign w:val="center"/>
+          </w:tcPr>
+          <w:p>
+            <w:pPr>
+              <w:jc w:val="right"/>
+              <w:rPr>
+                <w:sz w:val="24"/>
+                <w:szCs w:val="24"/>
+              </w:rPr>
+            </w:pPr>
+            <w:r>
+              <w:rPr>
+                <w:sz w:val="24"/>
+                <w:szCs w:val="24"/>
+              </w:rPr>
+              <w:t>n_estimators</w:t>
+            </w:r>
+          </w:p>
+        </w:tc>
+        <w:tc>
+          <w:tcPr>
+            <w:tcW w:w="2642" w:type="dxa"/>
+            <w:vAlign w:val="center"/>
+          </w:tcPr>
+          <w:p>
+            <w:pPr>
+              <w:jc w:val="right"/>
+              <w:rPr>
+                <w:sz w:val="24"/>
+                <w:szCs w:val="24"/>
+              </w:rPr>
+            </w:pPr>
+            <w:r>
+              <w:rPr>
+                <w:sz w:val="24"/>
+                <w:szCs w:val="24"/>
+              </w:rPr>
+              <w:t>1000</w:t>
+            </w:r>
+          </w:p>
+        </w:tc>
+      </w:tr>
+      <w:tr>
+        <w:tc>
+          <w:tcPr>
+            <w:tcW w:w="846" w:type="dxa"/>
+            <w:vAlign w:val="center"/>
+          </w:tcPr>
+          <w:p>
+            <w:pPr>
+              <w:jc w:val="right"/>
+              <w:rPr>
+                <w:sz w:val="24"/>
+                <w:szCs w:val="24"/>
+              </w:rPr>
+            </w:pPr>
+            <w:r>
+              <w:rPr>
+                <w:b/>
+                <w:bCs/>
+                <w:sz w:val="24"/>
+                <w:szCs w:val="24"/>
+              </w:rPr>
+              <w:t>18</w:t>
+            </w:r>
+          </w:p>
+        </w:tc>
+        <w:tc>
+          <w:tcPr>
+            <w:tcW w:w="4437" w:type="dxa"/>
+            <w:vAlign w:val="center"/>
+          </w:tcPr>
+          <w:p>
+            <w:pPr>
+              <w:jc w:val="right"/>
+              <w:rPr>
+                <w:sz w:val="24"/>
+                <w:szCs w:val="24"/>
+              </w:rPr>
+            </w:pPr>
+            <w:r>
+              <w:rPr>
+                <w:sz w:val="24"/>
+                <w:szCs w:val="24"/>
+              </w:rPr>
+              <w:t>early_stopping_rounds</w:t>
+            </w:r>
+          </w:p>
+        </w:tc>
+        <w:tc>
+          <w:tcPr>
+            <w:tcW w:w="2642" w:type="dxa"/>
+            <w:vAlign w:val="center"/>
+          </w:tcPr>
+          <w:p>
+            <w:pPr>
+              <w:jc w:val="right"/>
+              <w:rPr>
+                <w:sz w:val="24"/>
+                <w:szCs w:val="24"/>
+              </w:rPr>
+            </w:pPr>
+            <w:r>
+              <w:rPr>
+                <w:sz w:val="24"/>
+                <w:szCs w:val="24"/>
+              </w:rPr>
+              <w:t>50</w:t>
+            </w:r>
+          </w:p>
+        </w:tc>
+      </w:tr>
+      <w:tr>
+        <w:tc>
+          <w:tcPr>
+            <w:tcW w:w="846" w:type="dxa"/>
+            <w:vAlign w:val="center"/>
+          </w:tcPr>
+          <w:p>
+            <w:pPr>
+              <w:jc w:val="right"/>
+              <w:rPr>
+                <w:sz w:val="24"/>
+                <w:szCs w:val="24"/>
+              </w:rPr>
+            </w:pPr>
+            <w:r>
+              <w:rPr>
+                <w:b/>
+                <w:bCs/>
+                <w:sz w:val="24"/>
+                <w:szCs w:val="24"/>
+              </w:rPr>
+              <w:t>19</w:t>
+            </w:r>
+          </w:p>
+        </w:tc>
+        <w:tc>
+          <w:tcPr>
+            <w:tcW w:w="4437" w:type="dxa"/>
+            <w:vAlign w:val="center"/>
+          </w:tcPr>
+          <w:p>
+            <w:pPr>
+              <w:jc w:val="right"/>
+              <w:rPr>
+                <w:sz w:val="24"/>
+                <w:szCs w:val="24"/>
+              </w:rPr>
+            </w:pPr>
+            <w:r>
+              <w:rPr>
+                <w:sz w:val="24"/>
+                <w:szCs w:val="24"/>
+              </w:rPr>
+              <w:t>random_state</w:t>
+            </w:r>
+          </w:p>
+        </w:tc>
+        <w:tc>
+          <w:tcPr>
+            <w:tcW w:w="2642" w:type="dxa"/>
+            <w:vAlign w:val="center"/>
+          </w:tcPr>
+          <w:p>
+            <w:pPr>
+              <w:jc w:val="right"/>
+              <w:rPr>
+                <w:sz w:val="24"/>
+                <w:szCs w:val="24"/>
+              </w:rPr>
+            </w:pPr>
+            <w:r>
+              <w:rPr>
+                <w:sz w:val="24"/>
+                <w:szCs w:val="24"/>
+              </w:rPr>
+              <w:t>42</w:t>
+            </w:r>
+          </w:p>
+        </w:tc>
+      </w:tr>
+      <w:tr>
+        <w:tc>
+          <w:tcPr>
+            <w:tcW w:w="846" w:type="dxa"/>
+            <w:vAlign w:val="center"/>
+          </w:tcPr>
+          <w:p>
+            <w:pPr>
+              <w:jc w:val="right"/>
+              <w:rPr>
+                <w:sz w:val="24"/>
+                <w:szCs w:val="24"/>
+              </w:rPr>
+            </w:pPr>
+            <w:r>
+              <w:rPr>
+                <w:b/>
+                <w:bCs/>
+                <w:sz w:val="24"/>
+                <w:szCs w:val="24"/>
+              </w:rPr>
+              <w:t>20</w:t>
+            </w:r>
+          </w:p>
+        </w:tc>
+        <w:tc>
+          <w:tcPr>
+            <w:tcW w:w="4437" w:type="dxa"/>
+            <w:vAlign w:val="center"/>
+          </w:tcPr>
+          <w:p>
+            <w:pPr>
+              <w:jc w:val="right"/>
+              <w:rPr>
+                <w:sz w:val="24"/>
+                <w:szCs w:val="24"/>
+              </w:rPr>
+            </w:pPr>
+            <w:r>
+              <w:rPr>
+                <w:sz w:val="24"/>
+                <w:szCs w:val="24"/>
+              </w:rPr>
+              <w:t>lambdarank_pair_method</w:t>
+            </w:r>
+          </w:p>
+        </w:tc>
+        <w:tc>
+          <w:tcPr>
+            <w:tcW w:w="2642" w:type="dxa"/>
+            <w:vAlign w:val="center"/>
+          </w:tcPr>
+          <w:p>
+            <w:pPr>
+              <w:jc w:val="right"/>
+              <w:rPr>
+                <w:sz w:val="24"/>
+                <w:szCs w:val="24"/>
+              </w:rPr>
+            </w:pPr>
+            <w:r>
+              <w:rPr>
+                <w:sz w:val="24"/>
+                <w:szCs w:val="24"/>
+              </w:rPr>
+              <w:t>topk</w:t>
+            </w:r>
+          </w:p>
+        </w:tc>
+      </w:tr>
+      <w:tr>
+        <w:tc>
+          <w:tcPr>
+            <w:tcW w:w="846" w:type="dxa"/>
+            <w:vAlign w:val="center"/>
+          </w:tcPr>
+          <w:p>
+            <w:pPr>
+              <w:jc w:val="right"/>
+              <w:rPr>
+                <w:sz w:val="24"/>
+                <w:szCs w:val="24"/>
+              </w:rPr>
+            </w:pPr>
+            <w:r>
+              <w:rPr>
+                <w:b/>
+                <w:bCs/>
+                <w:sz w:val="24"/>
+                <w:szCs w:val="24"/>
+              </w:rPr>
+              <w:t>21</w:t>
+            </w:r>
+          </w:p>
+        </w:tc>
+        <w:tc>
+          <w:tcPr>
+            <w:tcW w:w="4437" w:type="dxa"/>
+            <w:vAlign w:val="center"/>
+          </w:tcPr>
+          <w:p>
+            <w:pPr>
+              <w:jc w:val="right"/>
+              <w:rPr>
+                <w:sz w:val="24"/>
+                <w:szCs w:val="24"/>
+              </w:rPr>
+            </w:pPr>
+            <w:r>
+              <w:rPr>
+                <w:sz w:val="24"/>
+                <w:szCs w:val="24"/>
+              </w:rPr>
+              <w:t>lambdarank_num_pair_per_sample</w:t>
+            </w:r>
+          </w:p>
+        </w:tc>
+        <w:tc>
+          <w:tcPr>
+            <w:tcW w:w="2642" w:type="dxa"/>
+            <w:vAlign w:val="center"/>
+          </w:tcPr>
+          <w:p>
+            <w:pPr>
+              <w:jc w:val="right"/>
+              <w:rPr>
+                <w:sz w:val="24"/>
+                <w:szCs w:val="24"/>
+              </w:rPr>
+            </w:pPr>
+            <w:r>
+              <w:rPr>
+                <w:sz w:val="24"/>
+                <w:szCs w:val="24"/>
+              </w:rPr>
+              <w:t>50</w:t>
+            </w:r>
+          </w:p>
+        </w:tc>
+      </w:tr>
+      <w:tr>
+        <w:tc>
+          <w:tcPr>
+            <w:tcW w:w="846" w:type="dxa"/>
+            <w:vAlign w:val="center"/>
+          </w:tcPr>
+          <w:p>
+            <w:pPr>
+              <w:jc w:val="right"/>
+              <w:rPr>
+                <w:sz w:val="24"/>
+                <w:szCs w:val="24"/>
+              </w:rPr>
+            </w:pPr>
+            <w:r>
+              <w:rPr>
+                <w:b/>
+                <w:bCs/>
+                <w:sz w:val="24"/>
+                <w:szCs w:val="24"/>
+              </w:rPr>
+              <w:t>22</w:t>
+            </w:r>
+          </w:p>
+        </w:tc>
+        <w:tc>
+          <w:tcPr>
+            <w:tcW w:w="4437" w:type="dxa"/>
+            <w:vAlign w:val="center"/>
+          </w:tcPr>
+          <w:p>
+            <w:pPr>
+              <w:jc w:val="right"/>
+              <w:rPr>
+                <w:sz w:val="24"/>
+                <w:szCs w:val="24"/>
+              </w:rPr>
+            </w:pPr>
+            <w:r>
+              <w:rPr>
+                <w:sz w:val="24"/>
+                <w:szCs w:val="24"/>
+              </w:rPr>
+              <w:t>ks</w:t>
+            </w:r>
+          </w:p>
+        </w:tc>
+        <w:tc>
+          <w:tcPr>
+            <w:tcW w:w="2642" w:type="dxa"/>
+            <w:vAlign w:val="center"/>
+          </w:tcPr>
+          <w:p>
+            <w:pPr>
+              <w:jc w:val="right"/>
+              <w:rPr>
+                <w:sz w:val="24"/>
+                <w:szCs w:val="24"/>
+              </w:rPr>
+            </w:pPr>
+            <w:r>
+              <w:rPr>
+                <w:sz w:val="24"/>
+                <w:szCs w:val="24"/>
+              </w:rPr>
+              <w:t>[10, 20, 50]</w:t>
+            </w:r>
+          </w:p>
+        </w:tc>
+      </w:tr>
+    </w:tbl>
+    <w:p/>
+    <w:p/>
+    <w:p/>
+    <w:p/>
+    <w:p/>
+    <w:p>
+      <w:r>
+        <w:lastRenderedPageBreak/>
+        <w:t>Lampiran 4. Sumber Data dan Kode Penelitian :</w:t>
+      </w:r>
+    </w:p>
+    <w:p>
+      <w:pPr>
+        <w:pStyle w:val="ListParagraph"/>
+        <w:numPr>
+          <w:ilvl w:val="0"/>
+          <w:numId w:val="3"/>
+        </w:numPr>
+        <w:spacing w:line="360" w:lineRule="auto"/>
+        <w:rPr>
+          <w:rFonts w:ascii="Times New Roman" w:hAnsi="Times New Roman" w:cs="Times New Roman"/>
+          <w:color w:val="0070C0"/>
+        </w:rPr>
+      </w:pPr>
+      <w:r>
+        <w:rPr>
+          <w:rFonts w:ascii="Times New Roman" w:hAnsi="Times New Roman" w:cs="Times New Roman"/>
+        </w:rPr>
+        <w:t xml:space="preserve">Dataset: </w:t>
+      </w:r>
+      <w:hyperlink r:id="rId12" w:history="1">
+        <w:r>
+          <w:rPr>
+            <w:rStyle w:val="Hyperlink"/>
+            <w:rFonts w:ascii="Times New Roman" w:hAnsi="Times New Roman" w:cs="Times New Roman"/>
+            <w:color w:val="0070C0"/>
+          </w:rPr>
+          <w:t>https://www.kaggle.com/datasets/mlg-ulb/creditcardfraud</w:t>
+        </w:r>
+      </w:hyperlink>
+    </w:p>
+    <w:p>
+      <w:pPr>
+        <w:pStyle w:val="ListParagraph"/>
+        <w:numPr>
+          <w:ilvl w:val="0"/>
+          <w:numId w:val="3"/>
+        </w:numPr>
+        <w:spacing w:line="360" w:lineRule="auto"/>
+        <w:rPr>
+          <w:rFonts w:ascii="Times New Roman" w:hAnsi="Times New Roman" w:cs="Times New Roman"/>
+        </w:rPr>
+      </w:pPr>
+      <w:r>
+        <w:rPr>
+          <w:rFonts w:ascii="Times New Roman" w:hAnsi="Times New Roman" w:cs="Times New Roman"/>
+        </w:rPr>
+        <w:t>Platform: Google Colaboratory (cloud GPU)</w:t>
+      </w:r>
+    </w:p>
+    <w:p/>
     <w:sectPr>
-      <w:headerReference w:type="default" r:id="rId8"/>
-      <w:footerReference w:type="default" r:id="rId9"/>
+      <w:headerReference w:type="default" r:id="rId13"/>
+      <w:footerReference w:type="default" r:id="rId14"/>
       <w:pgSz w:w="11909" w:h="16834"/>
       <w:pgMar w:top="1699" w:right="1699" w:bottom="1699" w:left="2275" w:header="720" w:footer="720" w:gutter="0"/>
       <w:cols w:space="720"/>
@@ -789,6 +3753,112 @@
 </file>
 
 <file path=word/footer1.xml><?xml version="1.0" encoding="utf-8"?>
+<w:ftr xmlns:wpc="http://schemas.microsoft.com/office/word/2010/wordprocessingCanvas" xmlns:cx="http://schemas.microsoft.com/office/drawing/2014/chartex" xmlns:cx1="http://schemas.microsoft.com/office/drawing/2015/9/8/chartex" xmlns:cx2="http://schemas.microsoft.com/office/drawing/2015/10/21/chartex" xmlns:cx3="http://schemas.microsoft.com/office/drawing/2016/5/9/chartex" xmlns:cx4="http://schemas.microsoft.com/office/drawing/2016/5/10/chartex" xmlns:cx5="http://schemas.microsoft.com/office/drawing/2016/5/11/chartex" xmlns:cx6="http://schemas.microsoft.com/office/drawing/2016/5/12/chartex" xmlns:cx7="http://schemas.microsoft.com/office/drawing/2016/5/13/chartex" xmlns:cx8="http://schemas.microsoft.com/office/drawing/2016/5/14/chartex" xmlns:mc="http://schemas.openxmlformats.org/markup-compatibility/2006" xmlns:aink="http://schemas.microsoft.com/office/drawing/2016/ink" xmlns:am3d="http://schemas.microsoft.com/office/drawing/2017/model3d" xmlns:o="urn:schemas-microsoft-com:office:office" xmlns:oel="http://schemas.microsoft.com/office/2019/extlst" xmlns:r="http://schemas.openxmlformats.org/officeDocument/2006/relationships" xmlns:m="http://schemas.openxmlformats.org/officeDocument/2006/math" xmlns:v="urn:schemas-microsoft-com:vml" xmlns:wp14="http://schemas.microsoft.com/office/word/2010/wordprocessingDrawing" xmlns:wp="http://schemas.openxmlformats.org/drawingml/2006/wordprocessingDrawing" xmlns:w10="urn:schemas-microsoft-com:office:word" xmlns:w="http://schemas.openxmlformats.org/wordprocessingml/2006/main" xmlns:w14="http://schemas.microsoft.com/office/word/2010/wordml" xmlns:w15="http://schemas.microsoft.com/office/word/2012/wordml" xmlns:w16cex="http://schemas.microsoft.com/office/word/2018/wordml/cex" xmlns:w16cid="http://schemas.microsoft.com/office/word/2016/wordml/cid" xmlns:w16="http://schemas.microsoft.com/office/word/2018/wordml" xmlns:w16du="http://schemas.microsoft.com/office/word/2023/wordml/word16du" xmlns:w16sdtdh="http://schemas.microsoft.com/office/word/2020/wordml/sdtdatahash" xmlns:w16sdtfl="http://schemas.microsoft.com/office/word/2024/wordml/sdtformatlock" xmlns:w16se="http://schemas.microsoft.com/office/word/2015/wordml/symex" xmlns:wpg="http://schemas.microsoft.com/office/word/2010/wordprocessingGroup" xmlns:wpi="http://schemas.microsoft.com/office/word/2010/wordprocessingInk" xmlns:wne="http://schemas.microsoft.com/office/word/2006/wordml" xmlns:wps="http://schemas.microsoft.com/office/word/2010/wordprocessingShape" mc:Ignorable="w14 w15 w16se w16cid w16 w16cex w16sdtdh w16sdtfl w16du wp14">
+  <w:sdt>
+    <w:sdtPr>
+      <w:id w:val="1912354692"/>
+      <w:docPartObj>
+        <w:docPartGallery w:val="Page Numbers (Bottom of Page)"/>
+        <w:docPartUnique/>
+      </w:docPartObj>
+    </w:sdtPr>
+    <w:sdtEndPr>
+      <w:rPr>
+        <w:noProof/>
+      </w:rPr>
+    </w:sdtEndPr>
+    <w:sdtContent>
+      <w:p>
+        <w:pPr>
+          <w:pStyle w:val="Footer"/>
+          <w:jc w:val="center"/>
+        </w:pPr>
+        <w:r>
+          <w:fldChar w:fldCharType="begin"/>
+        </w:r>
+        <w:r>
+          <w:instrText xml:space="preserve"> PAGE   \* MERGEFORMAT </w:instrText>
+        </w:r>
+        <w:r>
+          <w:fldChar w:fldCharType="separate"/>
+        </w:r>
+        <w:r>
+          <w:rPr>
+            <w:noProof/>
+          </w:rPr>
+          <w:t>2</w:t>
+        </w:r>
+        <w:r>
+          <w:rPr>
+            <w:noProof/>
+          </w:rPr>
+          <w:fldChar w:fldCharType="end"/>
+        </w:r>
+      </w:p>
+    </w:sdtContent>
+  </w:sdt>
+  <w:p>
+    <w:pPr>
+      <w:pStyle w:val="Footer"/>
+    </w:pPr>
+  </w:p>
+</w:ftr>
+</file>
+
+<file path=word/footer2.xml><?xml version="1.0" encoding="utf-8"?>
+<w:ftr xmlns:wpc="http://schemas.microsoft.com/office/word/2010/wordprocessingCanvas" xmlns:cx="http://schemas.microsoft.com/office/drawing/2014/chartex" xmlns:cx1="http://schemas.microsoft.com/office/drawing/2015/9/8/chartex" xmlns:cx2="http://schemas.microsoft.com/office/drawing/2015/10/21/chartex" xmlns:cx3="http://schemas.microsoft.com/office/drawing/2016/5/9/chartex" xmlns:cx4="http://schemas.microsoft.com/office/drawing/2016/5/10/chartex" xmlns:cx5="http://schemas.microsoft.com/office/drawing/2016/5/11/chartex" xmlns:cx6="http://schemas.microsoft.com/office/drawing/2016/5/12/chartex" xmlns:cx7="http://schemas.microsoft.com/office/drawing/2016/5/13/chartex" xmlns:cx8="http://schemas.microsoft.com/office/drawing/2016/5/14/chartex" xmlns:mc="http://schemas.openxmlformats.org/markup-compatibility/2006" xmlns:aink="http://schemas.microsoft.com/office/drawing/2016/ink" xmlns:am3d="http://schemas.microsoft.com/office/drawing/2017/model3d" xmlns:o="urn:schemas-microsoft-com:office:office" xmlns:oel="http://schemas.microsoft.com/office/2019/extlst" xmlns:r="http://schemas.openxmlformats.org/officeDocument/2006/relationships" xmlns:m="http://schemas.openxmlformats.org/officeDocument/2006/math" xmlns:v="urn:schemas-microsoft-com:vml" xmlns:wp14="http://schemas.microsoft.com/office/word/2010/wordprocessingDrawing" xmlns:wp="http://schemas.openxmlformats.org/drawingml/2006/wordprocessingDrawing" xmlns:w10="urn:schemas-microsoft-com:office:word" xmlns:w="http://schemas.openxmlformats.org/wordprocessingml/2006/main" xmlns:w14="http://schemas.microsoft.com/office/word/2010/wordml" xmlns:w15="http://schemas.microsoft.com/office/word/2012/wordml" xmlns:w16cex="http://schemas.microsoft.com/office/word/2018/wordml/cex" xmlns:w16cid="http://schemas.microsoft.com/office/word/2016/wordml/cid" xmlns:w16="http://schemas.microsoft.com/office/word/2018/wordml" xmlns:w16du="http://schemas.microsoft.com/office/word/2023/wordml/word16du" xmlns:w16sdtdh="http://schemas.microsoft.com/office/word/2020/wordml/sdtdatahash" xmlns:w16sdtfl="http://schemas.microsoft.com/office/word/2024/wordml/sdtformatlock" xmlns:w16se="http://schemas.microsoft.com/office/word/2015/wordml/symex" xmlns:wpg="http://schemas.microsoft.com/office/word/2010/wordprocessingGroup" xmlns:wpi="http://schemas.microsoft.com/office/word/2010/wordprocessingInk" xmlns:wne="http://schemas.microsoft.com/office/word/2006/wordml" xmlns:wps="http://schemas.microsoft.com/office/word/2010/wordprocessingShape" mc:Ignorable="w14 w15 w16se w16cid w16 w16cex w16sdtdh w16sdtfl w16du wp14">
+  <w:sdt>
+    <w:sdtPr>
+      <w:id w:val="1988357043"/>
+      <w:docPartObj>
+        <w:docPartGallery w:val="Page Numbers (Bottom of Page)"/>
+        <w:docPartUnique/>
+      </w:docPartObj>
+    </w:sdtPr>
+    <w:sdtEndPr>
+      <w:rPr>
+        <w:noProof/>
+      </w:rPr>
+    </w:sdtEndPr>
+    <w:sdtContent>
+      <w:p>
+        <w:pPr>
+          <w:pStyle w:val="Footer"/>
+          <w:jc w:val="center"/>
+        </w:pPr>
+        <w:r>
+          <w:fldChar w:fldCharType="begin"/>
+        </w:r>
+        <w:r>
+          <w:instrText xml:space="preserve"> PAGE   \* MERGEFORMAT </w:instrText>
+        </w:r>
+        <w:r>
+          <w:fldChar w:fldCharType="separate"/>
+        </w:r>
+        <w:r>
+          <w:rPr>
+            <w:noProof/>
+          </w:rPr>
+          <w:t>2</w:t>
+        </w:r>
+        <w:r>
+          <w:rPr>
+            <w:noProof/>
+          </w:rPr>
+          <w:fldChar w:fldCharType="end"/>
+        </w:r>
+      </w:p>
+    </w:sdtContent>
+  </w:sdt>
+  <w:p>
+    <w:pPr>
+      <w:pStyle w:val="Footer"/>
+    </w:pPr>
+  </w:p>
+</w:ftr>
+</file>
+
+<file path=word/footer3.xml><?xml version="1.0" encoding="utf-8"?>
 <w:ftr xmlns:wpc="http://schemas.microsoft.com/office/word/2010/wordprocessingCanvas" xmlns:cx="http://schemas.microsoft.com/office/drawing/2014/chartex" xmlns:cx1="http://schemas.microsoft.com/office/drawing/2015/9/8/chartex" xmlns:cx2="http://schemas.microsoft.com/office/drawing/2015/10/21/chartex" xmlns:cx3="http://schemas.microsoft.com/office/drawing/2016/5/9/chartex" xmlns:cx4="http://schemas.microsoft.com/office/drawing/2016/5/10/chartex" xmlns:cx5="http://schemas.microsoft.com/office/drawing/2016/5/11/chartex" xmlns:cx6="http://schemas.microsoft.com/office/drawing/2016/5/12/chartex" xmlns:cx7="http://schemas.microsoft.com/office/drawing/2016/5/13/chartex" xmlns:cx8="http://schemas.microsoft.com/office/drawing/2016/5/14/chartex" xmlns:mc="http://schemas.openxmlformats.org/markup-compatibility/2006" xmlns:aink="http://schemas.microsoft.com/office/drawing/2016/ink" xmlns:am3d="http://schemas.microsoft.com/office/drawing/2017/model3d" xmlns:o="urn:schemas-microsoft-com:office:office" xmlns:oel="http://schemas.microsoft.com/office/2019/extlst" xmlns:r="http://schemas.openxmlformats.org/officeDocument/2006/relationships" xmlns:m="http://schemas.openxmlformats.org/officeDocument/2006/math" xmlns:v="urn:schemas-microsoft-com:vml" xmlns:wp14="http://schemas.microsoft.com/office/word/2010/wordprocessingDrawing" xmlns:wp="http://schemas.openxmlformats.org/drawingml/2006/wordprocessingDrawing" xmlns:w10="urn:schemas-microsoft-com:office:word" xmlns:w="http://schemas.openxmlformats.org/wordprocessingml/2006/main" xmlns:w14="http://schemas.microsoft.com/office/word/2010/wordml" xmlns:w15="http://schemas.microsoft.com/office/word/2012/wordml" xmlns:w16cex="http://schemas.microsoft.com/office/word/2018/wordml/cex" xmlns:w16cid="http://schemas.microsoft.com/office/word/2016/wordml/cid" xmlns:w16="http://schemas.microsoft.com/office/word/2018/wordml" xmlns:w16du="http://schemas.microsoft.com/office/word/2023/wordml/word16du" xmlns:w16sdtdh="http://schemas.microsoft.com/office/word/2020/wordml/sdtdatahash" xmlns:w16sdtfl="http://schemas.microsoft.com/office/word/2024/wordml/sdtformatlock" xmlns:w16se="http://schemas.microsoft.com/office/word/2015/wordml/symex" xmlns:wpg="http://schemas.microsoft.com/office/word/2010/wordprocessingGroup" xmlns:wpi="http://schemas.microsoft.com/office/word/2010/wordprocessingInk" xmlns:wne="http://schemas.microsoft.com/office/word/2006/wordml" xmlns:wps="http://schemas.microsoft.com/office/word/2010/wordprocessingShape" mc:Ignorable="w14 w15 w16se w16cid w16 w16cex w16sdtdh w16sdtfl w16du wp14">
   <w:p>
     <w:pPr>
@@ -942,6 +4012,309 @@
     </w:pPr>
   </w:p>
 </w:hdr>
+</file>
+
+<file path=word/numbering.xml><?xml version="1.0" encoding="utf-8"?>
+<w:numbering xmlns:wpc="http://schemas.microsoft.com/office/word/2010/wordprocessingCanvas" xmlns:cx="http://schemas.microsoft.com/office/drawing/2014/chartex" xmlns:cx1="http://schemas.microsoft.com/office/drawing/2015/9/8/chartex" xmlns:cx2="http://schemas.microsoft.com/office/drawing/2015/10/21/chartex" xmlns:cx3="http://schemas.microsoft.com/office/drawing/2016/5/9/chartex" xmlns:cx4="http://schemas.microsoft.com/office/drawing/2016/5/10/chartex" xmlns:cx5="http://schemas.microsoft.com/office/drawing/2016/5/11/chartex" xmlns:cx6="http://schemas.microsoft.com/office/drawing/2016/5/12/chartex" xmlns:cx7="http://schemas.microsoft.com/office/drawing/2016/5/13/chartex" xmlns:cx8="http://schemas.microsoft.com/office/drawing/2016/5/14/chartex" xmlns:mc="http://schemas.openxmlformats.org/markup-compatibility/2006" xmlns:aink="http://schemas.microsoft.com/office/drawing/2016/ink" xmlns:am3d="http://schemas.microsoft.com/office/drawing/2017/model3d" xmlns:o="urn:schemas-microsoft-com:office:office" xmlns:oel="http://schemas.microsoft.com/office/2019/extlst" xmlns:r="http://schemas.openxmlformats.org/officeDocument/2006/relationships" xmlns:m="http://schemas.openxmlformats.org/officeDocument/2006/math" xmlns:v="urn:schemas-microsoft-com:vml" xmlns:wp14="http://schemas.microsoft.com/office/word/2010/wordprocessingDrawing" xmlns:wp="http://schemas.openxmlformats.org/drawingml/2006/wordprocessingDrawing" xmlns:w10="urn:schemas-microsoft-com:office:word" xmlns:w="http://schemas.openxmlformats.org/wordprocessingml/2006/main" xmlns:w14="http://schemas.microsoft.com/office/word/2010/wordml" xmlns:w15="http://schemas.microsoft.com/office/word/2012/wordml" xmlns:w16cex="http://schemas.microsoft.com/office/word/2018/wordml/cex" xmlns:w16cid="http://schemas.microsoft.com/office/word/2016/wordml/cid" xmlns:w16="http://schemas.microsoft.com/office/word/2018/wordml" xmlns:w16du="http://schemas.microsoft.com/office/word/2023/wordml/word16du" xmlns:w16sdtdh="http://schemas.microsoft.com/office/word/2020/wordml/sdtdatahash" xmlns:w16sdtfl="http://schemas.microsoft.com/office/word/2024/wordml/sdtformatlock" xmlns:w16se="http://schemas.microsoft.com/office/word/2015/wordml/symex" xmlns:wpg="http://schemas.microsoft.com/office/word/2010/wordprocessingGroup" xmlns:wpi="http://schemas.microsoft.com/office/word/2010/wordprocessingInk" xmlns:wne="http://schemas.microsoft.com/office/word/2006/wordml" xmlns:wps="http://schemas.microsoft.com/office/word/2010/wordprocessingShape" mc:Ignorable="w14 w15 w16se w16cid w16 w16cex w16sdtdh w16sdtfl w16du wp14">
+  <w:abstractNum w:abstractNumId="0" w15:restartNumberingAfterBreak="0">
+    <w:nsid w:val="39DE2996"/>
+    <w:multiLevelType w:val="multilevel"/>
+    <w:tmpl w:val="87401CB8"/>
+    <w:lvl w:ilvl="0">
+      <w:start w:val="1"/>
+      <w:numFmt w:val="decimal"/>
+      <w:lvlText w:val="%1."/>
+      <w:lvlJc w:val="left"/>
+      <w:pPr>
+        <w:ind w:left="720" w:hanging="360"/>
+      </w:pPr>
+    </w:lvl>
+    <w:lvl w:ilvl="1">
+      <w:start w:val="1"/>
+      <w:numFmt w:val="lowerLetter"/>
+      <w:lvlText w:val="%2."/>
+      <w:lvlJc w:val="left"/>
+      <w:pPr>
+        <w:ind w:left="1440" w:hanging="360"/>
+      </w:pPr>
+    </w:lvl>
+    <w:lvl w:ilvl="2">
+      <w:start w:val="1"/>
+      <w:numFmt w:val="lowerRoman"/>
+      <w:lvlText w:val="%3."/>
+      <w:lvlJc w:val="right"/>
+      <w:pPr>
+        <w:ind w:left="2160" w:hanging="180"/>
+      </w:pPr>
+    </w:lvl>
+    <w:lvl w:ilvl="3">
+      <w:start w:val="1"/>
+      <w:numFmt w:val="decimal"/>
+      <w:lvlText w:val="%4."/>
+      <w:lvlJc w:val="left"/>
+      <w:pPr>
+        <w:ind w:left="2880" w:hanging="360"/>
+      </w:pPr>
+    </w:lvl>
+    <w:lvl w:ilvl="4">
+      <w:start w:val="1"/>
+      <w:numFmt w:val="lowerLetter"/>
+      <w:lvlText w:val="%5."/>
+      <w:lvlJc w:val="left"/>
+      <w:pPr>
+        <w:ind w:left="3600" w:hanging="360"/>
+      </w:pPr>
+    </w:lvl>
+    <w:lvl w:ilvl="5">
+      <w:start w:val="1"/>
+      <w:numFmt w:val="lowerRoman"/>
+      <w:lvlText w:val="%6."/>
+      <w:lvlJc w:val="right"/>
+      <w:pPr>
+        <w:ind w:left="4320" w:hanging="180"/>
+      </w:pPr>
+    </w:lvl>
+    <w:lvl w:ilvl="6">
+      <w:start w:val="1"/>
+      <w:numFmt w:val="decimal"/>
+      <w:lvlText w:val="%7."/>
+      <w:lvlJc w:val="left"/>
+      <w:pPr>
+        <w:ind w:left="5040" w:hanging="360"/>
+      </w:pPr>
+    </w:lvl>
+    <w:lvl w:ilvl="7">
+      <w:start w:val="1"/>
+      <w:numFmt w:val="lowerLetter"/>
+      <w:lvlText w:val="%8."/>
+      <w:lvlJc w:val="left"/>
+      <w:pPr>
+        <w:ind w:left="5760" w:hanging="360"/>
+      </w:pPr>
+    </w:lvl>
+    <w:lvl w:ilvl="8">
+      <w:start w:val="1"/>
+      <w:numFmt w:val="lowerRoman"/>
+      <w:lvlText w:val="%9."/>
+      <w:lvlJc w:val="right"/>
+      <w:pPr>
+        <w:ind w:left="6480" w:hanging="180"/>
+      </w:pPr>
+    </w:lvl>
+  </w:abstractNum>
+  <w:abstractNum w:abstractNumId="1" w15:restartNumberingAfterBreak="0">
+    <w:nsid w:val="5AA421D0"/>
+    <w:multiLevelType w:val="multilevel"/>
+    <w:tmpl w:val="1D6E6A1E"/>
+    <w:lvl w:ilvl="0">
+      <w:start w:val="1"/>
+      <w:numFmt w:val="decimal"/>
+      <w:lvlText w:val="2.%1"/>
+      <w:lvlJc w:val="left"/>
+      <w:pPr>
+        <w:ind w:left="720" w:hanging="360"/>
+      </w:pPr>
+    </w:lvl>
+    <w:lvl w:ilvl="1">
+      <w:start w:val="1"/>
+      <w:numFmt w:val="lowerLetter"/>
+      <w:lvlText w:val="%2."/>
+      <w:lvlJc w:val="left"/>
+      <w:pPr>
+        <w:ind w:left="1440" w:hanging="360"/>
+      </w:pPr>
+      <w:rPr>
+        <w:b/>
+        <w:bCs/>
+      </w:rPr>
+    </w:lvl>
+    <w:lvl w:ilvl="2">
+      <w:start w:val="1"/>
+      <w:numFmt w:val="lowerRoman"/>
+      <w:lvlText w:val="%3."/>
+      <w:lvlJc w:val="right"/>
+      <w:pPr>
+        <w:ind w:left="2160" w:hanging="180"/>
+      </w:pPr>
+    </w:lvl>
+    <w:lvl w:ilvl="3">
+      <w:start w:val="1"/>
+      <w:numFmt w:val="decimal"/>
+      <w:lvlText w:val="%4."/>
+      <w:lvlJc w:val="left"/>
+      <w:pPr>
+        <w:ind w:left="2880" w:hanging="360"/>
+      </w:pPr>
+    </w:lvl>
+    <w:lvl w:ilvl="4">
+      <w:start w:val="1"/>
+      <w:numFmt w:val="lowerLetter"/>
+      <w:lvlText w:val="%5."/>
+      <w:lvlJc w:val="left"/>
+      <w:pPr>
+        <w:ind w:left="3600" w:hanging="360"/>
+      </w:pPr>
+    </w:lvl>
+    <w:lvl w:ilvl="5">
+      <w:start w:val="1"/>
+      <w:numFmt w:val="lowerRoman"/>
+      <w:lvlText w:val="%6."/>
+      <w:lvlJc w:val="right"/>
+      <w:pPr>
+        <w:ind w:left="4320" w:hanging="180"/>
+      </w:pPr>
+    </w:lvl>
+    <w:lvl w:ilvl="6">
+      <w:start w:val="1"/>
+      <w:numFmt w:val="decimal"/>
+      <w:lvlText w:val="%7."/>
+      <w:lvlJc w:val="left"/>
+      <w:pPr>
+        <w:ind w:left="5040" w:hanging="360"/>
+      </w:pPr>
+    </w:lvl>
+    <w:lvl w:ilvl="7">
+      <w:start w:val="1"/>
+      <w:numFmt w:val="lowerLetter"/>
+      <w:lvlText w:val="%8."/>
+      <w:lvlJc w:val="left"/>
+      <w:pPr>
+        <w:ind w:left="5760" w:hanging="360"/>
+      </w:pPr>
+    </w:lvl>
+    <w:lvl w:ilvl="8">
+      <w:start w:val="1"/>
+      <w:numFmt w:val="lowerRoman"/>
+      <w:lvlText w:val="%9."/>
+      <w:lvlJc w:val="right"/>
+      <w:pPr>
+        <w:ind w:left="6480" w:hanging="180"/>
+      </w:pPr>
+    </w:lvl>
+  </w:abstractNum>
+  <w:abstractNum w:abstractNumId="2" w15:restartNumberingAfterBreak="0">
+    <w:nsid w:val="627314D6"/>
+    <w:multiLevelType w:val="hybridMultilevel"/>
+    <w:tmpl w:val="23D87D3E"/>
+    <w:lvl w:ilvl="0" w:tplc="38090001">
+      <w:start w:val="1"/>
+      <w:numFmt w:val="bullet"/>
+      <w:lvlText w:val=""/>
+      <w:lvlJc w:val="left"/>
+      <w:pPr>
+        <w:ind w:left="720" w:hanging="360"/>
+      </w:pPr>
+      <w:rPr>
+        <w:rFonts w:ascii="Symbol" w:hAnsi="Symbol" w:hint="default"/>
+      </w:rPr>
+    </w:lvl>
+    <w:lvl w:ilvl="1" w:tplc="38090003" w:tentative="1">
+      <w:start w:val="1"/>
+      <w:numFmt w:val="bullet"/>
+      <w:lvlText w:val="o"/>
+      <w:lvlJc w:val="left"/>
+      <w:pPr>
+        <w:ind w:left="1440" w:hanging="360"/>
+      </w:pPr>
+      <w:rPr>
+        <w:rFonts w:ascii="Courier New" w:hAnsi="Courier New" w:cs="Courier New" w:hint="default"/>
+      </w:rPr>
+    </w:lvl>
+    <w:lvl w:ilvl="2" w:tplc="38090005" w:tentative="1">
+      <w:start w:val="1"/>
+      <w:numFmt w:val="bullet"/>
+      <w:lvlText w:val=""/>
+      <w:lvlJc w:val="left"/>
+      <w:pPr>
+        <w:ind w:left="2160" w:hanging="360"/>
+      </w:pPr>
+      <w:rPr>
+        <w:rFonts w:ascii="Wingdings" w:hAnsi="Wingdings" w:hint="default"/>
+      </w:rPr>
+    </w:lvl>
+    <w:lvl w:ilvl="3" w:tplc="38090001" w:tentative="1">
+      <w:start w:val="1"/>
+      <w:numFmt w:val="bullet"/>
+      <w:lvlText w:val=""/>
+      <w:lvlJc w:val="left"/>
+      <w:pPr>
+        <w:ind w:left="2880" w:hanging="360"/>
+      </w:pPr>
+      <w:rPr>
+        <w:rFonts w:ascii="Symbol" w:hAnsi="Symbol" w:hint="default"/>
+      </w:rPr>
+    </w:lvl>
+    <w:lvl w:ilvl="4" w:tplc="38090003" w:tentative="1">
+      <w:start w:val="1"/>
+      <w:numFmt w:val="bullet"/>
+      <w:lvlText w:val="o"/>
+      <w:lvlJc w:val="left"/>
+      <w:pPr>
+        <w:ind w:left="3600" w:hanging="360"/>
+      </w:pPr>
+      <w:rPr>
+        <w:rFonts w:ascii="Courier New" w:hAnsi="Courier New" w:cs="Courier New" w:hint="default"/>
+      </w:rPr>
+    </w:lvl>
+    <w:lvl w:ilvl="5" w:tplc="38090005" w:tentative="1">
+      <w:start w:val="1"/>
+      <w:numFmt w:val="bullet"/>
+      <w:lvlText w:val=""/>
+      <w:lvlJc w:val="left"/>
+      <w:pPr>
+        <w:ind w:left="4320" w:hanging="360"/>
+      </w:pPr>
+      <w:rPr>
+        <w:rFonts w:ascii="Wingdings" w:hAnsi="Wingdings" w:hint="default"/>
+      </w:rPr>
+    </w:lvl>
+    <w:lvl w:ilvl="6" w:tplc="38090001" w:tentative="1">
+      <w:start w:val="1"/>
+      <w:numFmt w:val="bullet"/>
+      <w:lvlText w:val=""/>
+      <w:lvlJc w:val="left"/>
+      <w:pPr>
+        <w:ind w:left="5040" w:hanging="360"/>
+      </w:pPr>
+      <w:rPr>
+        <w:rFonts w:ascii="Symbol" w:hAnsi="Symbol" w:hint="default"/>
+      </w:rPr>
+    </w:lvl>
+    <w:lvl w:ilvl="7" w:tplc="38090003" w:tentative="1">
+      <w:start w:val="1"/>
+      <w:numFmt w:val="bullet"/>
+      <w:lvlText w:val="o"/>
+      <w:lvlJc w:val="left"/>
+      <w:pPr>
+        <w:ind w:left="5760" w:hanging="360"/>
+      </w:pPr>
+      <w:rPr>
+        <w:rFonts w:ascii="Courier New" w:hAnsi="Courier New" w:cs="Courier New" w:hint="default"/>
+      </w:rPr>
+    </w:lvl>
+    <w:lvl w:ilvl="8" w:tplc="38090005" w:tentative="1">
+      <w:start w:val="1"/>
+      <w:numFmt w:val="bullet"/>
+      <w:lvlText w:val=""/>
+      <w:lvlJc w:val="left"/>
+      <w:pPr>
+        <w:ind w:left="6480" w:hanging="360"/>
+      </w:pPr>
+      <w:rPr>
+        <w:rFonts w:ascii="Wingdings" w:hAnsi="Wingdings" w:hint="default"/>
+      </w:rPr>
+    </w:lvl>
+  </w:abstractNum>
+  <w:num w:numId="1" w16cid:durableId="1549873830">
+    <w:abstractNumId w:val="1"/>
+  </w:num>
+  <w:num w:numId="2" w16cid:durableId="604389224">
+    <w:abstractNumId w:val="0"/>
+  </w:num>
+  <w:num w:numId="3" w16cid:durableId="732504792">
+    <w:abstractNumId w:val="2"/>
+  </w:num>
+</w:numbering>
 </file>
 
 <file path=word/styles.xml><?xml version="1.0" encoding="utf-8"?>
@@ -1583,6 +4956,7 @@
   <w:style w:type="character" w:default="1" w:styleId="DefaultParagraphFont">
     <w:name w:val="Default Paragraph Font"/>
     <w:uiPriority w:val="1"/>
+    <w:semiHidden/>
     <w:unhideWhenUsed/>
   </w:style>
   <w:style w:type="table" w:default="1" w:styleId="TableNormal">
@@ -1926,6 +5300,112 @@
       <w:color w:val="666666"/>
     </w:rPr>
   </w:style>
+  <w:style w:type="table" w:styleId="TableGrid">
+    <w:name w:val="Table Grid"/>
+    <w:basedOn w:val="TableNormal"/>
+    <w:uiPriority w:val="39"/>
+    <w:rsid w:val="001506F9"/>
+    <w:pPr>
+      <w:spacing w:after="0" w:line="240" w:lineRule="auto"/>
+    </w:pPr>
+    <w:rPr>
+      <w:rFonts w:ascii="Times New Roman" w:eastAsia="Times New Roman" w:hAnsi="Times New Roman" w:cs="Times New Roman"/>
+      <w:kern w:val="0"/>
+      <w:sz w:val="20"/>
+      <w:szCs w:val="20"/>
+      <w:lang w:eastAsia="en-ID"/>
+      <w14:ligatures w14:val="none"/>
+    </w:rPr>
+    <w:tblPr>
+      <w:tblBorders>
+        <w:top w:val="single" w:sz="4" w:space="0" w:color="auto"/>
+        <w:left w:val="single" w:sz="4" w:space="0" w:color="auto"/>
+        <w:bottom w:val="single" w:sz="4" w:space="0" w:color="auto"/>
+        <w:right w:val="single" w:sz="4" w:space="0" w:color="auto"/>
+        <w:insideH w:val="single" w:sz="4" w:space="0" w:color="auto"/>
+        <w:insideV w:val="single" w:sz="4" w:space="0" w:color="auto"/>
+      </w:tblBorders>
+    </w:tblPr>
+  </w:style>
+  <w:style w:type="character" w:styleId="Hyperlink">
+    <w:name w:val="Hyperlink"/>
+    <w:basedOn w:val="DefaultParagraphFont"/>
+    <w:uiPriority w:val="99"/>
+    <w:unhideWhenUsed/>
+    <w:rsid w:val="001506F9"/>
+    <w:rPr>
+      <w:color w:val="0563C1" w:themeColor="hyperlink"/>
+      <w:u w:val="single"/>
+    </w:rPr>
+  </w:style>
+  <w:style w:type="character" w:styleId="FollowedHyperlink">
+    <w:name w:val="FollowedHyperlink"/>
+    <w:basedOn w:val="DefaultParagraphFont"/>
+    <w:uiPriority w:val="99"/>
+    <w:semiHidden/>
+    <w:unhideWhenUsed/>
+    <w:rsid w:val="001506F9"/>
+    <w:rPr>
+      <w:color w:val="954F72" w:themeColor="followedHyperlink"/>
+      <w:u w:val="single"/>
+    </w:rPr>
+  </w:style>
+  <w:style w:type="paragraph" w:styleId="Header">
+    <w:name w:val="header"/>
+    <w:basedOn w:val="Normal"/>
+    <w:link w:val="HeaderChar"/>
+    <w:uiPriority w:val="99"/>
+    <w:unhideWhenUsed/>
+    <w:rsid w:val="00750CDA"/>
+    <w:pPr>
+      <w:tabs>
+        <w:tab w:val="center" w:pos="4513"/>
+        <w:tab w:val="right" w:pos="9026"/>
+      </w:tabs>
+      <w:spacing w:after="0" w:line="240" w:lineRule="auto"/>
+    </w:pPr>
+  </w:style>
+  <w:style w:type="character" w:customStyle="1" w:styleId="HeaderChar">
+    <w:name w:val="Header Char"/>
+    <w:basedOn w:val="DefaultParagraphFont"/>
+    <w:link w:val="Header"/>
+    <w:uiPriority w:val="99"/>
+    <w:rsid w:val="00750CDA"/>
+    <w:rPr>
+      <w:rFonts w:ascii="Times New Roman" w:eastAsia="Times New Roman" w:hAnsi="Times New Roman" w:cs="Times New Roman"/>
+      <w:kern w:val="0"/>
+      <w:lang w:val="en-US" w:eastAsia="en-ID"/>
+      <w14:ligatures w14:val="none"/>
+    </w:rPr>
+  </w:style>
+  <w:style w:type="paragraph" w:styleId="Footer">
+    <w:name w:val="footer"/>
+    <w:basedOn w:val="Normal"/>
+    <w:link w:val="FooterChar"/>
+    <w:uiPriority w:val="99"/>
+    <w:unhideWhenUsed/>
+    <w:rsid w:val="00750CDA"/>
+    <w:pPr>
+      <w:tabs>
+        <w:tab w:val="center" w:pos="4513"/>
+        <w:tab w:val="right" w:pos="9026"/>
+      </w:tabs>
+      <w:spacing w:after="0" w:line="240" w:lineRule="auto"/>
+    </w:pPr>
+  </w:style>
+  <w:style w:type="character" w:customStyle="1" w:styleId="FooterChar">
+    <w:name w:val="Footer Char"/>
+    <w:basedOn w:val="DefaultParagraphFont"/>
+    <w:link w:val="Footer"/>
+    <w:uiPriority w:val="99"/>
+    <w:rsid w:val="00750CDA"/>
+    <w:rPr>
+      <w:rFonts w:ascii="Times New Roman" w:eastAsia="Times New Roman" w:hAnsi="Times New Roman" w:cs="Times New Roman"/>
+      <w:kern w:val="0"/>
+      <w:lang w:val="en-US" w:eastAsia="en-ID"/>
+      <w14:ligatures w14:val="none"/>
+    </w:rPr>
+  </w:style>
 </w:styles>
 </file>
 
@@ -1934,7 +5414,7 @@
   <w:docParts>
     <w:docPart>
       <w:docPartPr>
-        <w:name w:val="DefaultPlaceholder_-1854013440"/>
+        <w:name w:val="1C9002A605BC4E3AA6E503733C803103"/>
         <w:category>
           <w:name w:val="General"/>
           <w:gallery w:val="placeholder"/>
@@ -1945,10 +5425,13 @@
         <w:behaviors>
           <w:behavior w:val="content"/>
         </w:behaviors>
-        <w:guid w:val="{58A15672-D330-4CF0-A8A8-78BABECDA5EC}"/>
+        <w:guid w:val="{6AEDE9D0-B924-4195-9A36-A8139B7FEB78}"/>
       </w:docPartPr>
       <w:docPartBody>
         <w:p>
+          <w:pPr>
+            <w:pStyle w:val="1C9002A605BC4E3AA6E503733C803103"/>
+          </w:pPr>
           <w:r>
             <w:rPr>
               <w:rStyle w:val="PlaceholderText"/>
@@ -1964,6 +5447,34 @@
 
 <file path=word/glossary/fontTable.xml><?xml version="1.0" encoding="utf-8"?>
 <w:fonts xmlns:mc="http://schemas.openxmlformats.org/markup-compatibility/2006" xmlns:r="http://schemas.openxmlformats.org/officeDocument/2006/relationships" xmlns:w="http://schemas.openxmlformats.org/wordprocessingml/2006/main" xmlns:w14="http://schemas.microsoft.com/office/word/2010/wordml" xmlns:w15="http://schemas.microsoft.com/office/word/2012/wordml" xmlns:w16cex="http://schemas.microsoft.com/office/word/2018/wordml/cex" xmlns:w16cid="http://schemas.microsoft.com/office/word/2016/wordml/cid" xmlns:w16="http://schemas.microsoft.com/office/word/2018/wordml" xmlns:w16du="http://schemas.microsoft.com/office/word/2023/wordml/word16du" xmlns:w16sdtdh="http://schemas.microsoft.com/office/word/2020/wordml/sdtdatahash" xmlns:w16sdtfl="http://schemas.microsoft.com/office/word/2024/wordml/sdtformatlock" xmlns:w16se="http://schemas.microsoft.com/office/word/2015/wordml/symex" mc:Ignorable="w14 w15 w16se w16cid w16 w16cex w16sdtdh w16sdtfl w16du">
+  <w:font w:name="Times New Roman">
+    <w:panose1 w:val="02020603050405020304"/>
+    <w:charset w:val="00"/>
+    <w:family w:val="roman"/>
+    <w:pitch w:val="variable"/>
+    <w:sig w:usb0="E0002EFF" w:usb1="C000785B" w:usb2="00000009" w:usb3="00000000" w:csb0="000001FF" w:csb1="00000000"/>
+  </w:font>
+  <w:font w:name="Symbol">
+    <w:panose1 w:val="05050102010706020507"/>
+    <w:charset w:val="02"/>
+    <w:family w:val="roman"/>
+    <w:pitch w:val="variable"/>
+    <w:sig w:usb0="00000000" w:usb1="10000000" w:usb2="00000000" w:usb3="00000000" w:csb0="80000000" w:csb1="00000000"/>
+  </w:font>
+  <w:font w:name="Courier New">
+    <w:panose1 w:val="02070309020205020404"/>
+    <w:charset w:val="00"/>
+    <w:family w:val="modern"/>
+    <w:pitch w:val="fixed"/>
+    <w:sig w:usb0="E0002EFF" w:usb1="C0007843" w:usb2="00000009" w:usb3="00000000" w:csb0="000001FF" w:csb1="00000000"/>
+  </w:font>
+  <w:font w:name="Wingdings">
+    <w:panose1 w:val="05000000000000000000"/>
+    <w:charset w:val="02"/>
+    <w:family w:val="auto"/>
+    <w:pitch w:val="variable"/>
+    <w:sig w:usb0="00000000" w:usb1="10000000" w:usb2="00000000" w:usb3="00000000" w:csb0="80000000" w:csb1="00000000"/>
+  </w:font>
   <w:font w:name="Calibri">
     <w:panose1 w:val="020F0502020204030204"/>
     <w:charset w:val="00"/>
@@ -1971,19 +5482,26 @@
     <w:pitch w:val="variable"/>
     <w:sig w:usb0="E4002EFF" w:usb1="C200247B" w:usb2="00000009" w:usb3="00000000" w:csb0="000001FF" w:csb1="00000000"/>
   </w:font>
-  <w:font w:name="Times New Roman">
-    <w:panose1 w:val="02020603050405020304"/>
-    <w:charset w:val="00"/>
-    <w:family w:val="roman"/>
-    <w:pitch w:val="variable"/>
-    <w:sig w:usb0="E0002EFF" w:usb1="C000785B" w:usb2="00000009" w:usb3="00000000" w:csb0="000001FF" w:csb1="00000000"/>
-  </w:font>
   <w:font w:name="Calibri Light">
     <w:panose1 w:val="020F0302020204030204"/>
     <w:charset w:val="00"/>
     <w:family w:val="swiss"/>
     <w:pitch w:val="variable"/>
     <w:sig w:usb0="E4002EFF" w:usb1="C200247B" w:usb2="00000009" w:usb3="00000000" w:csb0="000001FF" w:csb1="00000000"/>
+  </w:font>
+  <w:font w:name="Cambria Math">
+    <w:panose1 w:val="02040503050406030204"/>
+    <w:charset w:val="00"/>
+    <w:family w:val="roman"/>
+    <w:pitch w:val="variable"/>
+    <w:sig w:usb0="E00006FF" w:usb1="420024FF" w:usb2="02000000" w:usb3="00000000" w:csb0="0000019F" w:csb1="00000000"/>
+  </w:font>
+  <w:font w:name="Segoe UI Symbol">
+    <w:panose1 w:val="020B0502040204020203"/>
+    <w:charset w:val="00"/>
+    <w:family w:val="swiss"/>
+    <w:pitch w:val="variable"/>
+    <w:sig w:usb0="800001E3" w:usb1="1200FFEF" w:usb2="00040000" w:usb3="00000000" w:csb0="00000001" w:csb1="00000000"/>
   </w:font>
 </w:fonts>
 </file>
@@ -2004,9 +5522,15 @@
   </w:compat>
   <w:rsids>
     <w:rsidRoot w:val="009F548A"/>
+    <w:rsid w:val="0000654D"/>
+    <w:rsid w:val="00486E6B"/>
+    <w:rsid w:val="00570632"/>
     <w:rsid w:val="005A640A"/>
+    <w:rsid w:val="00745844"/>
     <w:rsid w:val="00866DCB"/>
     <w:rsid w:val="009F548A"/>
+    <w:rsid w:val="00A67BFE"/>
+    <w:rsid w:val="00C227AE"/>
   </w:rsids>
   <m:mathPr>
     <m:mathFont m:val="Cambria Math"/>
@@ -2462,22 +5986,26 @@
     <w:basedOn w:val="DefaultParagraphFont"/>
     <w:uiPriority w:val="99"/>
     <w:semiHidden/>
-    <w:rsid w:val="009F548A"/>
+    <w:rsid w:val="00A67BFE"/>
     <w:rPr>
       <w:color w:val="666666"/>
     </w:rPr>
   </w:style>
-  <w:style w:type="paragraph" w:customStyle="1" w:styleId="1D28466F30D64921A6AA4DBCE1DB4983">
-    <w:name w:val="1D28466F30D64921A6AA4DBCE1DB4983"/>
-    <w:rsid w:val="009F548A"/>
+  <w:style w:type="paragraph" w:customStyle="1" w:styleId="BCFB74D2BE5F4E89A8DD423BCA283AF2">
+    <w:name w:val="BCFB74D2BE5F4E89A8DD423BCA283AF2"/>
+    <w:rsid w:val="00570632"/>
   </w:style>
-  <w:style w:type="paragraph" w:customStyle="1" w:styleId="AE051F2AF7714527BA00106719EB11D0">
-    <w:name w:val="AE051F2AF7714527BA00106719EB11D0"/>
-    <w:rsid w:val="009F548A"/>
+  <w:style w:type="paragraph" w:customStyle="1" w:styleId="884289230F504DB490ED2BA3C4950464">
+    <w:name w:val="884289230F504DB490ED2BA3C4950464"/>
+    <w:rsid w:val="00570632"/>
   </w:style>
-  <w:style w:type="paragraph" w:customStyle="1" w:styleId="A415E7535B2940B99072AEA0A0DE60D0">
-    <w:name w:val="A415E7535B2940B99072AEA0A0DE60D0"/>
-    <w:rsid w:val="009F548A"/>
+  <w:style w:type="paragraph" w:customStyle="1" w:styleId="1895946BCAE14EA28814C8DADCBF5839">
+    <w:name w:val="1895946BCAE14EA28814C8DADCBF5839"/>
+    <w:rsid w:val="00A67BFE"/>
+  </w:style>
+  <w:style w:type="paragraph" w:customStyle="1" w:styleId="1C9002A605BC4E3AA6E503733C803103">
+    <w:name w:val="1C9002A605BC4E3AA6E503733C803103"/>
+    <w:rsid w:val="00A67BFE"/>
   </w:style>
 </w:styles>
 </file>
